--- a/doc/CS673_MeetingMinutes_team2.docx
+++ b/doc/CS673_MeetingMinutes_team2.docx
@@ -174,19 +174,9 @@
     </w:p>
     <w:p>
       <w:pPr>
-        <w:keepNext w:val="0"/>
-        <w:keepLines w:val="0"/>
-        <w:pageBreakBefore w:val="0"/>
-        <w:widowControl w:val="0"/>
-        <w:pBdr>
-          <w:top w:space="0" w:sz="0" w:val="nil"/>
-          <w:left w:space="0" w:sz="0" w:val="nil"/>
-          <w:bottom w:space="0" w:sz="0" w:val="nil"/>
-          <w:right w:space="0" w:sz="0" w:val="nil"/>
-          <w:between w:space="0" w:sz="0" w:val="nil"/>
-        </w:pBdr>
-        <w:shd w:fill="auto" w:val="clear"/>
-        <w:rPr>
+        <w:jc w:val="center"/>
+        <w:rPr>
+          <w:b w:val="1"/>
           <w:sz w:val="24"/>
           <w:szCs w:val="24"/>
           <w:u w:val="single"/>
@@ -194,28 +184,900 @@
       </w:pPr>
       <w:r>
         <w:rPr>
+          <w:b w:val="1"/>
           <w:sz w:val="24"/>
           <w:szCs w:val="24"/>
           <w:u w:val="single"/>
           <w:rtl w:val="0"/>
         </w:rPr>
-        <w:t xml:space="preserve">All meeting minutes are kept in this single document. The latest meeting minutes should be at the beginning of the document. For example, meeting 3 minutes is placed before meeting 2 in the document. The team leader should prepare a basic agenda for the meeting and team members should rotate to be the minutes taker. Each group should have at least one meeting per week, and you may have multiple meetings if needed. </w:t>
-      </w:r>
-    </w:p>
-    <w:p>
-      <w:pPr>
-        <w:keepNext w:val="0"/>
-        <w:keepLines w:val="0"/>
-        <w:pageBreakBefore w:val="0"/>
-        <w:widowControl w:val="0"/>
-        <w:pBdr>
-          <w:top w:space="0" w:sz="0" w:val="nil"/>
-          <w:left w:space="0" w:sz="0" w:val="nil"/>
-          <w:bottom w:space="0" w:sz="0" w:val="nil"/>
-          <w:right w:space="0" w:sz="0" w:val="nil"/>
-          <w:between w:space="0" w:sz="0" w:val="nil"/>
-        </w:pBdr>
-        <w:shd w:fill="auto" w:val="clear"/>
+        <w:t xml:space="preserve">Meeting 4</w:t>
+      </w:r>
+    </w:p>
+    <w:p>
+      <w:pPr>
+        <w:rPr>
+          <w:sz w:val="24"/>
+          <w:szCs w:val="24"/>
+        </w:rPr>
+      </w:pPr>
+      <w:r>
+        <w:rPr>
+          <w:b w:val="1"/>
+          <w:sz w:val="24"/>
+          <w:szCs w:val="24"/>
+          <w:rtl w:val="0"/>
+        </w:rPr>
+        <w:t xml:space="preserve">Date and Time:</w:t>
+      </w:r>
+      <w:r>
+        <w:rPr>
+          <w:sz w:val="24"/>
+          <w:szCs w:val="24"/>
+          <w:rtl w:val="0"/>
+        </w:rPr>
+        <w:t xml:space="preserve">  5/26/2025 6:30-7:00 pm</w:t>
+      </w:r>
+    </w:p>
+    <w:p>
+      <w:pPr>
+        <w:rPr>
+          <w:sz w:val="24"/>
+          <w:szCs w:val="24"/>
+        </w:rPr>
+      </w:pPr>
+      <w:r>
+        <w:rPr>
+          <w:b w:val="1"/>
+          <w:sz w:val="24"/>
+          <w:szCs w:val="24"/>
+          <w:rtl w:val="0"/>
+        </w:rPr>
+        <w:t xml:space="preserve">Place</w:t>
+      </w:r>
+      <w:r>
+        <w:rPr>
+          <w:sz w:val="24"/>
+          <w:szCs w:val="24"/>
+          <w:rtl w:val="0"/>
+        </w:rPr>
+        <w:t xml:space="preserve">: Discord voice call</w:t>
+      </w:r>
+    </w:p>
+    <w:p>
+      <w:pPr>
+        <w:rPr>
+          <w:sz w:val="24"/>
+          <w:szCs w:val="24"/>
+        </w:rPr>
+      </w:pPr>
+      <w:r>
+        <w:rPr>
+          <w:b w:val="1"/>
+          <w:sz w:val="24"/>
+          <w:szCs w:val="24"/>
+          <w:rtl w:val="0"/>
+        </w:rPr>
+        <w:t xml:space="preserve">Participants:</w:t>
+      </w:r>
+      <w:r>
+        <w:rPr>
+          <w:sz w:val="24"/>
+          <w:szCs w:val="24"/>
+          <w:rtl w:val="0"/>
+        </w:rPr>
+        <w:t xml:space="preserve"> Grant Hovey, Tetiana Korchynska, Xuelin Min, Iqra Chaudhary, Thomas Iliev</w:t>
+      </w:r>
+    </w:p>
+    <w:p>
+      <w:pPr>
+        <w:rPr>
+          <w:sz w:val="24"/>
+          <w:szCs w:val="24"/>
+        </w:rPr>
+      </w:pPr>
+      <w:r>
+        <w:rPr>
+          <w:b w:val="1"/>
+          <w:sz w:val="24"/>
+          <w:szCs w:val="24"/>
+          <w:rtl w:val="0"/>
+        </w:rPr>
+        <w:t xml:space="preserve">Minutes taker: </w:t>
+      </w:r>
+      <w:r>
+        <w:rPr>
+          <w:sz w:val="24"/>
+          <w:szCs w:val="24"/>
+          <w:rtl w:val="0"/>
+        </w:rPr>
+        <w:t xml:space="preserve">Grant Hovey</w:t>
+      </w:r>
+    </w:p>
+    <w:p>
+      <w:pPr>
+        <w:rPr>
+          <w:sz w:val="24"/>
+          <w:szCs w:val="24"/>
+        </w:rPr>
+      </w:pPr>
+      <w:r>
+        <w:rPr>
+          <w:b w:val="1"/>
+          <w:sz w:val="24"/>
+          <w:szCs w:val="24"/>
+          <w:rtl w:val="0"/>
+        </w:rPr>
+        <w:t xml:space="preserve">Timekeeper: </w:t>
+      </w:r>
+      <w:r>
+        <w:rPr>
+          <w:sz w:val="24"/>
+          <w:szCs w:val="24"/>
+          <w:rtl w:val="0"/>
+        </w:rPr>
+        <w:t xml:space="preserve">Grant Hovey</w:t>
+      </w:r>
+    </w:p>
+    <w:p>
+      <w:pPr>
+        <w:rPr>
+          <w:sz w:val="24"/>
+          <w:szCs w:val="24"/>
+        </w:rPr>
+      </w:pPr>
+      <w:r>
+        <w:rPr>
+          <w:b w:val="1"/>
+          <w:sz w:val="24"/>
+          <w:szCs w:val="24"/>
+          <w:rtl w:val="0"/>
+        </w:rPr>
+        <w:t xml:space="preserve">Purpose: </w:t>
+      </w:r>
+      <w:r>
+        <w:rPr>
+          <w:sz w:val="24"/>
+          <w:szCs w:val="24"/>
+          <w:rtl w:val="0"/>
+        </w:rPr>
+        <w:t xml:space="preserve">Wrap up iteration 1, discuss iteration 2</w:t>
+      </w:r>
+    </w:p>
+    <w:p>
+      <w:pPr>
+        <w:rPr>
+          <w:b w:val="1"/>
+          <w:sz w:val="24"/>
+          <w:szCs w:val="24"/>
+        </w:rPr>
+      </w:pPr>
+      <w:r>
+        <w:rPr>
+          <w:rtl w:val="0"/>
+        </w:rPr>
+      </w:r>
+    </w:p>
+    <w:p>
+      <w:pPr>
+        <w:rPr>
+          <w:b w:val="1"/>
+          <w:sz w:val="24"/>
+          <w:szCs w:val="24"/>
+        </w:rPr>
+      </w:pPr>
+      <w:r>
+        <w:rPr>
+          <w:b w:val="1"/>
+          <w:sz w:val="24"/>
+          <w:szCs w:val="24"/>
+          <w:rtl w:val="0"/>
+        </w:rPr>
+        <w:t xml:space="preserve">Agenda: </w:t>
+      </w:r>
+    </w:p>
+    <w:p>
+      <w:pPr>
+        <w:numPr>
+          <w:ilvl w:val="0"/>
+          <w:numId w:val="9"/>
+        </w:numPr>
+        <w:ind w:left="720" w:hanging="360"/>
+        <w:rPr>
+          <w:sz w:val="24"/>
+          <w:szCs w:val="24"/>
+        </w:rPr>
+      </w:pPr>
+      <w:r>
+        <w:rPr>
+          <w:sz w:val="24"/>
+          <w:szCs w:val="24"/>
+          <w:rtl w:val="0"/>
+        </w:rPr>
+        <w:t xml:space="preserve">Status update</w:t>
+      </w:r>
+    </w:p>
+    <w:p>
+      <w:pPr>
+        <w:numPr>
+          <w:ilvl w:val="0"/>
+          <w:numId w:val="9"/>
+        </w:numPr>
+        <w:ind w:left="720" w:hanging="360"/>
+        <w:rPr>
+          <w:sz w:val="24"/>
+          <w:szCs w:val="24"/>
+          <w:u w:val="none"/>
+        </w:rPr>
+      </w:pPr>
+      <w:r>
+        <w:rPr>
+          <w:sz w:val="24"/>
+          <w:szCs w:val="24"/>
+          <w:rtl w:val="0"/>
+        </w:rPr>
+        <w:t xml:space="preserve">Ensure at least one feature is complete and fully working</w:t>
+      </w:r>
+    </w:p>
+    <w:p>
+      <w:pPr>
+        <w:numPr>
+          <w:ilvl w:val="0"/>
+          <w:numId w:val="9"/>
+        </w:numPr>
+        <w:ind w:left="720" w:hanging="360"/>
+        <w:rPr>
+          <w:sz w:val="24"/>
+          <w:szCs w:val="24"/>
+          <w:u w:val="none"/>
+        </w:rPr>
+      </w:pPr>
+      <w:r>
+        <w:rPr>
+          <w:sz w:val="24"/>
+          <w:szCs w:val="24"/>
+          <w:rtl w:val="0"/>
+        </w:rPr>
+        <w:t xml:space="preserve">Final checklist review for current iteration submission</w:t>
+      </w:r>
+    </w:p>
+    <w:p>
+      <w:pPr>
+        <w:numPr>
+          <w:ilvl w:val="0"/>
+          <w:numId w:val="9"/>
+        </w:numPr>
+        <w:ind w:left="720" w:hanging="360"/>
+        <w:rPr>
+          <w:sz w:val="24"/>
+          <w:szCs w:val="24"/>
+          <w:u w:val="none"/>
+        </w:rPr>
+      </w:pPr>
+      <w:r>
+        <w:rPr>
+          <w:sz w:val="24"/>
+          <w:szCs w:val="24"/>
+          <w:rtl w:val="0"/>
+        </w:rPr>
+        <w:t xml:space="preserve">Who will do presentation</w:t>
+      </w:r>
+    </w:p>
+    <w:p>
+      <w:pPr>
+        <w:numPr>
+          <w:ilvl w:val="0"/>
+          <w:numId w:val="9"/>
+        </w:numPr>
+        <w:ind w:left="720" w:hanging="360"/>
+        <w:rPr>
+          <w:sz w:val="24"/>
+          <w:szCs w:val="24"/>
+          <w:u w:val="none"/>
+        </w:rPr>
+      </w:pPr>
+      <w:r>
+        <w:rPr>
+          <w:sz w:val="24"/>
+          <w:szCs w:val="24"/>
+          <w:rtl w:val="0"/>
+        </w:rPr>
+        <w:t xml:space="preserve">Fill out your progress report</w:t>
+      </w:r>
+    </w:p>
+    <w:p>
+      <w:pPr>
+        <w:numPr>
+          <w:ilvl w:val="0"/>
+          <w:numId w:val="9"/>
+        </w:numPr>
+        <w:ind w:left="720" w:hanging="360"/>
+        <w:rPr>
+          <w:sz w:val="24"/>
+          <w:szCs w:val="24"/>
+          <w:u w:val="none"/>
+        </w:rPr>
+      </w:pPr>
+      <w:r>
+        <w:rPr>
+          <w:sz w:val="24"/>
+          <w:szCs w:val="24"/>
+          <w:rtl w:val="0"/>
+        </w:rPr>
+        <w:t xml:space="preserve">Iteration 2:</w:t>
+      </w:r>
+    </w:p>
+    <w:p>
+      <w:pPr>
+        <w:numPr>
+          <w:ilvl w:val="1"/>
+          <w:numId w:val="9"/>
+        </w:numPr>
+        <w:ind w:left="1440" w:hanging="360"/>
+        <w:rPr>
+          <w:sz w:val="24"/>
+          <w:szCs w:val="24"/>
+          <w:u w:val="none"/>
+        </w:rPr>
+      </w:pPr>
+      <w:r>
+        <w:rPr>
+          <w:sz w:val="24"/>
+          <w:szCs w:val="24"/>
+          <w:rtl w:val="0"/>
+        </w:rPr>
+        <w:t xml:space="preserve">Any technical debts we need to pay before starting new tasks?</w:t>
+      </w:r>
+    </w:p>
+    <w:p>
+      <w:pPr>
+        <w:numPr>
+          <w:ilvl w:val="1"/>
+          <w:numId w:val="9"/>
+        </w:numPr>
+        <w:ind w:left="1440" w:hanging="360"/>
+        <w:rPr>
+          <w:sz w:val="24"/>
+          <w:szCs w:val="24"/>
+          <w:u w:val="none"/>
+        </w:rPr>
+      </w:pPr>
+      <w:r>
+        <w:rPr>
+          <w:sz w:val="24"/>
+          <w:szCs w:val="24"/>
+          <w:rtl w:val="0"/>
+        </w:rPr>
+        <w:t xml:space="preserve">Discuss and take on responsibilities - which essential features are left?</w:t>
+      </w:r>
+    </w:p>
+    <w:p>
+      <w:pPr>
+        <w:numPr>
+          <w:ilvl w:val="0"/>
+          <w:numId w:val="9"/>
+        </w:numPr>
+        <w:ind w:left="720" w:hanging="360"/>
+        <w:rPr>
+          <w:sz w:val="24"/>
+          <w:szCs w:val="24"/>
+          <w:u w:val="none"/>
+        </w:rPr>
+      </w:pPr>
+      <w:r>
+        <w:rPr>
+          <w:sz w:val="24"/>
+          <w:szCs w:val="24"/>
+          <w:rtl w:val="0"/>
+        </w:rPr>
+        <w:t xml:space="preserve">REMINDER: communicate and catch up on whatever you’ve missed</w:t>
+      </w:r>
+    </w:p>
+    <w:p>
+      <w:pPr>
+        <w:numPr>
+          <w:ilvl w:val="0"/>
+          <w:numId w:val="9"/>
+        </w:numPr>
+        <w:ind w:left="720" w:hanging="360"/>
+        <w:rPr>
+          <w:sz w:val="24"/>
+          <w:szCs w:val="24"/>
+          <w:u w:val="none"/>
+        </w:rPr>
+      </w:pPr>
+      <w:r>
+        <w:rPr>
+          <w:sz w:val="24"/>
+          <w:szCs w:val="24"/>
+          <w:rtl w:val="0"/>
+        </w:rPr>
+        <w:t xml:space="preserve">REMINDER: pay attention to the Kanban issues. If someone assigned themselves to the task, it means they’ve already taken it on.</w:t>
+      </w:r>
+    </w:p>
+    <w:p>
+      <w:pPr>
+        <w:ind w:left="720" w:firstLine="0"/>
+        <w:rPr>
+          <w:sz w:val="24"/>
+          <w:szCs w:val="24"/>
+        </w:rPr>
+      </w:pPr>
+      <w:r>
+        <w:rPr>
+          <w:rtl w:val="0"/>
+        </w:rPr>
+      </w:r>
+    </w:p>
+    <w:p>
+      <w:pPr>
+        <w:rPr>
+          <w:b w:val="1"/>
+          <w:sz w:val="24"/>
+          <w:szCs w:val="24"/>
+        </w:rPr>
+      </w:pPr>
+      <w:r>
+        <w:rPr>
+          <w:rtl w:val="0"/>
+        </w:rPr>
+      </w:r>
+    </w:p>
+    <w:p>
+      <w:pPr>
+        <w:rPr>
+          <w:b w:val="1"/>
+          <w:sz w:val="24"/>
+          <w:szCs w:val="24"/>
+        </w:rPr>
+      </w:pPr>
+      <w:r>
+        <w:rPr>
+          <w:b w:val="1"/>
+          <w:sz w:val="24"/>
+          <w:szCs w:val="24"/>
+          <w:rtl w:val="0"/>
+        </w:rPr>
+        <w:t xml:space="preserve">Discussions: </w:t>
+      </w:r>
+    </w:p>
+    <w:p>
+      <w:pPr>
+        <w:numPr>
+          <w:ilvl w:val="0"/>
+          <w:numId w:val="12"/>
+        </w:numPr>
+        <w:ind w:left="720" w:hanging="360"/>
+        <w:rPr>
+          <w:sz w:val="24"/>
+          <w:szCs w:val="24"/>
+          <w:u w:val="none"/>
+        </w:rPr>
+      </w:pPr>
+      <w:r>
+        <w:rPr>
+          <w:sz w:val="24"/>
+          <w:szCs w:val="24"/>
+          <w:rtl w:val="0"/>
+        </w:rPr>
+        <w:t xml:space="preserve">Need SDD filled out sections for business logic and design patterns </w:t>
+      </w:r>
+    </w:p>
+    <w:p>
+      <w:pPr>
+        <w:numPr>
+          <w:ilvl w:val="0"/>
+          <w:numId w:val="12"/>
+        </w:numPr>
+        <w:ind w:left="720" w:hanging="360"/>
+        <w:rPr>
+          <w:sz w:val="24"/>
+          <w:szCs w:val="24"/>
+          <w:u w:val="none"/>
+        </w:rPr>
+      </w:pPr>
+      <w:r>
+        <w:rPr>
+          <w:sz w:val="24"/>
+          <w:szCs w:val="24"/>
+          <w:rtl w:val="0"/>
+        </w:rPr>
+        <w:t xml:space="preserve">Tetiana &amp; Grant will be doing the presentation this week </w:t>
+      </w:r>
+    </w:p>
+    <w:p>
+      <w:pPr>
+        <w:numPr>
+          <w:ilvl w:val="0"/>
+          <w:numId w:val="12"/>
+        </w:numPr>
+        <w:ind w:left="720" w:hanging="360"/>
+        <w:rPr>
+          <w:sz w:val="24"/>
+          <w:szCs w:val="24"/>
+          <w:u w:val="none"/>
+        </w:rPr>
+      </w:pPr>
+      <w:r>
+        <w:rPr>
+          <w:sz w:val="24"/>
+          <w:szCs w:val="24"/>
+          <w:rtl w:val="0"/>
+        </w:rPr>
+        <w:t xml:space="preserve">Front end working need help from Zach to get the backend running</w:t>
+      </w:r>
+    </w:p>
+    <w:p>
+      <w:pPr>
+        <w:numPr>
+          <w:ilvl w:val="0"/>
+          <w:numId w:val="12"/>
+        </w:numPr>
+        <w:ind w:left="720" w:hanging="360"/>
+        <w:rPr>
+          <w:sz w:val="24"/>
+          <w:szCs w:val="24"/>
+          <w:u w:val="none"/>
+        </w:rPr>
+      </w:pPr>
+      <w:r>
+        <w:rPr>
+          <w:sz w:val="24"/>
+          <w:szCs w:val="24"/>
+          <w:rtl w:val="0"/>
+        </w:rPr>
+        <w:t xml:space="preserve">Story Customization page needs to be fixed up</w:t>
+      </w:r>
+    </w:p>
+    <w:p>
+      <w:pPr>
+        <w:numPr>
+          <w:ilvl w:val="0"/>
+          <w:numId w:val="12"/>
+        </w:numPr>
+        <w:ind w:left="720" w:hanging="360"/>
+        <w:rPr>
+          <w:sz w:val="24"/>
+          <w:szCs w:val="24"/>
+          <w:u w:val="none"/>
+        </w:rPr>
+      </w:pPr>
+      <w:r>
+        <w:rPr>
+          <w:sz w:val="24"/>
+          <w:szCs w:val="24"/>
+          <w:rtl w:val="0"/>
+        </w:rPr>
+        <w:t xml:space="preserve">Story generation UI has already been started</w:t>
+      </w:r>
+    </w:p>
+    <w:p>
+      <w:pPr>
+        <w:numPr>
+          <w:ilvl w:val="0"/>
+          <w:numId w:val="12"/>
+        </w:numPr>
+        <w:ind w:left="720" w:hanging="360"/>
+        <w:rPr>
+          <w:sz w:val="24"/>
+          <w:szCs w:val="24"/>
+          <w:u w:val="none"/>
+        </w:rPr>
+      </w:pPr>
+      <w:r>
+        <w:rPr>
+          <w:sz w:val="24"/>
+          <w:szCs w:val="24"/>
+          <w:rtl w:val="0"/>
+        </w:rPr>
+        <w:t xml:space="preserve">Clarified that click “Generate a story” on main page will redirect users to sign in page if not already done</w:t>
+      </w:r>
+    </w:p>
+    <w:p>
+      <w:pPr>
+        <w:numPr>
+          <w:ilvl w:val="0"/>
+          <w:numId w:val="12"/>
+        </w:numPr>
+        <w:ind w:left="720" w:hanging="360"/>
+        <w:rPr>
+          <w:sz w:val="24"/>
+          <w:szCs w:val="24"/>
+          <w:u w:val="none"/>
+        </w:rPr>
+      </w:pPr>
+      <w:r>
+        <w:rPr>
+          <w:sz w:val="24"/>
+          <w:szCs w:val="24"/>
+          <w:rtl w:val="0"/>
+        </w:rPr>
+        <w:t xml:space="preserve">Iteration 2 will start with fixing known issues before adding next features</w:t>
+      </w:r>
+    </w:p>
+    <w:p>
+      <w:pPr>
+        <w:rPr>
+          <w:b w:val="1"/>
+          <w:sz w:val="24"/>
+          <w:szCs w:val="24"/>
+        </w:rPr>
+      </w:pPr>
+      <w:r>
+        <w:rPr>
+          <w:rtl w:val="0"/>
+        </w:rPr>
+      </w:r>
+    </w:p>
+    <w:p>
+      <w:pPr>
+        <w:rPr>
+          <w:b w:val="1"/>
+          <w:sz w:val="24"/>
+          <w:szCs w:val="24"/>
+        </w:rPr>
+      </w:pPr>
+      <w:r>
+        <w:rPr>
+          <w:b w:val="1"/>
+          <w:sz w:val="24"/>
+          <w:szCs w:val="24"/>
+          <w:rtl w:val="0"/>
+        </w:rPr>
+        <w:t xml:space="preserve">Key Decisions:</w:t>
+      </w:r>
+    </w:p>
+    <w:p>
+      <w:pPr>
+        <w:numPr>
+          <w:ilvl w:val="0"/>
+          <w:numId w:val="3"/>
+        </w:numPr>
+        <w:ind w:left="720" w:hanging="360"/>
+        <w:rPr>
+          <w:sz w:val="24"/>
+          <w:szCs w:val="24"/>
+        </w:rPr>
+      </w:pPr>
+      <w:r>
+        <w:rPr>
+          <w:sz w:val="24"/>
+          <w:szCs w:val="24"/>
+          <w:rtl w:val="0"/>
+        </w:rPr>
+        <w:t xml:space="preserve">Decided Tetiana and Grant will present iteration 1</w:t>
+      </w:r>
+    </w:p>
+    <w:p>
+      <w:pPr>
+        <w:numPr>
+          <w:ilvl w:val="0"/>
+          <w:numId w:val="3"/>
+        </w:numPr>
+        <w:ind w:left="720" w:hanging="360"/>
+        <w:rPr>
+          <w:sz w:val="24"/>
+          <w:szCs w:val="24"/>
+          <w:u w:val="none"/>
+        </w:rPr>
+      </w:pPr>
+      <w:r>
+        <w:rPr>
+          <w:sz w:val="24"/>
+          <w:szCs w:val="24"/>
+          <w:rtl w:val="0"/>
+        </w:rPr>
+        <w:t xml:space="preserve">Iqra will fill out Design Pattern &amp; Business logic section in SDD</w:t>
+      </w:r>
+    </w:p>
+    <w:p>
+      <w:pPr>
+        <w:numPr>
+          <w:ilvl w:val="0"/>
+          <w:numId w:val="3"/>
+        </w:numPr>
+        <w:ind w:left="720" w:hanging="360"/>
+        <w:rPr>
+          <w:sz w:val="24"/>
+          <w:szCs w:val="24"/>
+          <w:u w:val="none"/>
+        </w:rPr>
+      </w:pPr>
+      <w:r>
+        <w:rPr>
+          <w:sz w:val="24"/>
+          <w:szCs w:val="24"/>
+          <w:rtl w:val="0"/>
+        </w:rPr>
+        <w:t xml:space="preserve">Grant will work on fixing deployment issue</w:t>
+      </w:r>
+    </w:p>
+    <w:p>
+      <w:pPr>
+        <w:rPr>
+          <w:b w:val="1"/>
+          <w:sz w:val="24"/>
+          <w:szCs w:val="24"/>
+        </w:rPr>
+      </w:pPr>
+      <w:r>
+        <w:rPr>
+          <w:b w:val="1"/>
+          <w:sz w:val="24"/>
+          <w:szCs w:val="24"/>
+          <w:rtl w:val="0"/>
+        </w:rPr>
+        <w:t xml:space="preserve">Action Items: </w:t>
+      </w:r>
+    </w:p>
+    <w:p>
+      <w:pPr>
+        <w:numPr>
+          <w:ilvl w:val="0"/>
+          <w:numId w:val="5"/>
+        </w:numPr>
+        <w:ind w:left="720" w:hanging="360"/>
+        <w:rPr>
+          <w:sz w:val="24"/>
+          <w:szCs w:val="24"/>
+        </w:rPr>
+      </w:pPr>
+      <w:r>
+        <w:rPr>
+          <w:sz w:val="24"/>
+          <w:szCs w:val="24"/>
+          <w:rtl w:val="0"/>
+        </w:rPr>
+        <w:t xml:space="preserve">Finish SDD - Iqra: </w:t>
+      </w:r>
+    </w:p>
+    <w:p>
+      <w:pPr>
+        <w:numPr>
+          <w:ilvl w:val="1"/>
+          <w:numId w:val="5"/>
+        </w:numPr>
+        <w:ind w:left="1440" w:hanging="360"/>
+        <w:rPr>
+          <w:sz w:val="24"/>
+          <w:szCs w:val="24"/>
+          <w:u w:val="none"/>
+        </w:rPr>
+      </w:pPr>
+      <w:r>
+        <w:rPr>
+          <w:sz w:val="24"/>
+          <w:szCs w:val="24"/>
+          <w:rtl w:val="0"/>
+        </w:rPr>
+        <w:t xml:space="preserve">Design pattern</w:t>
+      </w:r>
+    </w:p>
+    <w:p>
+      <w:pPr>
+        <w:numPr>
+          <w:ilvl w:val="1"/>
+          <w:numId w:val="5"/>
+        </w:numPr>
+        <w:ind w:left="1440" w:hanging="360"/>
+        <w:rPr>
+          <w:sz w:val="24"/>
+          <w:szCs w:val="24"/>
+          <w:u w:val="none"/>
+        </w:rPr>
+      </w:pPr>
+      <w:r>
+        <w:rPr>
+          <w:sz w:val="24"/>
+          <w:szCs w:val="24"/>
+          <w:rtl w:val="0"/>
+        </w:rPr>
+        <w:t xml:space="preserve">Business logic</w:t>
+      </w:r>
+    </w:p>
+    <w:p>
+      <w:pPr>
+        <w:numPr>
+          <w:ilvl w:val="0"/>
+          <w:numId w:val="5"/>
+        </w:numPr>
+        <w:ind w:left="720" w:hanging="360"/>
+        <w:rPr>
+          <w:sz w:val="24"/>
+          <w:szCs w:val="24"/>
+          <w:u w:val="none"/>
+        </w:rPr>
+      </w:pPr>
+      <w:r>
+        <w:rPr>
+          <w:sz w:val="24"/>
+          <w:szCs w:val="24"/>
+          <w:rtl w:val="0"/>
+        </w:rPr>
+        <w:t xml:space="preserve">Record demo - Grant</w:t>
+      </w:r>
+    </w:p>
+    <w:p>
+      <w:pPr>
+        <w:numPr>
+          <w:ilvl w:val="0"/>
+          <w:numId w:val="5"/>
+        </w:numPr>
+        <w:ind w:left="720" w:hanging="360"/>
+        <w:rPr>
+          <w:sz w:val="24"/>
+          <w:szCs w:val="24"/>
+          <w:u w:val="none"/>
+        </w:rPr>
+      </w:pPr>
+      <w:r>
+        <w:rPr>
+          <w:sz w:val="24"/>
+          <w:szCs w:val="24"/>
+          <w:rtl w:val="0"/>
+        </w:rPr>
+        <w:t xml:space="preserve">Record presentation - Tetiana</w:t>
+      </w:r>
+    </w:p>
+    <w:p>
+      <w:pPr>
+        <w:numPr>
+          <w:ilvl w:val="0"/>
+          <w:numId w:val="5"/>
+        </w:numPr>
+        <w:ind w:left="720" w:hanging="360"/>
+        <w:rPr>
+          <w:sz w:val="24"/>
+          <w:szCs w:val="24"/>
+          <w:u w:val="none"/>
+        </w:rPr>
+      </w:pPr>
+      <w:r>
+        <w:rPr>
+          <w:sz w:val="24"/>
+          <w:szCs w:val="24"/>
+          <w:rtl w:val="0"/>
+        </w:rPr>
+        <w:t xml:space="preserve">Push final code/docs to github</w:t>
+      </w:r>
+    </w:p>
+    <w:p>
+      <w:pPr>
+        <w:numPr>
+          <w:ilvl w:val="0"/>
+          <w:numId w:val="5"/>
+        </w:numPr>
+        <w:ind w:left="720" w:hanging="360"/>
+        <w:rPr>
+          <w:sz w:val="24"/>
+          <w:szCs w:val="24"/>
+          <w:u w:val="none"/>
+        </w:rPr>
+      </w:pPr>
+      <w:r>
+        <w:rPr>
+          <w:sz w:val="24"/>
+          <w:szCs w:val="24"/>
+          <w:rtl w:val="0"/>
+        </w:rPr>
+        <w:t xml:space="preserve">Fix existing issues before starting iteration 2 tasks</w:t>
+      </w:r>
+    </w:p>
+    <w:p>
+      <w:pPr>
+        <w:ind w:left="720" w:firstLine="0"/>
+        <w:rPr>
+          <w:sz w:val="24"/>
+          <w:szCs w:val="24"/>
+        </w:rPr>
+      </w:pPr>
+      <w:r>
+        <w:rPr>
+          <w:rtl w:val="0"/>
+        </w:rPr>
+      </w:r>
+    </w:p>
+    <w:p>
+      <w:pPr>
         <w:jc w:val="center"/>
         <w:rPr>
           <w:b w:val="1"/>
@@ -226,19 +1088,20 @@
       </w:pPr>
       <w:r>
         <w:rPr>
-          <w:rtl w:val="0"/>
-        </w:rPr>
-      </w:r>
-    </w:p>
-    <w:p>
-      <w:pPr>
-        <w:pageBreakBefore w:val="0"/>
-        <w:jc w:val="center"/>
-        <w:rPr>
           <w:b w:val="1"/>
           <w:sz w:val="24"/>
           <w:szCs w:val="24"/>
           <w:u w:val="single"/>
+          <w:rtl w:val="0"/>
+        </w:rPr>
+        <w:t xml:space="preserve">Meeting 3 </w:t>
+      </w:r>
+    </w:p>
+    <w:p>
+      <w:pPr>
+        <w:rPr>
+          <w:sz w:val="24"/>
+          <w:szCs w:val="24"/>
         </w:rPr>
       </w:pPr>
       <w:r>
@@ -246,88 +1109,99 @@
           <w:b w:val="1"/>
           <w:sz w:val="24"/>
           <w:szCs w:val="24"/>
-          <w:u w:val="single"/>
-          <w:rtl w:val="0"/>
-        </w:rPr>
-        <w:t xml:space="preserve">Meeting 3</w:t>
-      </w:r>
-    </w:p>
-    <w:p>
-      <w:pPr>
-        <w:keepNext w:val="0"/>
-        <w:keepLines w:val="0"/>
-        <w:pageBreakBefore w:val="0"/>
-        <w:widowControl w:val="0"/>
-        <w:pBdr>
-          <w:top w:space="0" w:sz="0" w:val="nil"/>
-          <w:left w:space="0" w:sz="0" w:val="nil"/>
-          <w:bottom w:space="0" w:sz="0" w:val="nil"/>
-          <w:right w:space="0" w:sz="0" w:val="nil"/>
-          <w:between w:space="0" w:sz="0" w:val="nil"/>
-        </w:pBdr>
-        <w:shd w:fill="auto" w:val="clear"/>
-        <w:jc w:val="center"/>
+          <w:rtl w:val="0"/>
+        </w:rPr>
+        <w:t xml:space="preserve">Date and Time:</w:t>
+      </w:r>
+      <w:r>
+        <w:rPr>
+          <w:sz w:val="24"/>
+          <w:szCs w:val="24"/>
+          <w:rtl w:val="0"/>
+        </w:rPr>
+        <w:t xml:space="preserve">  5/19/2025 6:00-6:40pm</w:t>
+      </w:r>
+    </w:p>
+    <w:p>
+      <w:pPr>
+        <w:rPr>
+          <w:sz w:val="24"/>
+          <w:szCs w:val="24"/>
+        </w:rPr>
+      </w:pPr>
+      <w:r>
         <w:rPr>
           <w:b w:val="1"/>
           <w:sz w:val="24"/>
           <w:szCs w:val="24"/>
-          <w:u w:val="single"/>
-        </w:rPr>
-      </w:pPr>
-      <w:r>
-        <w:rPr>
-          <w:rtl w:val="0"/>
-        </w:rPr>
-      </w:r>
-    </w:p>
-    <w:p>
-      <w:pPr>
-        <w:keepNext w:val="0"/>
-        <w:keepLines w:val="0"/>
-        <w:pageBreakBefore w:val="0"/>
-        <w:widowControl w:val="0"/>
-        <w:pBdr>
-          <w:top w:space="0" w:sz="0" w:val="nil"/>
-          <w:left w:space="0" w:sz="0" w:val="nil"/>
-          <w:bottom w:space="0" w:sz="0" w:val="nil"/>
-          <w:right w:space="0" w:sz="0" w:val="nil"/>
-          <w:between w:space="0" w:sz="0" w:val="nil"/>
-        </w:pBdr>
-        <w:shd w:fill="auto" w:val="clear"/>
-        <w:jc w:val="center"/>
+          <w:rtl w:val="0"/>
+        </w:rPr>
+        <w:t xml:space="preserve">Place</w:t>
+      </w:r>
+      <w:r>
+        <w:rPr>
+          <w:sz w:val="24"/>
+          <w:szCs w:val="24"/>
+          <w:rtl w:val="0"/>
+        </w:rPr>
+        <w:t xml:space="preserve">: Discord voice call</w:t>
+      </w:r>
+    </w:p>
+    <w:p>
+      <w:pPr>
+        <w:rPr>
+          <w:sz w:val="24"/>
+          <w:szCs w:val="24"/>
+        </w:rPr>
+      </w:pPr>
+      <w:r>
         <w:rPr>
           <w:b w:val="1"/>
           <w:sz w:val="24"/>
           <w:szCs w:val="24"/>
-          <w:u w:val="single"/>
-        </w:rPr>
-      </w:pPr>
-      <w:r>
-        <w:rPr>
-          <w:rtl w:val="0"/>
-        </w:rPr>
-      </w:r>
-    </w:p>
-    <w:p>
-      <w:pPr>
-        <w:keepNext w:val="0"/>
-        <w:keepLines w:val="0"/>
-        <w:pageBreakBefore w:val="0"/>
-        <w:widowControl w:val="0"/>
-        <w:pBdr>
-          <w:top w:space="0" w:sz="0" w:val="nil"/>
-          <w:left w:space="0" w:sz="0" w:val="nil"/>
-          <w:bottom w:space="0" w:sz="0" w:val="nil"/>
-          <w:right w:space="0" w:sz="0" w:val="nil"/>
-          <w:between w:space="0" w:sz="0" w:val="nil"/>
-        </w:pBdr>
-        <w:shd w:fill="auto" w:val="clear"/>
-        <w:jc w:val="center"/>
+          <w:rtl w:val="0"/>
+        </w:rPr>
+        <w:t xml:space="preserve">Participants:</w:t>
+      </w:r>
+      <w:r>
+        <w:rPr>
+          <w:sz w:val="24"/>
+          <w:szCs w:val="24"/>
+          <w:rtl w:val="0"/>
+        </w:rPr>
+        <w:t xml:space="preserve"> Iqra Chaudhary, Hongjie Zhang, Thomas Iliev, Grant Hovey, Tetiana Korchynska, Xuelin Min </w:t>
+      </w:r>
+    </w:p>
+    <w:p>
+      <w:pPr>
+        <w:rPr>
+          <w:sz w:val="24"/>
+          <w:szCs w:val="24"/>
+        </w:rPr>
+      </w:pPr>
+      <w:r>
         <w:rPr>
           <w:b w:val="1"/>
           <w:sz w:val="24"/>
           <w:szCs w:val="24"/>
-          <w:u w:val="single"/>
+          <w:rtl w:val="0"/>
+        </w:rPr>
+        <w:t xml:space="preserve">Minutes taker: </w:t>
+      </w:r>
+      <w:r>
+        <w:rPr>
+          <w:sz w:val="24"/>
+          <w:szCs w:val="24"/>
+          <w:rtl w:val="0"/>
+        </w:rPr>
+        <w:t xml:space="preserve">Tetiana Korchynska</w:t>
+      </w:r>
+    </w:p>
+    <w:p>
+      <w:pPr>
+        <w:rPr>
+          <w:sz w:val="24"/>
+          <w:szCs w:val="24"/>
         </w:rPr>
       </w:pPr>
       <w:r>
@@ -335,520 +1209,404 @@
           <w:b w:val="1"/>
           <w:sz w:val="24"/>
           <w:szCs w:val="24"/>
-          <w:u w:val="single"/>
-          <w:rtl w:val="0"/>
-        </w:rPr>
-        <w:t xml:space="preserve">Meeting 2 </w:t>
-      </w:r>
-    </w:p>
-    <w:p>
-      <w:pPr>
-        <w:keepNext w:val="0"/>
-        <w:keepLines w:val="0"/>
-        <w:pageBreakBefore w:val="0"/>
-        <w:widowControl w:val="0"/>
-        <w:pBdr>
-          <w:top w:space="0" w:sz="0" w:val="nil"/>
-          <w:left w:space="0" w:sz="0" w:val="nil"/>
-          <w:bottom w:space="0" w:sz="0" w:val="nil"/>
-          <w:right w:space="0" w:sz="0" w:val="nil"/>
-          <w:between w:space="0" w:sz="0" w:val="nil"/>
-        </w:pBdr>
-        <w:shd w:fill="auto" w:val="clear"/>
-        <w:jc w:val="center"/>
+          <w:rtl w:val="0"/>
+        </w:rPr>
+        <w:t xml:space="preserve">Timekeeper: </w:t>
+      </w:r>
+      <w:r>
+        <w:rPr>
+          <w:sz w:val="24"/>
+          <w:szCs w:val="24"/>
+          <w:rtl w:val="0"/>
+        </w:rPr>
+        <w:t xml:space="preserve">Tetiana Korchynska</w:t>
+      </w:r>
+    </w:p>
+    <w:p>
+      <w:pPr>
+        <w:rPr>
+          <w:sz w:val="24"/>
+          <w:szCs w:val="24"/>
+        </w:rPr>
+      </w:pPr>
+      <w:r>
         <w:rPr>
           <w:b w:val="1"/>
           <w:sz w:val="24"/>
           <w:szCs w:val="24"/>
-          <w:u w:val="single"/>
-        </w:rPr>
-      </w:pPr>
-      <w:r>
-        <w:rPr>
-          <w:rtl w:val="0"/>
-        </w:rPr>
-      </w:r>
-    </w:p>
-    <w:p>
-      <w:pPr>
-        <w:keepNext w:val="0"/>
-        <w:keepLines w:val="0"/>
-        <w:pageBreakBefore w:val="0"/>
-        <w:widowControl w:val="0"/>
-        <w:pBdr>
-          <w:top w:space="0" w:sz="0" w:val="nil"/>
-          <w:left w:space="0" w:sz="0" w:val="nil"/>
-          <w:bottom w:space="0" w:sz="0" w:val="nil"/>
-          <w:right w:space="0" w:sz="0" w:val="nil"/>
-          <w:between w:space="0" w:sz="0" w:val="nil"/>
-        </w:pBdr>
-        <w:shd w:fill="auto" w:val="clear"/>
-        <w:jc w:val="center"/>
+          <w:rtl w:val="0"/>
+        </w:rPr>
+        <w:t xml:space="preserve">Purpose: </w:t>
+      </w:r>
+      <w:r>
+        <w:rPr>
+          <w:sz w:val="24"/>
+          <w:szCs w:val="24"/>
+          <w:rtl w:val="0"/>
+        </w:rPr>
+        <w:t xml:space="preserve">Discuss navigating and working with the GitHub Kanban board, Issues and sub/tasks</w:t>
+      </w:r>
+    </w:p>
+    <w:p>
+      <w:pPr>
+        <w:rPr>
+          <w:sz w:val="24"/>
+          <w:szCs w:val="24"/>
+        </w:rPr>
+      </w:pPr>
+      <w:r>
+        <w:rPr>
+          <w:rtl w:val="0"/>
+        </w:rPr>
+      </w:r>
+    </w:p>
+    <w:p>
+      <w:pPr>
         <w:rPr>
           <w:b w:val="1"/>
           <w:sz w:val="24"/>
           <w:szCs w:val="24"/>
-          <w:u w:val="single"/>
-        </w:rPr>
-      </w:pPr>
-      <w:r>
-        <w:rPr>
-          <w:rtl w:val="0"/>
-        </w:rPr>
-      </w:r>
-    </w:p>
-    <w:p>
-      <w:pPr>
-        <w:keepNext w:val="0"/>
-        <w:keepLines w:val="0"/>
-        <w:pageBreakBefore w:val="0"/>
-        <w:widowControl w:val="0"/>
-        <w:pBdr>
-          <w:top w:space="0" w:sz="0" w:val="nil"/>
-          <w:left w:space="0" w:sz="0" w:val="nil"/>
-          <w:bottom w:space="0" w:sz="0" w:val="nil"/>
-          <w:right w:space="0" w:sz="0" w:val="nil"/>
-          <w:between w:space="0" w:sz="0" w:val="nil"/>
-        </w:pBdr>
-        <w:shd w:fill="auto" w:val="clear"/>
-        <w:jc w:val="center"/>
+        </w:rPr>
+      </w:pPr>
+      <w:r>
         <w:rPr>
           <w:b w:val="1"/>
           <w:sz w:val="24"/>
           <w:szCs w:val="24"/>
-          <w:u w:val="single"/>
-        </w:rPr>
-      </w:pPr>
-      <w:r>
+          <w:rtl w:val="0"/>
+        </w:rPr>
+        <w:t xml:space="preserve">Agenda: </w:t>
+      </w:r>
+    </w:p>
+    <w:p>
+      <w:pPr>
+        <w:numPr>
+          <w:ilvl w:val="0"/>
+          <w:numId w:val="11"/>
+        </w:numPr>
+        <w:ind w:left="720" w:hanging="360"/>
+        <w:rPr>
+          <w:sz w:val="24"/>
+          <w:szCs w:val="24"/>
+        </w:rPr>
+      </w:pPr>
+      <w:r>
+        <w:rPr>
+          <w:sz w:val="24"/>
+          <w:szCs w:val="24"/>
+          <w:rtl w:val="0"/>
+        </w:rPr>
+        <w:t xml:space="preserve">Review how to use the GitHub Kanban board</w:t>
+      </w:r>
+    </w:p>
+    <w:p>
+      <w:pPr>
+        <w:numPr>
+          <w:ilvl w:val="0"/>
+          <w:numId w:val="11"/>
+        </w:numPr>
+        <w:ind w:left="720" w:hanging="360"/>
+        <w:rPr>
+          <w:sz w:val="24"/>
+          <w:szCs w:val="24"/>
+        </w:rPr>
+      </w:pPr>
+      <w:r>
+        <w:rPr>
+          <w:sz w:val="24"/>
+          <w:szCs w:val="24"/>
+          <w:rtl w:val="0"/>
+        </w:rPr>
+        <w:t xml:space="preserve">Discuss how to create user stories and turn them into issues with subtasks</w:t>
+      </w:r>
+    </w:p>
+    <w:p>
+      <w:pPr>
+        <w:numPr>
+          <w:ilvl w:val="0"/>
+          <w:numId w:val="11"/>
+        </w:numPr>
+        <w:ind w:left="720" w:hanging="360"/>
+        <w:rPr>
+          <w:sz w:val="24"/>
+          <w:szCs w:val="24"/>
+        </w:rPr>
+      </w:pPr>
+      <w:r>
+        <w:rPr>
+          <w:sz w:val="24"/>
+          <w:szCs w:val="24"/>
+          <w:rtl w:val="0"/>
+        </w:rPr>
+        <w:t xml:space="preserve">Clarify how to proceed with Docker part of Lab 2</w:t>
+      </w:r>
+    </w:p>
+    <w:p>
+      <w:pPr>
+        <w:ind w:left="720" w:firstLine="0"/>
+        <w:rPr>
+          <w:sz w:val="24"/>
+          <w:szCs w:val="24"/>
+        </w:rPr>
+      </w:pPr>
+      <w:r>
+        <w:rPr>
+          <w:rtl w:val="0"/>
+        </w:rPr>
+      </w:r>
+    </w:p>
+    <w:p>
+      <w:pPr>
         <w:rPr>
           <w:b w:val="1"/>
           <w:sz w:val="24"/>
           <w:szCs w:val="24"/>
-          <w:u w:val="single"/>
-          <w:rtl w:val="0"/>
-        </w:rPr>
-        <w:t xml:space="preserve">Meeting 1  </w:t>
-      </w:r>
-    </w:p>
-    <w:p>
-      <w:pPr>
-        <w:keepNext w:val="0"/>
-        <w:keepLines w:val="0"/>
-        <w:pageBreakBefore w:val="0"/>
-        <w:widowControl w:val="0"/>
-        <w:pBdr>
-          <w:top w:space="0" w:sz="0" w:val="nil"/>
-          <w:left w:space="0" w:sz="0" w:val="nil"/>
-          <w:bottom w:space="0" w:sz="0" w:val="nil"/>
-          <w:right w:space="0" w:sz="0" w:val="nil"/>
-          <w:between w:space="0" w:sz="0" w:val="nil"/>
-        </w:pBdr>
-        <w:shd w:fill="auto" w:val="clear"/>
+        </w:rPr>
+      </w:pPr>
+      <w:r>
         <w:rPr>
           <w:b w:val="1"/>
           <w:sz w:val="24"/>
           <w:szCs w:val="24"/>
-          <w:u w:val="single"/>
-        </w:rPr>
-      </w:pPr>
-      <w:r>
-        <w:rPr>
-          <w:rtl w:val="0"/>
-        </w:rPr>
-      </w:r>
-    </w:p>
-    <w:p>
-      <w:pPr>
-        <w:keepNext w:val="0"/>
-        <w:keepLines w:val="0"/>
-        <w:pageBreakBefore w:val="0"/>
-        <w:widowControl w:val="0"/>
-        <w:pBdr>
-          <w:top w:space="0" w:sz="0" w:val="nil"/>
-          <w:left w:space="0" w:sz="0" w:val="nil"/>
-          <w:bottom w:space="0" w:sz="0" w:val="nil"/>
-          <w:right w:space="0" w:sz="0" w:val="nil"/>
-          <w:between w:space="0" w:sz="0" w:val="nil"/>
-        </w:pBdr>
-        <w:shd w:fill="auto" w:val="clear"/>
-        <w:rPr>
-          <w:b w:val="1"/>
-          <w:sz w:val="24"/>
-          <w:szCs w:val="24"/>
-          <w:u w:val="single"/>
-        </w:rPr>
-      </w:pPr>
-      <w:r>
-        <w:rPr>
-          <w:rtl w:val="0"/>
-        </w:rPr>
-      </w:r>
-    </w:p>
-    <w:p>
-      <w:pPr>
-        <w:keepNext w:val="0"/>
-        <w:keepLines w:val="0"/>
-        <w:pageBreakBefore w:val="0"/>
-        <w:widowControl w:val="0"/>
-        <w:pBdr>
-          <w:top w:space="0" w:sz="0" w:val="nil"/>
-          <w:left w:space="0" w:sz="0" w:val="nil"/>
-          <w:bottom w:space="0" w:sz="0" w:val="nil"/>
-          <w:right w:space="0" w:sz="0" w:val="nil"/>
-          <w:between w:space="0" w:sz="0" w:val="nil"/>
-        </w:pBdr>
-        <w:shd w:fill="auto" w:val="clear"/>
-        <w:rPr>
-          <w:sz w:val="24"/>
-          <w:szCs w:val="24"/>
-        </w:rPr>
-      </w:pPr>
-      <w:r>
-        <w:rPr>
-          <w:b w:val="1"/>
-          <w:sz w:val="24"/>
-          <w:szCs w:val="24"/>
-          <w:rtl w:val="0"/>
-        </w:rPr>
-        <w:t xml:space="preserve">Date and Time:</w:t>
-      </w:r>
-      <w:r>
-        <w:rPr>
-          <w:sz w:val="24"/>
-          <w:szCs w:val="24"/>
-          <w:rtl w:val="0"/>
-        </w:rPr>
-        <w:t xml:space="preserve">  5/12/2025 4-440pm</w:t>
-      </w:r>
-    </w:p>
-    <w:p>
-      <w:pPr>
-        <w:keepNext w:val="0"/>
-        <w:keepLines w:val="0"/>
-        <w:pageBreakBefore w:val="0"/>
-        <w:widowControl w:val="0"/>
-        <w:pBdr>
-          <w:top w:space="0" w:sz="0" w:val="nil"/>
-          <w:left w:space="0" w:sz="0" w:val="nil"/>
-          <w:bottom w:space="0" w:sz="0" w:val="nil"/>
-          <w:right w:space="0" w:sz="0" w:val="nil"/>
-          <w:between w:space="0" w:sz="0" w:val="nil"/>
-        </w:pBdr>
-        <w:shd w:fill="auto" w:val="clear"/>
-        <w:rPr>
-          <w:sz w:val="24"/>
-          <w:szCs w:val="24"/>
-        </w:rPr>
-      </w:pPr>
-      <w:r>
-        <w:rPr>
-          <w:b w:val="1"/>
-          <w:sz w:val="24"/>
-          <w:szCs w:val="24"/>
-          <w:rtl w:val="0"/>
-        </w:rPr>
-        <w:t xml:space="preserve">Place</w:t>
-      </w:r>
-      <w:r>
-        <w:rPr>
-          <w:sz w:val="24"/>
-          <w:szCs w:val="24"/>
-          <w:rtl w:val="0"/>
-        </w:rPr>
-        <w:t xml:space="preserve">: Discord voice call</w:t>
-      </w:r>
-    </w:p>
-    <w:p>
-      <w:pPr>
-        <w:keepNext w:val="0"/>
-        <w:keepLines w:val="0"/>
-        <w:pageBreakBefore w:val="0"/>
-        <w:widowControl w:val="0"/>
-        <w:pBdr>
-          <w:top w:space="0" w:sz="0" w:val="nil"/>
-          <w:left w:space="0" w:sz="0" w:val="nil"/>
-          <w:bottom w:space="0" w:sz="0" w:val="nil"/>
-          <w:right w:space="0" w:sz="0" w:val="nil"/>
-          <w:between w:space="0" w:sz="0" w:val="nil"/>
-        </w:pBdr>
-        <w:shd w:fill="auto" w:val="clear"/>
-        <w:rPr>
-          <w:sz w:val="24"/>
-          <w:szCs w:val="24"/>
-        </w:rPr>
-      </w:pPr>
-      <w:r>
-        <w:rPr>
-          <w:b w:val="1"/>
-          <w:sz w:val="24"/>
-          <w:szCs w:val="24"/>
-          <w:rtl w:val="0"/>
-        </w:rPr>
-        <w:t xml:space="preserve">Participants:</w:t>
-      </w:r>
-      <w:r>
-        <w:rPr>
-          <w:sz w:val="24"/>
-          <w:szCs w:val="24"/>
-          <w:rtl w:val="0"/>
-        </w:rPr>
-        <w:t xml:space="preserve"> Iqra Chaudhary, Hongjie Zhang, Tetiana Korchynska</w:t>
-      </w:r>
-    </w:p>
-    <w:p>
-      <w:pPr>
-        <w:keepNext w:val="0"/>
-        <w:keepLines w:val="0"/>
-        <w:pageBreakBefore w:val="0"/>
-        <w:widowControl w:val="0"/>
-        <w:pBdr>
-          <w:top w:space="0" w:sz="0" w:val="nil"/>
-          <w:left w:space="0" w:sz="0" w:val="nil"/>
-          <w:bottom w:space="0" w:sz="0" w:val="nil"/>
-          <w:right w:space="0" w:sz="0" w:val="nil"/>
-          <w:between w:space="0" w:sz="0" w:val="nil"/>
-        </w:pBdr>
-        <w:shd w:fill="auto" w:val="clear"/>
-        <w:rPr>
-          <w:sz w:val="24"/>
-          <w:szCs w:val="24"/>
-        </w:rPr>
-      </w:pPr>
-      <w:r>
-        <w:rPr>
-          <w:b w:val="1"/>
-          <w:sz w:val="24"/>
-          <w:szCs w:val="24"/>
-          <w:rtl w:val="0"/>
-        </w:rPr>
-        <w:t xml:space="preserve">Minutes taker: </w:t>
-      </w:r>
-      <w:r>
-        <w:rPr>
-          <w:sz w:val="24"/>
-          <w:szCs w:val="24"/>
-          <w:rtl w:val="0"/>
-        </w:rPr>
-        <w:t xml:space="preserve">Iqra Chaudhary</w:t>
-      </w:r>
-    </w:p>
-    <w:p>
-      <w:pPr>
-        <w:keepNext w:val="0"/>
-        <w:keepLines w:val="0"/>
-        <w:pageBreakBefore w:val="0"/>
-        <w:widowControl w:val="0"/>
-        <w:pBdr>
-          <w:top w:space="0" w:sz="0" w:val="nil"/>
-          <w:left w:space="0" w:sz="0" w:val="nil"/>
-          <w:bottom w:space="0" w:sz="0" w:val="nil"/>
-          <w:right w:space="0" w:sz="0" w:val="nil"/>
-          <w:between w:space="0" w:sz="0" w:val="nil"/>
-        </w:pBdr>
-        <w:shd w:fill="auto" w:val="clear"/>
-        <w:rPr>
-          <w:sz w:val="24"/>
-          <w:szCs w:val="24"/>
-        </w:rPr>
-      </w:pPr>
-      <w:r>
-        <w:rPr>
-          <w:b w:val="1"/>
-          <w:sz w:val="24"/>
-          <w:szCs w:val="24"/>
-          <w:rtl w:val="0"/>
-        </w:rPr>
-        <w:t xml:space="preserve">Timekeeper: </w:t>
-      </w:r>
-      <w:r>
-        <w:rPr>
-          <w:sz w:val="24"/>
-          <w:szCs w:val="24"/>
-          <w:rtl w:val="0"/>
-        </w:rPr>
-        <w:t xml:space="preserve">Iqra Chaudhary</w:t>
-      </w:r>
-    </w:p>
-    <w:p>
-      <w:pPr>
-        <w:keepNext w:val="0"/>
-        <w:keepLines w:val="0"/>
-        <w:pageBreakBefore w:val="0"/>
-        <w:widowControl w:val="0"/>
-        <w:pBdr>
-          <w:top w:space="0" w:sz="0" w:val="nil"/>
-          <w:left w:space="0" w:sz="0" w:val="nil"/>
-          <w:bottom w:space="0" w:sz="0" w:val="nil"/>
-          <w:right w:space="0" w:sz="0" w:val="nil"/>
-          <w:between w:space="0" w:sz="0" w:val="nil"/>
-        </w:pBdr>
-        <w:shd w:fill="auto" w:val="clear"/>
-        <w:rPr>
-          <w:sz w:val="24"/>
-          <w:szCs w:val="24"/>
-        </w:rPr>
-      </w:pPr>
-      <w:r>
-        <w:rPr>
-          <w:b w:val="1"/>
-          <w:sz w:val="24"/>
-          <w:szCs w:val="24"/>
-          <w:rtl w:val="0"/>
-        </w:rPr>
-        <w:t xml:space="preserve">Purpose: </w:t>
-      </w:r>
-      <w:r>
-        <w:rPr>
-          <w:sz w:val="24"/>
-          <w:szCs w:val="24"/>
-          <w:rtl w:val="0"/>
-        </w:rPr>
-        <w:t xml:space="preserve">Kickoff meeting</w:t>
-      </w:r>
-    </w:p>
-    <w:p>
-      <w:pPr>
-        <w:keepNext w:val="0"/>
-        <w:keepLines w:val="0"/>
-        <w:pageBreakBefore w:val="0"/>
-        <w:widowControl w:val="0"/>
-        <w:pBdr>
-          <w:top w:space="0" w:sz="0" w:val="nil"/>
-          <w:left w:space="0" w:sz="0" w:val="nil"/>
-          <w:bottom w:space="0" w:sz="0" w:val="nil"/>
-          <w:right w:space="0" w:sz="0" w:val="nil"/>
-          <w:between w:space="0" w:sz="0" w:val="nil"/>
-        </w:pBdr>
-        <w:shd w:fill="auto" w:val="clear"/>
-        <w:rPr>
-          <w:sz w:val="24"/>
-          <w:szCs w:val="24"/>
-        </w:rPr>
-      </w:pPr>
-      <w:r>
-        <w:rPr>
-          <w:rtl w:val="0"/>
-        </w:rPr>
-      </w:r>
-    </w:p>
-    <w:p>
-      <w:pPr>
-        <w:keepNext w:val="0"/>
-        <w:keepLines w:val="0"/>
-        <w:pageBreakBefore w:val="0"/>
-        <w:widowControl w:val="0"/>
-        <w:pBdr>
-          <w:top w:space="0" w:sz="0" w:val="nil"/>
-          <w:left w:space="0" w:sz="0" w:val="nil"/>
-          <w:bottom w:space="0" w:sz="0" w:val="nil"/>
-          <w:right w:space="0" w:sz="0" w:val="nil"/>
-          <w:between w:space="0" w:sz="0" w:val="nil"/>
-        </w:pBdr>
-        <w:shd w:fill="auto" w:val="clear"/>
-        <w:rPr>
-          <w:b w:val="1"/>
-          <w:sz w:val="24"/>
-          <w:szCs w:val="24"/>
-        </w:rPr>
-      </w:pPr>
-      <w:r>
-        <w:rPr>
-          <w:b w:val="1"/>
-          <w:sz w:val="24"/>
-          <w:szCs w:val="24"/>
-          <w:rtl w:val="0"/>
-        </w:rPr>
-        <w:t xml:space="preserve">Agenda: </w:t>
-      </w:r>
-    </w:p>
-    <w:p>
-      <w:pPr>
-        <w:keepNext w:val="0"/>
-        <w:keepLines w:val="0"/>
-        <w:pageBreakBefore w:val="0"/>
-        <w:widowControl w:val="0"/>
+          <w:rtl w:val="0"/>
+        </w:rPr>
+        <w:t xml:space="preserve">Discussions:</w:t>
+      </w:r>
+    </w:p>
+    <w:p>
+      <w:pPr>
         <w:numPr>
           <w:ilvl w:val="0"/>
           <w:numId w:val="7"/>
         </w:numPr>
-        <w:pBdr>
-          <w:top w:space="0" w:sz="0" w:val="nil"/>
-          <w:left w:space="0" w:sz="0" w:val="nil"/>
-          <w:bottom w:space="0" w:sz="0" w:val="nil"/>
-          <w:right w:space="0" w:sz="0" w:val="nil"/>
-          <w:between w:space="0" w:sz="0" w:val="nil"/>
-        </w:pBdr>
-        <w:shd w:fill="auto" w:val="clear"/>
-        <w:ind w:left="720" w:hanging="360"/>
-        <w:rPr>
-          <w:sz w:val="24"/>
-          <w:szCs w:val="24"/>
-          <w:u w:val="none"/>
-        </w:rPr>
-      </w:pPr>
-      <w:r>
-        <w:rPr>
-          <w:sz w:val="24"/>
-          <w:szCs w:val="24"/>
-          <w:rtl w:val="0"/>
-        </w:rPr>
-        <w:t xml:space="preserve">Determine project</w:t>
-      </w:r>
-    </w:p>
-    <w:p>
-      <w:pPr>
-        <w:keepNext w:val="0"/>
-        <w:keepLines w:val="0"/>
-        <w:pageBreakBefore w:val="0"/>
-        <w:widowControl w:val="0"/>
+        <w:ind w:left="720" w:hanging="360"/>
+        <w:rPr>
+          <w:sz w:val="24"/>
+          <w:szCs w:val="24"/>
+        </w:rPr>
+      </w:pPr>
+      <w:r>
+        <w:rPr>
+          <w:sz w:val="24"/>
+          <w:szCs w:val="24"/>
+          <w:rtl w:val="0"/>
+        </w:rPr>
+        <w:t xml:space="preserve">Walked through the structure of the GitHub Kanban board: columns, task cards, labeling, and issue tracking</w:t>
+      </w:r>
+    </w:p>
+    <w:p>
+      <w:pPr>
         <w:numPr>
           <w:ilvl w:val="0"/>
           <w:numId w:val="7"/>
         </w:numPr>
-        <w:pBdr>
-          <w:top w:space="0" w:sz="0" w:val="nil"/>
-          <w:left w:space="0" w:sz="0" w:val="nil"/>
-          <w:bottom w:space="0" w:sz="0" w:val="nil"/>
-          <w:right w:space="0" w:sz="0" w:val="nil"/>
-          <w:between w:space="0" w:sz="0" w:val="nil"/>
-        </w:pBdr>
-        <w:shd w:fill="auto" w:val="clear"/>
-        <w:ind w:left="720" w:hanging="360"/>
-        <w:rPr>
-          <w:sz w:val="24"/>
-          <w:szCs w:val="24"/>
-          <w:u w:val="none"/>
-        </w:rPr>
-      </w:pPr>
-      <w:r>
-        <w:rPr>
-          <w:sz w:val="24"/>
-          <w:szCs w:val="24"/>
-          <w:rtl w:val="0"/>
-        </w:rPr>
-        <w:t xml:space="preserve">Assign roles</w:t>
-      </w:r>
-    </w:p>
-    <w:p>
-      <w:pPr>
-        <w:keepNext w:val="0"/>
-        <w:keepLines w:val="0"/>
-        <w:pageBreakBefore w:val="0"/>
-        <w:widowControl w:val="0"/>
+        <w:ind w:left="720" w:hanging="360"/>
+        <w:rPr>
+          <w:sz w:val="24"/>
+          <w:szCs w:val="24"/>
+        </w:rPr>
+      </w:pPr>
+      <w:r>
+        <w:rPr>
+          <w:sz w:val="24"/>
+          <w:szCs w:val="24"/>
+          <w:rtl w:val="0"/>
+        </w:rPr>
+        <w:t xml:space="preserve">Discussed linking Issues to user stories and breaking them down into subtasks</w:t>
+      </w:r>
+    </w:p>
+    <w:p>
+      <w:pPr>
         <w:numPr>
           <w:ilvl w:val="0"/>
           <w:numId w:val="7"/>
         </w:numPr>
-        <w:pBdr>
-          <w:top w:space="0" w:sz="0" w:val="nil"/>
-          <w:left w:space="0" w:sz="0" w:val="nil"/>
-          <w:bottom w:space="0" w:sz="0" w:val="nil"/>
-          <w:right w:space="0" w:sz="0" w:val="nil"/>
-          <w:between w:space="0" w:sz="0" w:val="nil"/>
-        </w:pBdr>
-        <w:shd w:fill="auto" w:val="clear"/>
-        <w:ind w:left="720" w:hanging="360"/>
-        <w:rPr>
+        <w:ind w:left="720" w:hanging="360"/>
+        <w:rPr>
+          <w:sz w:val="24"/>
+          <w:szCs w:val="24"/>
+        </w:rPr>
+      </w:pPr>
+      <w:r>
+        <w:rPr>
+          <w:sz w:val="24"/>
+          <w:szCs w:val="24"/>
+          <w:rtl w:val="0"/>
+        </w:rPr>
+        <w:t xml:space="preserve">Discussed the possibility of adding Epics to the project</w:t>
+      </w:r>
+    </w:p>
+    <w:p>
+      <w:pPr>
+        <w:numPr>
+          <w:ilvl w:val="0"/>
+          <w:numId w:val="7"/>
+        </w:numPr>
+        <w:ind w:left="720" w:hanging="360"/>
+        <w:rPr>
+          <w:sz w:val="24"/>
+          <w:szCs w:val="24"/>
+        </w:rPr>
+      </w:pPr>
+      <w:r>
+        <w:rPr>
+          <w:sz w:val="24"/>
+          <w:szCs w:val="24"/>
+          <w:rtl w:val="0"/>
+        </w:rPr>
+        <w:t xml:space="preserve">Clarified who makes the UI design decisions</w:t>
+      </w:r>
+    </w:p>
+    <w:p>
+      <w:pPr>
+        <w:ind w:left="720" w:firstLine="0"/>
+        <w:rPr>
+          <w:sz w:val="24"/>
+          <w:szCs w:val="24"/>
+        </w:rPr>
+      </w:pPr>
+      <w:r>
+        <w:rPr>
+          <w:rtl w:val="0"/>
+        </w:rPr>
+      </w:r>
+    </w:p>
+    <w:p>
+      <w:pPr>
+        <w:spacing w:line="240" w:lineRule="auto"/>
+        <w:rPr>
+          <w:b w:val="1"/>
+          <w:sz w:val="24"/>
+          <w:szCs w:val="24"/>
+        </w:rPr>
+      </w:pPr>
+      <w:r>
+        <w:rPr>
+          <w:b w:val="1"/>
+          <w:sz w:val="24"/>
+          <w:szCs w:val="24"/>
+          <w:rtl w:val="0"/>
+        </w:rPr>
+        <w:t xml:space="preserve">Key Decisions:</w:t>
+      </w:r>
+    </w:p>
+    <w:p>
+      <w:pPr>
+        <w:numPr>
+          <w:ilvl w:val="0"/>
+          <w:numId w:val="10"/>
+        </w:numPr>
+        <w:ind w:left="720" w:hanging="360"/>
+        <w:rPr>
+          <w:sz w:val="24"/>
+          <w:szCs w:val="24"/>
+        </w:rPr>
+      </w:pPr>
+      <w:r>
+        <w:rPr>
+          <w:sz w:val="24"/>
+          <w:szCs w:val="24"/>
+          <w:rtl w:val="0"/>
+        </w:rPr>
+        <w:t xml:space="preserve">Agreed on using GitHub Kanban board for task management and how team members should add user stories;</w:t>
+      </w:r>
+    </w:p>
+    <w:p>
+      <w:pPr>
+        <w:numPr>
+          <w:ilvl w:val="0"/>
+          <w:numId w:val="10"/>
+        </w:numPr>
+        <w:ind w:left="720" w:hanging="360"/>
+        <w:rPr>
+          <w:sz w:val="24"/>
+          <w:szCs w:val="24"/>
+        </w:rPr>
+      </w:pPr>
+      <w:r>
+        <w:rPr>
+          <w:sz w:val="24"/>
+          <w:szCs w:val="24"/>
+          <w:rtl w:val="0"/>
+        </w:rPr>
+        <w:t xml:space="preserve">UI decisions will be made primarily by the Design &amp; Implementation lead and by the team voting if necessary</w:t>
+      </w:r>
+    </w:p>
+    <w:p>
+      <w:pPr>
+        <w:numPr>
+          <w:ilvl w:val="0"/>
+          <w:numId w:val="10"/>
+        </w:numPr>
+        <w:ind w:left="720" w:hanging="360"/>
+        <w:rPr>
+          <w:sz w:val="24"/>
+          <w:szCs w:val="24"/>
+        </w:rPr>
+      </w:pPr>
+      <w:r>
+        <w:rPr>
+          <w:sz w:val="24"/>
+          <w:szCs w:val="24"/>
+          <w:rtl w:val="0"/>
+        </w:rPr>
+        <w:t xml:space="preserve">The team should meet again later this week at least once</w:t>
+      </w:r>
+    </w:p>
+    <w:p>
+      <w:pPr>
+        <w:ind w:left="720" w:firstLine="0"/>
+        <w:rPr>
+          <w:sz w:val="24"/>
+          <w:szCs w:val="24"/>
+        </w:rPr>
+      </w:pPr>
+      <w:r>
+        <w:rPr>
+          <w:rtl w:val="0"/>
+        </w:rPr>
+      </w:r>
+    </w:p>
+    <w:p>
+      <w:pPr>
+        <w:rPr>
+          <w:b w:val="1"/>
+          <w:sz w:val="24"/>
+          <w:szCs w:val="24"/>
+        </w:rPr>
+      </w:pPr>
+      <w:r>
+        <w:rPr>
+          <w:b w:val="1"/>
+          <w:sz w:val="24"/>
+          <w:szCs w:val="24"/>
+          <w:rtl w:val="0"/>
+        </w:rPr>
+        <w:t xml:space="preserve">Action Items:</w:t>
+      </w:r>
+    </w:p>
+    <w:p>
+      <w:pPr>
+        <w:keepNext w:val="0"/>
+        <w:keepLines w:val="0"/>
+        <w:pageBreakBefore w:val="0"/>
+        <w:widowControl w:val="0"/>
+        <w:numPr>
+          <w:ilvl w:val="0"/>
+          <w:numId w:val="1"/>
+        </w:numPr>
+        <w:pBdr>
+          <w:top w:space="0" w:sz="0" w:val="nil"/>
+          <w:left w:space="0" w:sz="0" w:val="nil"/>
+          <w:bottom w:space="0" w:sz="0" w:val="nil"/>
+          <w:right w:space="0" w:sz="0" w:val="nil"/>
+          <w:between w:space="0" w:sz="0" w:val="nil"/>
+        </w:pBdr>
+        <w:shd w:fill="auto" w:val="clear"/>
+        <w:ind w:left="720" w:hanging="360"/>
+        <w:jc w:val="left"/>
+        <w:rPr>
+          <w:b w:val="1"/>
           <w:sz w:val="24"/>
           <w:szCs w:val="24"/>
           <w:u w:val="none"/>
@@ -860,48 +1618,476 @@
           <w:szCs w:val="24"/>
           <w:rtl w:val="0"/>
         </w:rPr>
-        <w:t xml:space="preserve">Discuss project scope and initial direction</w:t>
-      </w:r>
-    </w:p>
-    <w:p>
-      <w:pPr>
-        <w:keepNext w:val="0"/>
-        <w:keepLines w:val="0"/>
-        <w:pageBreakBefore w:val="0"/>
-        <w:widowControl w:val="0"/>
-        <w:pBdr>
-          <w:top w:space="0" w:sz="0" w:val="nil"/>
-          <w:left w:space="0" w:sz="0" w:val="nil"/>
-          <w:bottom w:space="0" w:sz="0" w:val="nil"/>
-          <w:right w:space="0" w:sz="0" w:val="nil"/>
-          <w:between w:space="0" w:sz="0" w:val="nil"/>
-        </w:pBdr>
-        <w:shd w:fill="auto" w:val="clear"/>
-        <w:rPr>
-          <w:sz w:val="24"/>
-          <w:szCs w:val="24"/>
-        </w:rPr>
-      </w:pPr>
-      <w:r>
-        <w:rPr>
-          <w:rtl w:val="0"/>
-        </w:rPr>
-      </w:r>
-    </w:p>
-    <w:p>
-      <w:pPr>
-        <w:pageBreakBefore w:val="0"/>
+        <w:t xml:space="preserve">Dockerfile to be created asap</w:t>
+      </w:r>
+    </w:p>
+    <w:p>
+      <w:pPr>
+        <w:keepNext w:val="0"/>
+        <w:keepLines w:val="0"/>
+        <w:pageBreakBefore w:val="0"/>
+        <w:widowControl w:val="0"/>
+        <w:numPr>
+          <w:ilvl w:val="0"/>
+          <w:numId w:val="1"/>
+        </w:numPr>
+        <w:pBdr>
+          <w:top w:space="0" w:sz="0" w:val="nil"/>
+          <w:left w:space="0" w:sz="0" w:val="nil"/>
+          <w:bottom w:space="0" w:sz="0" w:val="nil"/>
+          <w:right w:space="0" w:sz="0" w:val="nil"/>
+          <w:between w:space="0" w:sz="0" w:val="nil"/>
+        </w:pBdr>
+        <w:shd w:fill="auto" w:val="clear"/>
+        <w:ind w:left="720" w:hanging="360"/>
+        <w:jc w:val="left"/>
+        <w:rPr>
+          <w:sz w:val="24"/>
+          <w:szCs w:val="24"/>
+          <w:u w:val="none"/>
+        </w:rPr>
+      </w:pPr>
+      <w:r>
+        <w:rPr>
+          <w:sz w:val="24"/>
+          <w:szCs w:val="24"/>
+          <w:rtl w:val="0"/>
+        </w:rPr>
+        <w:t xml:space="preserve">Work on UI design in Figma</w:t>
+      </w:r>
+    </w:p>
+    <w:p>
+      <w:pPr>
+        <w:keepNext w:val="0"/>
+        <w:keepLines w:val="0"/>
+        <w:pageBreakBefore w:val="0"/>
+        <w:widowControl w:val="0"/>
+        <w:pBdr>
+          <w:top w:space="0" w:sz="0" w:val="nil"/>
+          <w:left w:space="0" w:sz="0" w:val="nil"/>
+          <w:bottom w:space="0" w:sz="0" w:val="nil"/>
+          <w:right w:space="0" w:sz="0" w:val="nil"/>
+          <w:between w:space="0" w:sz="0" w:val="nil"/>
+        </w:pBdr>
+        <w:shd w:fill="auto" w:val="clear"/>
+        <w:jc w:val="left"/>
         <w:rPr>
           <w:b w:val="1"/>
           <w:sz w:val="24"/>
           <w:szCs w:val="24"/>
-        </w:rPr>
-      </w:pPr>
-      <w:r>
+          <w:u w:val="single"/>
+        </w:rPr>
+      </w:pPr>
+      <w:r>
+        <w:rPr>
+          <w:rtl w:val="0"/>
+        </w:rPr>
+      </w:r>
+    </w:p>
+    <w:p>
+      <w:pPr>
+        <w:keepNext w:val="0"/>
+        <w:keepLines w:val="0"/>
+        <w:pageBreakBefore w:val="0"/>
+        <w:widowControl w:val="0"/>
+        <w:pBdr>
+          <w:top w:space="0" w:sz="0" w:val="nil"/>
+          <w:left w:space="0" w:sz="0" w:val="nil"/>
+          <w:bottom w:space="0" w:sz="0" w:val="nil"/>
+          <w:right w:space="0" w:sz="0" w:val="nil"/>
+          <w:between w:space="0" w:sz="0" w:val="nil"/>
+        </w:pBdr>
+        <w:shd w:fill="auto" w:val="clear"/>
+        <w:jc w:val="left"/>
         <w:rPr>
           <w:b w:val="1"/>
           <w:sz w:val="24"/>
           <w:szCs w:val="24"/>
+          <w:u w:val="single"/>
+        </w:rPr>
+      </w:pPr>
+      <w:r>
+        <w:rPr>
+          <w:rtl w:val="0"/>
+        </w:rPr>
+      </w:r>
+    </w:p>
+    <w:p>
+      <w:pPr>
+        <w:keepNext w:val="0"/>
+        <w:keepLines w:val="0"/>
+        <w:pageBreakBefore w:val="0"/>
+        <w:widowControl w:val="0"/>
+        <w:pBdr>
+          <w:top w:space="0" w:sz="0" w:val="nil"/>
+          <w:left w:space="0" w:sz="0" w:val="nil"/>
+          <w:bottom w:space="0" w:sz="0" w:val="nil"/>
+          <w:right w:space="0" w:sz="0" w:val="nil"/>
+          <w:between w:space="0" w:sz="0" w:val="nil"/>
+        </w:pBdr>
+        <w:shd w:fill="auto" w:val="clear"/>
+        <w:jc w:val="center"/>
+        <w:rPr>
+          <w:b w:val="1"/>
+          <w:sz w:val="24"/>
+          <w:szCs w:val="24"/>
+          <w:u w:val="single"/>
+        </w:rPr>
+      </w:pPr>
+      <w:r>
+        <w:rPr>
+          <w:rtl w:val="0"/>
+        </w:rPr>
+      </w:r>
+    </w:p>
+    <w:p>
+      <w:pPr>
+        <w:keepNext w:val="0"/>
+        <w:keepLines w:val="0"/>
+        <w:pageBreakBefore w:val="0"/>
+        <w:widowControl w:val="0"/>
+        <w:pBdr>
+          <w:top w:space="0" w:sz="0" w:val="nil"/>
+          <w:left w:space="0" w:sz="0" w:val="nil"/>
+          <w:bottom w:space="0" w:sz="0" w:val="nil"/>
+          <w:right w:space="0" w:sz="0" w:val="nil"/>
+          <w:between w:space="0" w:sz="0" w:val="nil"/>
+        </w:pBdr>
+        <w:shd w:fill="auto" w:val="clear"/>
+        <w:jc w:val="center"/>
+        <w:rPr>
+          <w:b w:val="1"/>
+          <w:sz w:val="24"/>
+          <w:szCs w:val="24"/>
+          <w:u w:val="single"/>
+        </w:rPr>
+      </w:pPr>
+      <w:r>
+        <w:rPr>
+          <w:b w:val="1"/>
+          <w:sz w:val="24"/>
+          <w:szCs w:val="24"/>
+          <w:u w:val="single"/>
+          <w:rtl w:val="0"/>
+        </w:rPr>
+        <w:t xml:space="preserve">Meeting 2 </w:t>
+      </w:r>
+    </w:p>
+    <w:p>
+      <w:pPr>
+        <w:rPr>
+          <w:sz w:val="24"/>
+          <w:szCs w:val="24"/>
+        </w:rPr>
+      </w:pPr>
+      <w:r>
+        <w:rPr>
+          <w:b w:val="1"/>
+          <w:sz w:val="24"/>
+          <w:szCs w:val="24"/>
+          <w:rtl w:val="0"/>
+        </w:rPr>
+        <w:t xml:space="preserve">Date and Time:</w:t>
+      </w:r>
+      <w:r>
+        <w:rPr>
+          <w:sz w:val="24"/>
+          <w:szCs w:val="24"/>
+          <w:rtl w:val="0"/>
+        </w:rPr>
+        <w:t xml:space="preserve">  5/17/2025 5:00-5:30pm</w:t>
+      </w:r>
+    </w:p>
+    <w:p>
+      <w:pPr>
+        <w:rPr>
+          <w:sz w:val="24"/>
+          <w:szCs w:val="24"/>
+        </w:rPr>
+      </w:pPr>
+      <w:r>
+        <w:rPr>
+          <w:b w:val="1"/>
+          <w:sz w:val="24"/>
+          <w:szCs w:val="24"/>
+          <w:rtl w:val="0"/>
+        </w:rPr>
+        <w:t xml:space="preserve">Place</w:t>
+      </w:r>
+      <w:r>
+        <w:rPr>
+          <w:sz w:val="24"/>
+          <w:szCs w:val="24"/>
+          <w:rtl w:val="0"/>
+        </w:rPr>
+        <w:t xml:space="preserve">: Discord voice call</w:t>
+      </w:r>
+    </w:p>
+    <w:p>
+      <w:pPr>
+        <w:rPr>
+          <w:sz w:val="24"/>
+          <w:szCs w:val="24"/>
+        </w:rPr>
+      </w:pPr>
+      <w:r>
+        <w:rPr>
+          <w:b w:val="1"/>
+          <w:sz w:val="24"/>
+          <w:szCs w:val="24"/>
+          <w:rtl w:val="0"/>
+        </w:rPr>
+        <w:t xml:space="preserve">Participants:</w:t>
+      </w:r>
+      <w:r>
+        <w:rPr>
+          <w:sz w:val="24"/>
+          <w:szCs w:val="24"/>
+          <w:rtl w:val="0"/>
+        </w:rPr>
+        <w:t xml:space="preserve"> Iqra Chaudhary, Hongjie Zhang, Thomas Iliev, Grant Hovey</w:t>
+      </w:r>
+    </w:p>
+    <w:p>
+      <w:pPr>
+        <w:rPr>
+          <w:sz w:val="24"/>
+          <w:szCs w:val="24"/>
+        </w:rPr>
+      </w:pPr>
+      <w:r>
+        <w:rPr>
+          <w:b w:val="1"/>
+          <w:sz w:val="24"/>
+          <w:szCs w:val="24"/>
+          <w:rtl w:val="0"/>
+        </w:rPr>
+        <w:t xml:space="preserve">Minutes taker: </w:t>
+      </w:r>
+      <w:r>
+        <w:rPr>
+          <w:sz w:val="24"/>
+          <w:szCs w:val="24"/>
+          <w:rtl w:val="0"/>
+        </w:rPr>
+        <w:t xml:space="preserve">Thomas Iliev</w:t>
+      </w:r>
+    </w:p>
+    <w:p>
+      <w:pPr>
+        <w:rPr>
+          <w:sz w:val="24"/>
+          <w:szCs w:val="24"/>
+        </w:rPr>
+      </w:pPr>
+      <w:r>
+        <w:rPr>
+          <w:b w:val="1"/>
+          <w:sz w:val="24"/>
+          <w:szCs w:val="24"/>
+          <w:rtl w:val="0"/>
+        </w:rPr>
+        <w:t xml:space="preserve">Timekeeper: </w:t>
+      </w:r>
+      <w:r>
+        <w:rPr>
+          <w:sz w:val="24"/>
+          <w:szCs w:val="24"/>
+          <w:rtl w:val="0"/>
+        </w:rPr>
+        <w:t xml:space="preserve">Thomas Iliev</w:t>
+      </w:r>
+    </w:p>
+    <w:p>
+      <w:pPr>
+        <w:rPr>
+          <w:sz w:val="24"/>
+          <w:szCs w:val="24"/>
+        </w:rPr>
+      </w:pPr>
+      <w:r>
+        <w:rPr>
+          <w:b w:val="1"/>
+          <w:sz w:val="24"/>
+          <w:szCs w:val="24"/>
+          <w:rtl w:val="0"/>
+        </w:rPr>
+        <w:t xml:space="preserve">Purpose: </w:t>
+      </w:r>
+      <w:r>
+        <w:rPr>
+          <w:sz w:val="24"/>
+          <w:szCs w:val="24"/>
+          <w:rtl w:val="0"/>
+        </w:rPr>
+        <w:t xml:space="preserve">Discuss requirements for Iteration 1 and next steps</w:t>
+      </w:r>
+    </w:p>
+    <w:p>
+      <w:pPr>
+        <w:rPr>
+          <w:sz w:val="24"/>
+          <w:szCs w:val="24"/>
+        </w:rPr>
+      </w:pPr>
+      <w:r>
+        <w:rPr>
+          <w:rtl w:val="0"/>
+        </w:rPr>
+      </w:r>
+    </w:p>
+    <w:p>
+      <w:pPr>
+        <w:rPr>
+          <w:b w:val="1"/>
+          <w:sz w:val="24"/>
+          <w:szCs w:val="24"/>
+        </w:rPr>
+      </w:pPr>
+      <w:r>
+        <w:rPr>
+          <w:b w:val="1"/>
+          <w:sz w:val="24"/>
+          <w:szCs w:val="24"/>
+          <w:rtl w:val="0"/>
+        </w:rPr>
+        <w:t xml:space="preserve">Agenda: </w:t>
+      </w:r>
+    </w:p>
+    <w:p>
+      <w:pPr>
+        <w:numPr>
+          <w:ilvl w:val="0"/>
+          <w:numId w:val="11"/>
+        </w:numPr>
+        <w:ind w:left="720" w:hanging="360"/>
+        <w:rPr>
+          <w:sz w:val="24"/>
+          <w:szCs w:val="24"/>
+        </w:rPr>
+      </w:pPr>
+      <w:r>
+        <w:rPr>
+          <w:sz w:val="24"/>
+          <w:szCs w:val="24"/>
+          <w:rtl w:val="0"/>
+        </w:rPr>
+        <w:t xml:space="preserve">Review and confirm everyone understands their assigned roles and responsibilities</w:t>
+      </w:r>
+    </w:p>
+    <w:p>
+      <w:pPr>
+        <w:numPr>
+          <w:ilvl w:val="0"/>
+          <w:numId w:val="11"/>
+        </w:numPr>
+        <w:ind w:left="720" w:hanging="360"/>
+        <w:rPr>
+          <w:sz w:val="24"/>
+          <w:szCs w:val="24"/>
+        </w:rPr>
+      </w:pPr>
+      <w:r>
+        <w:rPr>
+          <w:sz w:val="24"/>
+          <w:szCs w:val="24"/>
+          <w:rtl w:val="0"/>
+        </w:rPr>
+        <w:t xml:space="preserve">Determine next steps</w:t>
+      </w:r>
+    </w:p>
+    <w:p>
+      <w:pPr>
+        <w:numPr>
+          <w:ilvl w:val="0"/>
+          <w:numId w:val="11"/>
+        </w:numPr>
+        <w:ind w:left="720" w:hanging="360"/>
+        <w:rPr>
+          <w:sz w:val="24"/>
+          <w:szCs w:val="24"/>
+          <w:u w:val="none"/>
+        </w:rPr>
+      </w:pPr>
+      <w:r>
+        <w:rPr>
+          <w:sz w:val="24"/>
+          <w:szCs w:val="24"/>
+          <w:rtl w:val="0"/>
+        </w:rPr>
+        <w:t xml:space="preserve">Finalize core app features</w:t>
+      </w:r>
+    </w:p>
+    <w:p>
+      <w:pPr>
+        <w:numPr>
+          <w:ilvl w:val="0"/>
+          <w:numId w:val="11"/>
+        </w:numPr>
+        <w:ind w:left="720" w:hanging="360"/>
+        <w:rPr>
+          <w:sz w:val="24"/>
+          <w:szCs w:val="24"/>
+          <w:u w:val="none"/>
+        </w:rPr>
+      </w:pPr>
+      <w:r>
+        <w:rPr>
+          <w:sz w:val="24"/>
+          <w:szCs w:val="24"/>
+          <w:rtl w:val="0"/>
+        </w:rPr>
+        <w:t xml:space="preserve">Assign tasks based on roles</w:t>
+      </w:r>
+    </w:p>
+    <w:p>
+      <w:pPr>
+        <w:numPr>
+          <w:ilvl w:val="0"/>
+          <w:numId w:val="11"/>
+        </w:numPr>
+        <w:ind w:left="720" w:hanging="360"/>
+        <w:rPr>
+          <w:sz w:val="24"/>
+          <w:szCs w:val="24"/>
+          <w:u w:val="none"/>
+        </w:rPr>
+      </w:pPr>
+      <w:r>
+        <w:rPr>
+          <w:sz w:val="24"/>
+          <w:szCs w:val="24"/>
+          <w:rtl w:val="0"/>
+        </w:rPr>
+        <w:t xml:space="preserve">Set next meeting date</w:t>
+      </w:r>
+    </w:p>
+    <w:p>
+      <w:pPr>
+        <w:rPr>
+          <w:sz w:val="24"/>
+          <w:szCs w:val="24"/>
+        </w:rPr>
+      </w:pPr>
+      <w:r>
+        <w:rPr>
+          <w:rtl w:val="0"/>
+        </w:rPr>
+      </w:r>
+    </w:p>
+    <w:p>
+      <w:pPr>
+        <w:rPr>
+          <w:b w:val="1"/>
+          <w:sz w:val="24"/>
+          <w:szCs w:val="24"/>
+        </w:rPr>
+      </w:pPr>
+      <w:r>
+        <w:rPr>
+          <w:b w:val="1"/>
+          <w:sz w:val="24"/>
+          <w:szCs w:val="24"/>
           <w:rtl w:val="0"/>
         </w:rPr>
         <w:t xml:space="preserve">Discussions:</w:t>
@@ -909,7 +2095,173 @@
     </w:p>
     <w:p>
       <w:pPr>
-        <w:pageBreakBefore w:val="0"/>
+        <w:numPr>
+          <w:ilvl w:val="0"/>
+          <w:numId w:val="7"/>
+        </w:numPr>
+        <w:ind w:left="720" w:hanging="360"/>
+        <w:rPr>
+          <w:sz w:val="24"/>
+          <w:szCs w:val="24"/>
+        </w:rPr>
+      </w:pPr>
+      <w:r>
+        <w:rPr>
+          <w:sz w:val="24"/>
+          <w:szCs w:val="24"/>
+          <w:rtl w:val="0"/>
+        </w:rPr>
+        <w:t xml:space="preserve">Group members are all comfortable with their roles</w:t>
+      </w:r>
+    </w:p>
+    <w:p>
+      <w:pPr>
+        <w:numPr>
+          <w:ilvl w:val="0"/>
+          <w:numId w:val="7"/>
+        </w:numPr>
+        <w:ind w:left="720" w:hanging="360"/>
+        <w:rPr>
+          <w:sz w:val="24"/>
+          <w:szCs w:val="24"/>
+          <w:u w:val="none"/>
+        </w:rPr>
+      </w:pPr>
+      <w:r>
+        <w:rPr>
+          <w:sz w:val="24"/>
+          <w:szCs w:val="24"/>
+          <w:rtl w:val="0"/>
+        </w:rPr>
+        <w:t xml:space="preserve">Reviewed project architecture using a Figma diagram</w:t>
+      </w:r>
+    </w:p>
+    <w:p>
+      <w:pPr>
+        <w:numPr>
+          <w:ilvl w:val="0"/>
+          <w:numId w:val="7"/>
+        </w:numPr>
+        <w:ind w:left="720" w:hanging="360"/>
+        <w:rPr>
+          <w:sz w:val="24"/>
+          <w:szCs w:val="24"/>
+          <w:u w:val="none"/>
+        </w:rPr>
+      </w:pPr>
+      <w:r>
+        <w:rPr>
+          <w:sz w:val="24"/>
+          <w:szCs w:val="24"/>
+          <w:rtl w:val="0"/>
+        </w:rPr>
+        <w:t xml:space="preserve">Jira vs GitHub for tracking progress on tasks</w:t>
+      </w:r>
+    </w:p>
+    <w:p>
+      <w:pPr>
+        <w:numPr>
+          <w:ilvl w:val="0"/>
+          <w:numId w:val="7"/>
+        </w:numPr>
+        <w:ind w:left="720" w:hanging="360"/>
+        <w:rPr>
+          <w:sz w:val="24"/>
+          <w:szCs w:val="24"/>
+          <w:u w:val="none"/>
+        </w:rPr>
+      </w:pPr>
+      <w:r>
+        <w:rPr>
+          <w:sz w:val="24"/>
+          <w:szCs w:val="24"/>
+          <w:rtl w:val="0"/>
+        </w:rPr>
+        <w:t xml:space="preserve">Find a meeting time that works for everyone</w:t>
+      </w:r>
+    </w:p>
+    <w:p>
+      <w:pPr>
+        <w:spacing w:line="240" w:lineRule="auto"/>
+        <w:rPr>
+          <w:b w:val="1"/>
+          <w:sz w:val="24"/>
+          <w:szCs w:val="24"/>
+        </w:rPr>
+      </w:pPr>
+      <w:r>
+        <w:rPr>
+          <w:b w:val="1"/>
+          <w:sz w:val="24"/>
+          <w:szCs w:val="24"/>
+          <w:rtl w:val="0"/>
+        </w:rPr>
+        <w:t xml:space="preserve">Key Decisions:</w:t>
+      </w:r>
+    </w:p>
+    <w:p>
+      <w:pPr>
+        <w:numPr>
+          <w:ilvl w:val="0"/>
+          <w:numId w:val="10"/>
+        </w:numPr>
+        <w:ind w:left="720" w:hanging="360"/>
+        <w:rPr>
+          <w:sz w:val="24"/>
+          <w:szCs w:val="24"/>
+        </w:rPr>
+      </w:pPr>
+      <w:r>
+        <w:rPr>
+          <w:sz w:val="24"/>
+          <w:szCs w:val="24"/>
+          <w:rtl w:val="0"/>
+        </w:rPr>
+        <w:t xml:space="preserve">Jira vs GitHub - GitHub</w:t>
+      </w:r>
+    </w:p>
+    <w:p>
+      <w:pPr>
+        <w:numPr>
+          <w:ilvl w:val="0"/>
+          <w:numId w:val="10"/>
+        </w:numPr>
+        <w:ind w:left="720" w:hanging="360"/>
+        <w:rPr>
+          <w:sz w:val="24"/>
+          <w:szCs w:val="24"/>
+          <w:u w:val="none"/>
+        </w:rPr>
+      </w:pPr>
+      <w:r>
+        <w:rPr>
+          <w:sz w:val="24"/>
+          <w:szCs w:val="24"/>
+          <w:rtl w:val="0"/>
+        </w:rPr>
+        <w:t xml:space="preserve">Meet again on Monday (possible recurring meeting day)</w:t>
+      </w:r>
+    </w:p>
+    <w:p>
+      <w:pPr>
+        <w:rPr>
+          <w:b w:val="1"/>
+          <w:sz w:val="24"/>
+          <w:szCs w:val="24"/>
+        </w:rPr>
+      </w:pPr>
+      <w:r>
+        <w:rPr>
+          <w:b w:val="1"/>
+          <w:sz w:val="24"/>
+          <w:szCs w:val="24"/>
+          <w:rtl w:val="0"/>
+        </w:rPr>
+        <w:t xml:space="preserve">Action Items:</w:t>
+      </w:r>
+    </w:p>
+    <w:p>
+      <w:pPr>
         <w:numPr>
           <w:ilvl w:val="0"/>
           <w:numId w:val="4"/>
@@ -926,12 +2278,11 @@
           <w:szCs w:val="24"/>
           <w:rtl w:val="0"/>
         </w:rPr>
-        <w:t xml:space="preserve">Group members share backgrounds and discuss experience levels</w:t>
-      </w:r>
-    </w:p>
-    <w:p>
-      <w:pPr>
-        <w:pageBreakBefore w:val="0"/>
+        <w:t xml:space="preserve">Creation pattern</w:t>
+      </w:r>
+    </w:p>
+    <w:p>
+      <w:pPr>
         <w:numPr>
           <w:ilvl w:val="0"/>
           <w:numId w:val="4"/>
@@ -949,12 +2300,11 @@
           <w:szCs w:val="24"/>
           <w:rtl w:val="0"/>
         </w:rPr>
-        <w:t xml:space="preserve">Determine which roles each member feels comfortable taking on or would be willing to try</w:t>
-      </w:r>
-    </w:p>
-    <w:p>
-      <w:pPr>
-        <w:pageBreakBefore w:val="0"/>
+        <w:t xml:space="preserve">Database design</w:t>
+      </w:r>
+    </w:p>
+    <w:p>
+      <w:pPr>
         <w:numPr>
           <w:ilvl w:val="0"/>
           <w:numId w:val="4"/>
@@ -972,12 +2322,11 @@
           <w:szCs w:val="24"/>
           <w:rtl w:val="0"/>
         </w:rPr>
-        <w:t xml:space="preserve">Brainstorm potential project ideas and agree on child education app</w:t>
-      </w:r>
-    </w:p>
-    <w:p>
-      <w:pPr>
-        <w:pageBreakBefore w:val="0"/>
+        <w:t xml:space="preserve">Security design</w:t>
+      </w:r>
+    </w:p>
+    <w:p>
+      <w:pPr>
         <w:numPr>
           <w:ilvl w:val="0"/>
           <w:numId w:val="4"/>
@@ -995,12 +2344,11 @@
           <w:szCs w:val="24"/>
           <w:rtl w:val="0"/>
         </w:rPr>
-        <w:t xml:space="preserve">Target grade levels</w:t>
-      </w:r>
-    </w:p>
-    <w:p>
-      <w:pPr>
-        <w:pageBreakBefore w:val="0"/>
+        <w:t xml:space="preserve">Update technology stack</w:t>
+      </w:r>
+    </w:p>
+    <w:p>
+      <w:pPr>
         <w:numPr>
           <w:ilvl w:val="0"/>
           <w:numId w:val="4"/>
@@ -1018,12 +2366,11 @@
           <w:szCs w:val="24"/>
           <w:rtl w:val="0"/>
         </w:rPr>
-        <w:t xml:space="preserve">Subjects to include</w:t>
-      </w:r>
-    </w:p>
-    <w:p>
-      <w:pPr>
-        <w:pageBreakBefore w:val="0"/>
+        <w:t xml:space="preserve">Testing strategy</w:t>
+      </w:r>
+    </w:p>
+    <w:p>
+      <w:pPr>
         <w:numPr>
           <w:ilvl w:val="0"/>
           <w:numId w:val="4"/>
@@ -1041,12 +2388,11 @@
           <w:szCs w:val="24"/>
           <w:rtl w:val="0"/>
         </w:rPr>
-        <w:t xml:space="preserve">General app goals</w:t>
-      </w:r>
-    </w:p>
-    <w:p>
-      <w:pPr>
-        <w:pageBreakBefore w:val="0"/>
+        <w:t xml:space="preserve">Jira vs GitHub</w:t>
+      </w:r>
+    </w:p>
+    <w:p>
+      <w:pPr>
         <w:numPr>
           <w:ilvl w:val="0"/>
           <w:numId w:val="4"/>
@@ -1064,12 +2410,11 @@
           <w:szCs w:val="24"/>
           <w:rtl w:val="0"/>
         </w:rPr>
-        <w:t xml:space="preserve">Importance of incorporating voice-based features for children who are too young to read/write</w:t>
-      </w:r>
-    </w:p>
-    <w:p>
-      <w:pPr>
-        <w:pageBreakBefore w:val="0"/>
+        <w:t xml:space="preserve">UI/UX prototype on Figma</w:t>
+      </w:r>
+    </w:p>
+    <w:p>
+      <w:pPr>
         <w:numPr>
           <w:ilvl w:val="0"/>
           <w:numId w:val="4"/>
@@ -1087,6 +2432,727 @@
           <w:szCs w:val="24"/>
           <w:rtl w:val="0"/>
         </w:rPr>
+        <w:t xml:space="preserve">Containerize the app in Docker</w:t>
+      </w:r>
+    </w:p>
+    <w:p>
+      <w:pPr>
+        <w:keepNext w:val="0"/>
+        <w:keepLines w:val="0"/>
+        <w:pageBreakBefore w:val="0"/>
+        <w:widowControl w:val="0"/>
+        <w:pBdr>
+          <w:top w:space="0" w:sz="0" w:val="nil"/>
+          <w:left w:space="0" w:sz="0" w:val="nil"/>
+          <w:bottom w:space="0" w:sz="0" w:val="nil"/>
+          <w:right w:space="0" w:sz="0" w:val="nil"/>
+          <w:between w:space="0" w:sz="0" w:val="nil"/>
+        </w:pBdr>
+        <w:shd w:fill="auto" w:val="clear"/>
+        <w:jc w:val="center"/>
+        <w:rPr>
+          <w:b w:val="1"/>
+          <w:sz w:val="24"/>
+          <w:szCs w:val="24"/>
+          <w:u w:val="single"/>
+        </w:rPr>
+      </w:pPr>
+      <w:r>
+        <w:rPr>
+          <w:rtl w:val="0"/>
+        </w:rPr>
+      </w:r>
+    </w:p>
+    <w:p>
+      <w:pPr>
+        <w:keepNext w:val="0"/>
+        <w:keepLines w:val="0"/>
+        <w:pageBreakBefore w:val="0"/>
+        <w:widowControl w:val="0"/>
+        <w:pBdr>
+          <w:top w:space="0" w:sz="0" w:val="nil"/>
+          <w:left w:space="0" w:sz="0" w:val="nil"/>
+          <w:bottom w:space="0" w:sz="0" w:val="nil"/>
+          <w:right w:space="0" w:sz="0" w:val="nil"/>
+          <w:between w:space="0" w:sz="0" w:val="nil"/>
+        </w:pBdr>
+        <w:shd w:fill="auto" w:val="clear"/>
+        <w:jc w:val="center"/>
+        <w:rPr>
+          <w:b w:val="1"/>
+          <w:sz w:val="24"/>
+          <w:szCs w:val="24"/>
+          <w:u w:val="single"/>
+        </w:rPr>
+      </w:pPr>
+      <w:r>
+        <w:rPr>
+          <w:b w:val="1"/>
+          <w:sz w:val="24"/>
+          <w:szCs w:val="24"/>
+          <w:u w:val="single"/>
+          <w:rtl w:val="0"/>
+        </w:rPr>
+        <w:t xml:space="preserve">Meeting 1  </w:t>
+      </w:r>
+    </w:p>
+    <w:p>
+      <w:pPr>
+        <w:keepNext w:val="0"/>
+        <w:keepLines w:val="0"/>
+        <w:pageBreakBefore w:val="0"/>
+        <w:widowControl w:val="0"/>
+        <w:pBdr>
+          <w:top w:space="0" w:sz="0" w:val="nil"/>
+          <w:left w:space="0" w:sz="0" w:val="nil"/>
+          <w:bottom w:space="0" w:sz="0" w:val="nil"/>
+          <w:right w:space="0" w:sz="0" w:val="nil"/>
+          <w:between w:space="0" w:sz="0" w:val="nil"/>
+        </w:pBdr>
+        <w:shd w:fill="auto" w:val="clear"/>
+        <w:rPr>
+          <w:b w:val="1"/>
+          <w:sz w:val="24"/>
+          <w:szCs w:val="24"/>
+          <w:u w:val="single"/>
+        </w:rPr>
+      </w:pPr>
+      <w:r>
+        <w:rPr>
+          <w:rtl w:val="0"/>
+        </w:rPr>
+      </w:r>
+    </w:p>
+    <w:p>
+      <w:pPr>
+        <w:keepNext w:val="0"/>
+        <w:keepLines w:val="0"/>
+        <w:pageBreakBefore w:val="0"/>
+        <w:widowControl w:val="0"/>
+        <w:pBdr>
+          <w:top w:space="0" w:sz="0" w:val="nil"/>
+          <w:left w:space="0" w:sz="0" w:val="nil"/>
+          <w:bottom w:space="0" w:sz="0" w:val="nil"/>
+          <w:right w:space="0" w:sz="0" w:val="nil"/>
+          <w:between w:space="0" w:sz="0" w:val="nil"/>
+        </w:pBdr>
+        <w:shd w:fill="auto" w:val="clear"/>
+        <w:rPr>
+          <w:b w:val="1"/>
+          <w:sz w:val="24"/>
+          <w:szCs w:val="24"/>
+          <w:u w:val="single"/>
+        </w:rPr>
+      </w:pPr>
+      <w:r>
+        <w:rPr>
+          <w:rtl w:val="0"/>
+        </w:rPr>
+      </w:r>
+    </w:p>
+    <w:p>
+      <w:pPr>
+        <w:keepNext w:val="0"/>
+        <w:keepLines w:val="0"/>
+        <w:pageBreakBefore w:val="0"/>
+        <w:widowControl w:val="0"/>
+        <w:pBdr>
+          <w:top w:space="0" w:sz="0" w:val="nil"/>
+          <w:left w:space="0" w:sz="0" w:val="nil"/>
+          <w:bottom w:space="0" w:sz="0" w:val="nil"/>
+          <w:right w:space="0" w:sz="0" w:val="nil"/>
+          <w:between w:space="0" w:sz="0" w:val="nil"/>
+        </w:pBdr>
+        <w:shd w:fill="auto" w:val="clear"/>
+        <w:rPr>
+          <w:sz w:val="24"/>
+          <w:szCs w:val="24"/>
+        </w:rPr>
+      </w:pPr>
+      <w:r>
+        <w:rPr>
+          <w:b w:val="1"/>
+          <w:sz w:val="24"/>
+          <w:szCs w:val="24"/>
+          <w:rtl w:val="0"/>
+        </w:rPr>
+        <w:t xml:space="preserve">Date and Time:</w:t>
+      </w:r>
+      <w:r>
+        <w:rPr>
+          <w:sz w:val="24"/>
+          <w:szCs w:val="24"/>
+          <w:rtl w:val="0"/>
+        </w:rPr>
+        <w:t xml:space="preserve">  5/12/2025 4:00-4:40pm</w:t>
+      </w:r>
+    </w:p>
+    <w:p>
+      <w:pPr>
+        <w:keepNext w:val="0"/>
+        <w:keepLines w:val="0"/>
+        <w:pageBreakBefore w:val="0"/>
+        <w:widowControl w:val="0"/>
+        <w:pBdr>
+          <w:top w:space="0" w:sz="0" w:val="nil"/>
+          <w:left w:space="0" w:sz="0" w:val="nil"/>
+          <w:bottom w:space="0" w:sz="0" w:val="nil"/>
+          <w:right w:space="0" w:sz="0" w:val="nil"/>
+          <w:between w:space="0" w:sz="0" w:val="nil"/>
+        </w:pBdr>
+        <w:shd w:fill="auto" w:val="clear"/>
+        <w:rPr>
+          <w:sz w:val="24"/>
+          <w:szCs w:val="24"/>
+        </w:rPr>
+      </w:pPr>
+      <w:r>
+        <w:rPr>
+          <w:b w:val="1"/>
+          <w:sz w:val="24"/>
+          <w:szCs w:val="24"/>
+          <w:rtl w:val="0"/>
+        </w:rPr>
+        <w:t xml:space="preserve">Place</w:t>
+      </w:r>
+      <w:r>
+        <w:rPr>
+          <w:sz w:val="24"/>
+          <w:szCs w:val="24"/>
+          <w:rtl w:val="0"/>
+        </w:rPr>
+        <w:t xml:space="preserve">: Discord voice call</w:t>
+      </w:r>
+    </w:p>
+    <w:p>
+      <w:pPr>
+        <w:keepNext w:val="0"/>
+        <w:keepLines w:val="0"/>
+        <w:pageBreakBefore w:val="0"/>
+        <w:widowControl w:val="0"/>
+        <w:pBdr>
+          <w:top w:space="0" w:sz="0" w:val="nil"/>
+          <w:left w:space="0" w:sz="0" w:val="nil"/>
+          <w:bottom w:space="0" w:sz="0" w:val="nil"/>
+          <w:right w:space="0" w:sz="0" w:val="nil"/>
+          <w:between w:space="0" w:sz="0" w:val="nil"/>
+        </w:pBdr>
+        <w:shd w:fill="auto" w:val="clear"/>
+        <w:rPr>
+          <w:sz w:val="24"/>
+          <w:szCs w:val="24"/>
+        </w:rPr>
+      </w:pPr>
+      <w:r>
+        <w:rPr>
+          <w:b w:val="1"/>
+          <w:sz w:val="24"/>
+          <w:szCs w:val="24"/>
+          <w:rtl w:val="0"/>
+        </w:rPr>
+        <w:t xml:space="preserve">Participants:</w:t>
+      </w:r>
+      <w:r>
+        <w:rPr>
+          <w:sz w:val="24"/>
+          <w:szCs w:val="24"/>
+          <w:rtl w:val="0"/>
+        </w:rPr>
+        <w:t xml:space="preserve"> Iqra Chaudhary, Hongjie Zhang, Tetiana Korchynska</w:t>
+      </w:r>
+    </w:p>
+    <w:p>
+      <w:pPr>
+        <w:keepNext w:val="0"/>
+        <w:keepLines w:val="0"/>
+        <w:pageBreakBefore w:val="0"/>
+        <w:widowControl w:val="0"/>
+        <w:pBdr>
+          <w:top w:space="0" w:sz="0" w:val="nil"/>
+          <w:left w:space="0" w:sz="0" w:val="nil"/>
+          <w:bottom w:space="0" w:sz="0" w:val="nil"/>
+          <w:right w:space="0" w:sz="0" w:val="nil"/>
+          <w:between w:space="0" w:sz="0" w:val="nil"/>
+        </w:pBdr>
+        <w:shd w:fill="auto" w:val="clear"/>
+        <w:rPr>
+          <w:sz w:val="24"/>
+          <w:szCs w:val="24"/>
+        </w:rPr>
+      </w:pPr>
+      <w:r>
+        <w:rPr>
+          <w:b w:val="1"/>
+          <w:sz w:val="24"/>
+          <w:szCs w:val="24"/>
+          <w:rtl w:val="0"/>
+        </w:rPr>
+        <w:t xml:space="preserve">Minutes taker: </w:t>
+      </w:r>
+      <w:r>
+        <w:rPr>
+          <w:sz w:val="24"/>
+          <w:szCs w:val="24"/>
+          <w:rtl w:val="0"/>
+        </w:rPr>
+        <w:t xml:space="preserve">Iqra Chaudhary</w:t>
+      </w:r>
+    </w:p>
+    <w:p>
+      <w:pPr>
+        <w:keepNext w:val="0"/>
+        <w:keepLines w:val="0"/>
+        <w:pageBreakBefore w:val="0"/>
+        <w:widowControl w:val="0"/>
+        <w:pBdr>
+          <w:top w:space="0" w:sz="0" w:val="nil"/>
+          <w:left w:space="0" w:sz="0" w:val="nil"/>
+          <w:bottom w:space="0" w:sz="0" w:val="nil"/>
+          <w:right w:space="0" w:sz="0" w:val="nil"/>
+          <w:between w:space="0" w:sz="0" w:val="nil"/>
+        </w:pBdr>
+        <w:shd w:fill="auto" w:val="clear"/>
+        <w:rPr>
+          <w:sz w:val="24"/>
+          <w:szCs w:val="24"/>
+        </w:rPr>
+      </w:pPr>
+      <w:r>
+        <w:rPr>
+          <w:b w:val="1"/>
+          <w:sz w:val="24"/>
+          <w:szCs w:val="24"/>
+          <w:rtl w:val="0"/>
+        </w:rPr>
+        <w:t xml:space="preserve">Timekeeper: </w:t>
+      </w:r>
+      <w:r>
+        <w:rPr>
+          <w:sz w:val="24"/>
+          <w:szCs w:val="24"/>
+          <w:rtl w:val="0"/>
+        </w:rPr>
+        <w:t xml:space="preserve">Iqra Chaudhary</w:t>
+      </w:r>
+    </w:p>
+    <w:p>
+      <w:pPr>
+        <w:keepNext w:val="0"/>
+        <w:keepLines w:val="0"/>
+        <w:pageBreakBefore w:val="0"/>
+        <w:widowControl w:val="0"/>
+        <w:pBdr>
+          <w:top w:space="0" w:sz="0" w:val="nil"/>
+          <w:left w:space="0" w:sz="0" w:val="nil"/>
+          <w:bottom w:space="0" w:sz="0" w:val="nil"/>
+          <w:right w:space="0" w:sz="0" w:val="nil"/>
+          <w:between w:space="0" w:sz="0" w:val="nil"/>
+        </w:pBdr>
+        <w:shd w:fill="auto" w:val="clear"/>
+        <w:rPr>
+          <w:sz w:val="24"/>
+          <w:szCs w:val="24"/>
+        </w:rPr>
+      </w:pPr>
+      <w:r>
+        <w:rPr>
+          <w:b w:val="1"/>
+          <w:sz w:val="24"/>
+          <w:szCs w:val="24"/>
+          <w:rtl w:val="0"/>
+        </w:rPr>
+        <w:t xml:space="preserve">Purpose: </w:t>
+      </w:r>
+      <w:r>
+        <w:rPr>
+          <w:sz w:val="24"/>
+          <w:szCs w:val="24"/>
+          <w:rtl w:val="0"/>
+        </w:rPr>
+        <w:t xml:space="preserve">Kickoff meeting</w:t>
+      </w:r>
+    </w:p>
+    <w:p>
+      <w:pPr>
+        <w:keepNext w:val="0"/>
+        <w:keepLines w:val="0"/>
+        <w:pageBreakBefore w:val="0"/>
+        <w:widowControl w:val="0"/>
+        <w:pBdr>
+          <w:top w:space="0" w:sz="0" w:val="nil"/>
+          <w:left w:space="0" w:sz="0" w:val="nil"/>
+          <w:bottom w:space="0" w:sz="0" w:val="nil"/>
+          <w:right w:space="0" w:sz="0" w:val="nil"/>
+          <w:between w:space="0" w:sz="0" w:val="nil"/>
+        </w:pBdr>
+        <w:shd w:fill="auto" w:val="clear"/>
+        <w:rPr>
+          <w:sz w:val="24"/>
+          <w:szCs w:val="24"/>
+        </w:rPr>
+      </w:pPr>
+      <w:r>
+        <w:rPr>
+          <w:rtl w:val="0"/>
+        </w:rPr>
+      </w:r>
+    </w:p>
+    <w:p>
+      <w:pPr>
+        <w:keepNext w:val="0"/>
+        <w:keepLines w:val="0"/>
+        <w:pageBreakBefore w:val="0"/>
+        <w:widowControl w:val="0"/>
+        <w:pBdr>
+          <w:top w:space="0" w:sz="0" w:val="nil"/>
+          <w:left w:space="0" w:sz="0" w:val="nil"/>
+          <w:bottom w:space="0" w:sz="0" w:val="nil"/>
+          <w:right w:space="0" w:sz="0" w:val="nil"/>
+          <w:between w:space="0" w:sz="0" w:val="nil"/>
+        </w:pBdr>
+        <w:shd w:fill="auto" w:val="clear"/>
+        <w:rPr>
+          <w:b w:val="1"/>
+          <w:sz w:val="24"/>
+          <w:szCs w:val="24"/>
+        </w:rPr>
+      </w:pPr>
+      <w:r>
+        <w:rPr>
+          <w:b w:val="1"/>
+          <w:sz w:val="24"/>
+          <w:szCs w:val="24"/>
+          <w:rtl w:val="0"/>
+        </w:rPr>
+        <w:t xml:space="preserve">Agenda: </w:t>
+      </w:r>
+    </w:p>
+    <w:p>
+      <w:pPr>
+        <w:keepNext w:val="0"/>
+        <w:keepLines w:val="0"/>
+        <w:pageBreakBefore w:val="0"/>
+        <w:widowControl w:val="0"/>
+        <w:numPr>
+          <w:ilvl w:val="0"/>
+          <w:numId w:val="11"/>
+        </w:numPr>
+        <w:pBdr>
+          <w:top w:space="0" w:sz="0" w:val="nil"/>
+          <w:left w:space="0" w:sz="0" w:val="nil"/>
+          <w:bottom w:space="0" w:sz="0" w:val="nil"/>
+          <w:right w:space="0" w:sz="0" w:val="nil"/>
+          <w:between w:space="0" w:sz="0" w:val="nil"/>
+        </w:pBdr>
+        <w:shd w:fill="auto" w:val="clear"/>
+        <w:ind w:left="720" w:hanging="360"/>
+        <w:rPr>
+          <w:sz w:val="24"/>
+          <w:szCs w:val="24"/>
+          <w:u w:val="none"/>
+        </w:rPr>
+      </w:pPr>
+      <w:r>
+        <w:rPr>
+          <w:sz w:val="24"/>
+          <w:szCs w:val="24"/>
+          <w:rtl w:val="0"/>
+        </w:rPr>
+        <w:t xml:space="preserve">Determine project</w:t>
+      </w:r>
+    </w:p>
+    <w:p>
+      <w:pPr>
+        <w:keepNext w:val="0"/>
+        <w:keepLines w:val="0"/>
+        <w:pageBreakBefore w:val="0"/>
+        <w:widowControl w:val="0"/>
+        <w:numPr>
+          <w:ilvl w:val="0"/>
+          <w:numId w:val="11"/>
+        </w:numPr>
+        <w:pBdr>
+          <w:top w:space="0" w:sz="0" w:val="nil"/>
+          <w:left w:space="0" w:sz="0" w:val="nil"/>
+          <w:bottom w:space="0" w:sz="0" w:val="nil"/>
+          <w:right w:space="0" w:sz="0" w:val="nil"/>
+          <w:between w:space="0" w:sz="0" w:val="nil"/>
+        </w:pBdr>
+        <w:shd w:fill="auto" w:val="clear"/>
+        <w:ind w:left="720" w:hanging="360"/>
+        <w:rPr>
+          <w:sz w:val="24"/>
+          <w:szCs w:val="24"/>
+          <w:u w:val="none"/>
+        </w:rPr>
+      </w:pPr>
+      <w:r>
+        <w:rPr>
+          <w:sz w:val="24"/>
+          <w:szCs w:val="24"/>
+          <w:rtl w:val="0"/>
+        </w:rPr>
+        <w:t xml:space="preserve">Assign roles</w:t>
+      </w:r>
+    </w:p>
+    <w:p>
+      <w:pPr>
+        <w:keepNext w:val="0"/>
+        <w:keepLines w:val="0"/>
+        <w:pageBreakBefore w:val="0"/>
+        <w:widowControl w:val="0"/>
+        <w:numPr>
+          <w:ilvl w:val="0"/>
+          <w:numId w:val="11"/>
+        </w:numPr>
+        <w:pBdr>
+          <w:top w:space="0" w:sz="0" w:val="nil"/>
+          <w:left w:space="0" w:sz="0" w:val="nil"/>
+          <w:bottom w:space="0" w:sz="0" w:val="nil"/>
+          <w:right w:space="0" w:sz="0" w:val="nil"/>
+          <w:between w:space="0" w:sz="0" w:val="nil"/>
+        </w:pBdr>
+        <w:shd w:fill="auto" w:val="clear"/>
+        <w:ind w:left="720" w:hanging="360"/>
+        <w:rPr>
+          <w:sz w:val="24"/>
+          <w:szCs w:val="24"/>
+          <w:u w:val="none"/>
+        </w:rPr>
+      </w:pPr>
+      <w:r>
+        <w:rPr>
+          <w:sz w:val="24"/>
+          <w:szCs w:val="24"/>
+          <w:rtl w:val="0"/>
+        </w:rPr>
+        <w:t xml:space="preserve">Discuss project scope and initial direction</w:t>
+      </w:r>
+    </w:p>
+    <w:p>
+      <w:pPr>
+        <w:keepNext w:val="0"/>
+        <w:keepLines w:val="0"/>
+        <w:pageBreakBefore w:val="0"/>
+        <w:widowControl w:val="0"/>
+        <w:pBdr>
+          <w:top w:space="0" w:sz="0" w:val="nil"/>
+          <w:left w:space="0" w:sz="0" w:val="nil"/>
+          <w:bottom w:space="0" w:sz="0" w:val="nil"/>
+          <w:right w:space="0" w:sz="0" w:val="nil"/>
+          <w:between w:space="0" w:sz="0" w:val="nil"/>
+        </w:pBdr>
+        <w:shd w:fill="auto" w:val="clear"/>
+        <w:rPr>
+          <w:sz w:val="24"/>
+          <w:szCs w:val="24"/>
+        </w:rPr>
+      </w:pPr>
+      <w:r>
+        <w:rPr>
+          <w:rtl w:val="0"/>
+        </w:rPr>
+      </w:r>
+    </w:p>
+    <w:p>
+      <w:pPr>
+        <w:pageBreakBefore w:val="0"/>
+        <w:rPr>
+          <w:b w:val="1"/>
+          <w:sz w:val="24"/>
+          <w:szCs w:val="24"/>
+        </w:rPr>
+      </w:pPr>
+      <w:r>
+        <w:rPr>
+          <w:b w:val="1"/>
+          <w:sz w:val="24"/>
+          <w:szCs w:val="24"/>
+          <w:rtl w:val="0"/>
+        </w:rPr>
+        <w:t xml:space="preserve">Discussions:</w:t>
+      </w:r>
+    </w:p>
+    <w:p>
+      <w:pPr>
+        <w:pageBreakBefore w:val="0"/>
+        <w:numPr>
+          <w:ilvl w:val="0"/>
+          <w:numId w:val="7"/>
+        </w:numPr>
+        <w:ind w:left="720" w:hanging="360"/>
+        <w:rPr>
+          <w:sz w:val="24"/>
+          <w:szCs w:val="24"/>
+        </w:rPr>
+      </w:pPr>
+      <w:r>
+        <w:rPr>
+          <w:sz w:val="24"/>
+          <w:szCs w:val="24"/>
+          <w:rtl w:val="0"/>
+        </w:rPr>
+        <w:t xml:space="preserve">Group members share backgrounds and discuss experience levels</w:t>
+      </w:r>
+    </w:p>
+    <w:p>
+      <w:pPr>
+        <w:pageBreakBefore w:val="0"/>
+        <w:numPr>
+          <w:ilvl w:val="0"/>
+          <w:numId w:val="7"/>
+        </w:numPr>
+        <w:ind w:left="720" w:hanging="360"/>
+        <w:rPr>
+          <w:sz w:val="24"/>
+          <w:szCs w:val="24"/>
+          <w:u w:val="none"/>
+        </w:rPr>
+      </w:pPr>
+      <w:r>
+        <w:rPr>
+          <w:sz w:val="24"/>
+          <w:szCs w:val="24"/>
+          <w:rtl w:val="0"/>
+        </w:rPr>
+        <w:t xml:space="preserve">Determine which roles each member feels comfortable taking on or would be willing to try</w:t>
+      </w:r>
+    </w:p>
+    <w:p>
+      <w:pPr>
+        <w:pageBreakBefore w:val="0"/>
+        <w:numPr>
+          <w:ilvl w:val="0"/>
+          <w:numId w:val="7"/>
+        </w:numPr>
+        <w:ind w:left="720" w:hanging="360"/>
+        <w:rPr>
+          <w:sz w:val="24"/>
+          <w:szCs w:val="24"/>
+          <w:u w:val="none"/>
+        </w:rPr>
+      </w:pPr>
+      <w:r>
+        <w:rPr>
+          <w:sz w:val="24"/>
+          <w:szCs w:val="24"/>
+          <w:rtl w:val="0"/>
+        </w:rPr>
+        <w:t xml:space="preserve">Brainstorm potential project ideas and agree on child education app</w:t>
+      </w:r>
+    </w:p>
+    <w:p>
+      <w:pPr>
+        <w:pageBreakBefore w:val="0"/>
+        <w:numPr>
+          <w:ilvl w:val="0"/>
+          <w:numId w:val="7"/>
+        </w:numPr>
+        <w:ind w:left="720" w:hanging="360"/>
+        <w:rPr>
+          <w:sz w:val="24"/>
+          <w:szCs w:val="24"/>
+          <w:u w:val="none"/>
+        </w:rPr>
+      </w:pPr>
+      <w:r>
+        <w:rPr>
+          <w:sz w:val="24"/>
+          <w:szCs w:val="24"/>
+          <w:rtl w:val="0"/>
+        </w:rPr>
+        <w:t xml:space="preserve">Target grade levels</w:t>
+      </w:r>
+    </w:p>
+    <w:p>
+      <w:pPr>
+        <w:pageBreakBefore w:val="0"/>
+        <w:numPr>
+          <w:ilvl w:val="0"/>
+          <w:numId w:val="7"/>
+        </w:numPr>
+        <w:ind w:left="720" w:hanging="360"/>
+        <w:rPr>
+          <w:sz w:val="24"/>
+          <w:szCs w:val="24"/>
+          <w:u w:val="none"/>
+        </w:rPr>
+      </w:pPr>
+      <w:r>
+        <w:rPr>
+          <w:sz w:val="24"/>
+          <w:szCs w:val="24"/>
+          <w:rtl w:val="0"/>
+        </w:rPr>
+        <w:t xml:space="preserve">Subjects to include</w:t>
+      </w:r>
+    </w:p>
+    <w:p>
+      <w:pPr>
+        <w:pageBreakBefore w:val="0"/>
+        <w:numPr>
+          <w:ilvl w:val="0"/>
+          <w:numId w:val="7"/>
+        </w:numPr>
+        <w:ind w:left="720" w:hanging="360"/>
+        <w:rPr>
+          <w:sz w:val="24"/>
+          <w:szCs w:val="24"/>
+          <w:u w:val="none"/>
+        </w:rPr>
+      </w:pPr>
+      <w:r>
+        <w:rPr>
+          <w:sz w:val="24"/>
+          <w:szCs w:val="24"/>
+          <w:rtl w:val="0"/>
+        </w:rPr>
+        <w:t xml:space="preserve">General app goals</w:t>
+      </w:r>
+    </w:p>
+    <w:p>
+      <w:pPr>
+        <w:pageBreakBefore w:val="0"/>
+        <w:numPr>
+          <w:ilvl w:val="0"/>
+          <w:numId w:val="7"/>
+        </w:numPr>
+        <w:ind w:left="720" w:hanging="360"/>
+        <w:rPr>
+          <w:sz w:val="24"/>
+          <w:szCs w:val="24"/>
+          <w:u w:val="none"/>
+        </w:rPr>
+      </w:pPr>
+      <w:r>
+        <w:rPr>
+          <w:sz w:val="24"/>
+          <w:szCs w:val="24"/>
+          <w:rtl w:val="0"/>
+        </w:rPr>
+        <w:t xml:space="preserve">Importance of incorporating voice-based features for children who are too young to read/write</w:t>
+      </w:r>
+    </w:p>
+    <w:p>
+      <w:pPr>
+        <w:pageBreakBefore w:val="0"/>
+        <w:numPr>
+          <w:ilvl w:val="0"/>
+          <w:numId w:val="7"/>
+        </w:numPr>
+        <w:ind w:left="720" w:hanging="360"/>
+        <w:rPr>
+          <w:sz w:val="24"/>
+          <w:szCs w:val="24"/>
+          <w:u w:val="none"/>
+        </w:rPr>
+      </w:pPr>
+      <w:r>
+        <w:rPr>
+          <w:sz w:val="24"/>
+          <w:szCs w:val="24"/>
+          <w:rtl w:val="0"/>
+        </w:rPr>
         <w:t xml:space="preserve">Consider children with special needs</w:t>
       </w:r>
     </w:p>
@@ -1118,7 +3184,7 @@
         <w:widowControl w:val="0"/>
         <w:numPr>
           <w:ilvl w:val="0"/>
-          <w:numId w:val="6"/>
+          <w:numId w:val="10"/>
         </w:numPr>
         <w:pBdr>
           <w:top w:space="0" w:sz="0" w:val="nil"/>
@@ -1151,7 +3217,7 @@
         <w:widowControl w:val="0"/>
         <w:numPr>
           <w:ilvl w:val="0"/>
-          <w:numId w:val="6"/>
+          <w:numId w:val="10"/>
         </w:numPr>
         <w:pBdr>
           <w:top w:space="0" w:sz="0" w:val="nil"/>
@@ -1185,7 +3251,7 @@
         <w:widowControl w:val="0"/>
         <w:numPr>
           <w:ilvl w:val="0"/>
-          <w:numId w:val="6"/>
+          <w:numId w:val="10"/>
         </w:numPr>
         <w:pBdr>
           <w:top w:space="0" w:sz="0" w:val="nil"/>
@@ -1219,7 +3285,7 @@
         <w:widowControl w:val="0"/>
         <w:numPr>
           <w:ilvl w:val="0"/>
-          <w:numId w:val="6"/>
+          <w:numId w:val="10"/>
         </w:numPr>
         <w:pBdr>
           <w:top w:space="0" w:sz="0" w:val="nil"/>
@@ -1253,7 +3319,7 @@
         <w:widowControl w:val="0"/>
         <w:numPr>
           <w:ilvl w:val="0"/>
-          <w:numId w:val="6"/>
+          <w:numId w:val="10"/>
         </w:numPr>
         <w:pBdr>
           <w:top w:space="0" w:sz="0" w:val="nil"/>
@@ -1317,7 +3383,7 @@
         <w:widowControl w:val="0"/>
         <w:numPr>
           <w:ilvl w:val="0"/>
-          <w:numId w:val="2"/>
+          <w:numId w:val="4"/>
         </w:numPr>
         <w:pBdr>
           <w:top w:space="0" w:sz="0" w:val="nil"/>
@@ -1351,7 +3417,7 @@
         <w:widowControl w:val="0"/>
         <w:numPr>
           <w:ilvl w:val="0"/>
-          <w:numId w:val="2"/>
+          <w:numId w:val="4"/>
         </w:numPr>
         <w:pBdr>
           <w:top w:space="0" w:sz="0" w:val="nil"/>
@@ -1385,7 +3451,7 @@
         <w:widowControl w:val="0"/>
         <w:numPr>
           <w:ilvl w:val="0"/>
-          <w:numId w:val="2"/>
+          <w:numId w:val="4"/>
         </w:numPr>
         <w:pBdr>
           <w:top w:space="0" w:sz="0" w:val="nil"/>
@@ -1419,7 +3485,7 @@
         <w:widowControl w:val="0"/>
         <w:numPr>
           <w:ilvl w:val="0"/>
-          <w:numId w:val="2"/>
+          <w:numId w:val="4"/>
         </w:numPr>
         <w:pBdr>
           <w:top w:space="0" w:sz="0" w:val="nil"/>
@@ -1820,7 +3886,7 @@
         <w:widowControl w:val="0"/>
         <w:numPr>
           <w:ilvl w:val="0"/>
-          <w:numId w:val="5"/>
+          <w:numId w:val="8"/>
         </w:numPr>
         <w:pBdr>
           <w:top w:space="0" w:sz="0" w:val="nil"/>
@@ -1854,7 +3920,7 @@
         <w:widowControl w:val="0"/>
         <w:numPr>
           <w:ilvl w:val="0"/>
-          <w:numId w:val="5"/>
+          <w:numId w:val="8"/>
         </w:numPr>
         <w:pBdr>
           <w:top w:space="0" w:sz="0" w:val="nil"/>
@@ -1888,7 +3954,7 @@
         <w:widowControl w:val="0"/>
         <w:numPr>
           <w:ilvl w:val="0"/>
-          <w:numId w:val="5"/>
+          <w:numId w:val="8"/>
         </w:numPr>
         <w:pBdr>
           <w:top w:space="0" w:sz="0" w:val="nil"/>
@@ -1922,7 +3988,7 @@
         <w:widowControl w:val="0"/>
         <w:numPr>
           <w:ilvl w:val="0"/>
-          <w:numId w:val="5"/>
+          <w:numId w:val="8"/>
         </w:numPr>
         <w:pBdr>
           <w:top w:space="0" w:sz="0" w:val="nil"/>
@@ -1956,7 +4022,7 @@
         <w:widowControl w:val="0"/>
         <w:numPr>
           <w:ilvl w:val="1"/>
-          <w:numId w:val="5"/>
+          <w:numId w:val="8"/>
         </w:numPr>
         <w:pBdr>
           <w:top w:space="0" w:sz="0" w:val="nil"/>
@@ -1990,7 +4056,7 @@
         <w:widowControl w:val="0"/>
         <w:numPr>
           <w:ilvl w:val="0"/>
-          <w:numId w:val="5"/>
+          <w:numId w:val="8"/>
         </w:numPr>
         <w:pBdr>
           <w:top w:space="0" w:sz="0" w:val="nil"/>
@@ -2024,7 +4090,7 @@
         <w:widowControl w:val="0"/>
         <w:numPr>
           <w:ilvl w:val="0"/>
-          <w:numId w:val="5"/>
+          <w:numId w:val="8"/>
         </w:numPr>
         <w:pBdr>
           <w:top w:space="0" w:sz="0" w:val="nil"/>
@@ -2058,7 +4124,7 @@
         <w:widowControl w:val="0"/>
         <w:numPr>
           <w:ilvl w:val="1"/>
-          <w:numId w:val="5"/>
+          <w:numId w:val="8"/>
         </w:numPr>
         <w:pBdr>
           <w:top w:space="0" w:sz="0" w:val="nil"/>
@@ -2092,7 +4158,7 @@
         <w:widowControl w:val="0"/>
         <w:numPr>
           <w:ilvl w:val="1"/>
-          <w:numId w:val="5"/>
+          <w:numId w:val="8"/>
         </w:numPr>
         <w:pBdr>
           <w:top w:space="0" w:sz="0" w:val="nil"/>
@@ -2126,7 +4192,7 @@
         <w:widowControl w:val="0"/>
         <w:numPr>
           <w:ilvl w:val="1"/>
-          <w:numId w:val="5"/>
+          <w:numId w:val="8"/>
         </w:numPr>
         <w:pBdr>
           <w:top w:space="0" w:sz="0" w:val="nil"/>
@@ -2160,7 +4226,7 @@
         <w:widowControl w:val="0"/>
         <w:numPr>
           <w:ilvl w:val="0"/>
-          <w:numId w:val="5"/>
+          <w:numId w:val="8"/>
         </w:numPr>
         <w:pBdr>
           <w:top w:space="0" w:sz="0" w:val="nil"/>
@@ -2194,7 +4260,7 @@
         <w:widowControl w:val="0"/>
         <w:numPr>
           <w:ilvl w:val="0"/>
-          <w:numId w:val="5"/>
+          <w:numId w:val="8"/>
         </w:numPr>
         <w:pBdr>
           <w:top w:space="0" w:sz="0" w:val="nil"/>
@@ -2228,7 +4294,7 @@
         <w:widowControl w:val="0"/>
         <w:numPr>
           <w:ilvl w:val="0"/>
-          <w:numId w:val="5"/>
+          <w:numId w:val="8"/>
         </w:numPr>
         <w:pBdr>
           <w:top w:space="0" w:sz="0" w:val="nil"/>
@@ -2262,7 +4328,7 @@
         <w:widowControl w:val="0"/>
         <w:numPr>
           <w:ilvl w:val="0"/>
-          <w:numId w:val="5"/>
+          <w:numId w:val="8"/>
         </w:numPr>
         <w:pBdr>
           <w:top w:space="0" w:sz="0" w:val="nil"/>
@@ -2379,7 +4445,7 @@
         <w:widowControl w:val="0"/>
         <w:numPr>
           <w:ilvl w:val="0"/>
-          <w:numId w:val="1"/>
+          <w:numId w:val="2"/>
         </w:numPr>
         <w:pBdr>
           <w:top w:space="0" w:sz="0" w:val="nil"/>
@@ -2418,7 +4484,7 @@
         <w:widowControl w:val="0"/>
         <w:numPr>
           <w:ilvl w:val="1"/>
-          <w:numId w:val="1"/>
+          <w:numId w:val="2"/>
         </w:numPr>
         <w:pBdr>
           <w:top w:space="0" w:sz="0" w:val="nil"/>
@@ -2452,7 +4518,7 @@
         <w:widowControl w:val="0"/>
         <w:numPr>
           <w:ilvl w:val="0"/>
-          <w:numId w:val="1"/>
+          <w:numId w:val="2"/>
         </w:numPr>
         <w:pBdr>
           <w:top w:space="0" w:sz="0" w:val="nil"/>
@@ -2491,7 +4557,7 @@
         <w:widowControl w:val="0"/>
         <w:numPr>
           <w:ilvl w:val="1"/>
-          <w:numId w:val="1"/>
+          <w:numId w:val="2"/>
         </w:numPr>
         <w:pBdr>
           <w:top w:space="0" w:sz="0" w:val="nil"/>
@@ -2530,7 +4596,7 @@
         <w:widowControl w:val="0"/>
         <w:numPr>
           <w:ilvl w:val="1"/>
-          <w:numId w:val="1"/>
+          <w:numId w:val="2"/>
         </w:numPr>
         <w:pBdr>
           <w:top w:space="0" w:sz="0" w:val="nil"/>
@@ -2569,7 +4635,7 @@
         <w:widowControl w:val="0"/>
         <w:numPr>
           <w:ilvl w:val="2"/>
-          <w:numId w:val="1"/>
+          <w:numId w:val="2"/>
         </w:numPr>
         <w:pBdr>
           <w:top w:space="0" w:sz="0" w:val="nil"/>
@@ -2608,7 +4674,7 @@
         <w:widowControl w:val="0"/>
         <w:numPr>
           <w:ilvl w:val="1"/>
-          <w:numId w:val="1"/>
+          <w:numId w:val="2"/>
         </w:numPr>
         <w:pBdr>
           <w:top w:space="0" w:sz="0" w:val="nil"/>
@@ -2647,7 +4713,7 @@
         <w:widowControl w:val="0"/>
         <w:numPr>
           <w:ilvl w:val="1"/>
-          <w:numId w:val="1"/>
+          <w:numId w:val="2"/>
         </w:numPr>
         <w:pBdr>
           <w:top w:space="0" w:sz="0" w:val="nil"/>
@@ -2686,7 +4752,7 @@
         <w:widowControl w:val="0"/>
         <w:numPr>
           <w:ilvl w:val="1"/>
-          <w:numId w:val="1"/>
+          <w:numId w:val="2"/>
         </w:numPr>
         <w:pBdr>
           <w:top w:space="0" w:sz="0" w:val="nil"/>
@@ -2725,7 +4791,7 @@
         <w:widowControl w:val="0"/>
         <w:numPr>
           <w:ilvl w:val="1"/>
-          <w:numId w:val="1"/>
+          <w:numId w:val="2"/>
         </w:numPr>
         <w:pBdr>
           <w:top w:space="0" w:sz="0" w:val="nil"/>
@@ -2759,7 +4825,7 @@
         <w:widowControl w:val="0"/>
         <w:numPr>
           <w:ilvl w:val="0"/>
-          <w:numId w:val="1"/>
+          <w:numId w:val="2"/>
         </w:numPr>
         <w:pBdr>
           <w:top w:space="0" w:sz="0" w:val="nil"/>
@@ -2798,7 +4864,7 @@
         <w:widowControl w:val="0"/>
         <w:numPr>
           <w:ilvl w:val="1"/>
-          <w:numId w:val="1"/>
+          <w:numId w:val="2"/>
         </w:numPr>
         <w:pBdr>
           <w:top w:space="0" w:sz="0" w:val="nil"/>
@@ -2837,7 +4903,7 @@
         <w:widowControl w:val="0"/>
         <w:numPr>
           <w:ilvl w:val="1"/>
-          <w:numId w:val="1"/>
+          <w:numId w:val="2"/>
         </w:numPr>
         <w:pBdr>
           <w:top w:space="0" w:sz="0" w:val="nil"/>
@@ -2876,7 +4942,7 @@
         <w:widowControl w:val="0"/>
         <w:numPr>
           <w:ilvl w:val="2"/>
-          <w:numId w:val="1"/>
+          <w:numId w:val="2"/>
         </w:numPr>
         <w:pBdr>
           <w:top w:space="0" w:sz="0" w:val="nil"/>
@@ -2910,7 +4976,7 @@
         <w:widowControl w:val="0"/>
         <w:numPr>
           <w:ilvl w:val="0"/>
-          <w:numId w:val="1"/>
+          <w:numId w:val="2"/>
         </w:numPr>
         <w:pBdr>
           <w:top w:space="0" w:sz="0" w:val="nil"/>
@@ -2944,7 +5010,7 @@
         <w:widowControl w:val="0"/>
         <w:numPr>
           <w:ilvl w:val="1"/>
-          <w:numId w:val="1"/>
+          <w:numId w:val="2"/>
         </w:numPr>
         <w:pBdr>
           <w:top w:space="0" w:sz="0" w:val="nil"/>
@@ -2978,7 +5044,7 @@
         <w:widowControl w:val="0"/>
         <w:numPr>
           <w:ilvl w:val="1"/>
-          <w:numId w:val="1"/>
+          <w:numId w:val="2"/>
         </w:numPr>
         <w:pBdr>
           <w:top w:space="0" w:sz="0" w:val="nil"/>
@@ -3012,7 +5078,7 @@
         <w:widowControl w:val="0"/>
         <w:numPr>
           <w:ilvl w:val="1"/>
-          <w:numId w:val="1"/>
+          <w:numId w:val="2"/>
         </w:numPr>
         <w:pBdr>
           <w:top w:space="0" w:sz="0" w:val="nil"/>
@@ -3046,7 +5112,7 @@
         <w:widowControl w:val="0"/>
         <w:numPr>
           <w:ilvl w:val="0"/>
-          <w:numId w:val="1"/>
+          <w:numId w:val="2"/>
         </w:numPr>
         <w:pBdr>
           <w:top w:space="0" w:sz="0" w:val="nil"/>
@@ -3085,7 +5151,7 @@
         <w:widowControl w:val="0"/>
         <w:numPr>
           <w:ilvl w:val="1"/>
-          <w:numId w:val="1"/>
+          <w:numId w:val="2"/>
         </w:numPr>
         <w:pBdr>
           <w:top w:space="0" w:sz="0" w:val="nil"/>
@@ -3124,7 +5190,7 @@
         <w:widowControl w:val="0"/>
         <w:numPr>
           <w:ilvl w:val="1"/>
-          <w:numId w:val="1"/>
+          <w:numId w:val="2"/>
         </w:numPr>
         <w:pBdr>
           <w:top w:space="0" w:sz="0" w:val="nil"/>
@@ -3163,7 +5229,7 @@
         <w:widowControl w:val="0"/>
         <w:numPr>
           <w:ilvl w:val="2"/>
-          <w:numId w:val="1"/>
+          <w:numId w:val="2"/>
         </w:numPr>
         <w:pBdr>
           <w:top w:space="0" w:sz="0" w:val="nil"/>
@@ -3202,7 +5268,7 @@
         <w:widowControl w:val="0"/>
         <w:numPr>
           <w:ilvl w:val="1"/>
-          <w:numId w:val="1"/>
+          <w:numId w:val="2"/>
         </w:numPr>
         <w:pBdr>
           <w:top w:space="0" w:sz="0" w:val="nil"/>
@@ -3241,7 +5307,7 @@
         <w:widowControl w:val="0"/>
         <w:numPr>
           <w:ilvl w:val="2"/>
-          <w:numId w:val="1"/>
+          <w:numId w:val="2"/>
         </w:numPr>
         <w:pBdr>
           <w:top w:space="0" w:sz="0" w:val="nil"/>
@@ -3280,7 +5346,7 @@
         <w:widowControl w:val="0"/>
         <w:numPr>
           <w:ilvl w:val="1"/>
-          <w:numId w:val="1"/>
+          <w:numId w:val="2"/>
         </w:numPr>
         <w:pBdr>
           <w:top w:space="0" w:sz="0" w:val="nil"/>
@@ -3314,7 +5380,7 @@
         <w:widowControl w:val="0"/>
         <w:numPr>
           <w:ilvl w:val="0"/>
-          <w:numId w:val="1"/>
+          <w:numId w:val="2"/>
         </w:numPr>
         <w:pBdr>
           <w:top w:space="0" w:sz="0" w:val="nil"/>
@@ -3348,7 +5414,7 @@
         <w:widowControl w:val="0"/>
         <w:numPr>
           <w:ilvl w:val="1"/>
-          <w:numId w:val="1"/>
+          <w:numId w:val="2"/>
         </w:numPr>
         <w:pBdr>
           <w:top w:space="0" w:sz="0" w:val="nil"/>
@@ -3382,7 +5448,7 @@
         <w:widowControl w:val="0"/>
         <w:numPr>
           <w:ilvl w:val="1"/>
-          <w:numId w:val="1"/>
+          <w:numId w:val="2"/>
         </w:numPr>
         <w:pBdr>
           <w:top w:space="0" w:sz="0" w:val="nil"/>
@@ -3416,7 +5482,7 @@
         <w:widowControl w:val="0"/>
         <w:numPr>
           <w:ilvl w:val="1"/>
-          <w:numId w:val="1"/>
+          <w:numId w:val="2"/>
         </w:numPr>
         <w:pBdr>
           <w:top w:space="0" w:sz="0" w:val="nil"/>
@@ -3450,7 +5516,7 @@
         <w:widowControl w:val="0"/>
         <w:numPr>
           <w:ilvl w:val="1"/>
-          <w:numId w:val="1"/>
+          <w:numId w:val="2"/>
         </w:numPr>
         <w:pBdr>
           <w:top w:space="0" w:sz="0" w:val="nil"/>
@@ -3484,7 +5550,7 @@
         <w:widowControl w:val="0"/>
         <w:numPr>
           <w:ilvl w:val="2"/>
-          <w:numId w:val="1"/>
+          <w:numId w:val="2"/>
         </w:numPr>
         <w:pBdr>
           <w:top w:space="0" w:sz="0" w:val="nil"/>
@@ -3518,7 +5584,7 @@
         <w:widowControl w:val="0"/>
         <w:numPr>
           <w:ilvl w:val="2"/>
-          <w:numId w:val="1"/>
+          <w:numId w:val="2"/>
         </w:numPr>
         <w:pBdr>
           <w:top w:space="0" w:sz="0" w:val="nil"/>
@@ -3552,7 +5618,7 @@
         <w:widowControl w:val="0"/>
         <w:numPr>
           <w:ilvl w:val="1"/>
-          <w:numId w:val="1"/>
+          <w:numId w:val="2"/>
         </w:numPr>
         <w:pBdr>
           <w:top w:space="0" w:sz="0" w:val="nil"/>
@@ -3586,7 +5652,7 @@
         <w:widowControl w:val="0"/>
         <w:numPr>
           <w:ilvl w:val="2"/>
-          <w:numId w:val="1"/>
+          <w:numId w:val="2"/>
         </w:numPr>
         <w:pBdr>
           <w:top w:space="0" w:sz="0" w:val="nil"/>
@@ -3620,7 +5686,7 @@
         <w:widowControl w:val="0"/>
         <w:numPr>
           <w:ilvl w:val="2"/>
-          <w:numId w:val="1"/>
+          <w:numId w:val="2"/>
         </w:numPr>
         <w:pBdr>
           <w:top w:space="0" w:sz="0" w:val="nil"/>
@@ -3654,7 +5720,7 @@
         <w:widowControl w:val="0"/>
         <w:numPr>
           <w:ilvl w:val="2"/>
-          <w:numId w:val="1"/>
+          <w:numId w:val="2"/>
         </w:numPr>
         <w:pBdr>
           <w:top w:space="0" w:sz="0" w:val="nil"/>
@@ -3688,7 +5754,7 @@
         <w:widowControl w:val="0"/>
         <w:numPr>
           <w:ilvl w:val="0"/>
-          <w:numId w:val="1"/>
+          <w:numId w:val="2"/>
         </w:numPr>
         <w:pBdr>
           <w:top w:space="0" w:sz="0" w:val="nil"/>
@@ -3727,7 +5793,7 @@
         <w:widowControl w:val="0"/>
         <w:numPr>
           <w:ilvl w:val="1"/>
-          <w:numId w:val="1"/>
+          <w:numId w:val="2"/>
         </w:numPr>
         <w:pBdr>
           <w:top w:space="0" w:sz="0" w:val="nil"/>
@@ -3766,7 +5832,7 @@
         <w:widowControl w:val="0"/>
         <w:numPr>
           <w:ilvl w:val="1"/>
-          <w:numId w:val="1"/>
+          <w:numId w:val="2"/>
         </w:numPr>
         <w:pBdr>
           <w:top w:space="0" w:sz="0" w:val="nil"/>
@@ -3805,7 +5871,7 @@
         <w:widowControl w:val="0"/>
         <w:numPr>
           <w:ilvl w:val="1"/>
-          <w:numId w:val="1"/>
+          <w:numId w:val="2"/>
         </w:numPr>
         <w:pBdr>
           <w:top w:space="0" w:sz="0" w:val="nil"/>
@@ -3844,7 +5910,7 @@
         <w:widowControl w:val="0"/>
         <w:numPr>
           <w:ilvl w:val="1"/>
-          <w:numId w:val="1"/>
+          <w:numId w:val="2"/>
         </w:numPr>
         <w:pBdr>
           <w:top w:space="0" w:sz="0" w:val="nil"/>
@@ -3883,7 +5949,7 @@
         <w:widowControl w:val="0"/>
         <w:numPr>
           <w:ilvl w:val="1"/>
-          <w:numId w:val="1"/>
+          <w:numId w:val="2"/>
         </w:numPr>
         <w:pBdr>
           <w:top w:space="0" w:sz="0" w:val="nil"/>
@@ -3922,7 +5988,7 @@
         <w:widowControl w:val="0"/>
         <w:numPr>
           <w:ilvl w:val="2"/>
-          <w:numId w:val="1"/>
+          <w:numId w:val="2"/>
         </w:numPr>
         <w:pBdr>
           <w:top w:space="0" w:sz="0" w:val="nil"/>
@@ -3961,7 +6027,7 @@
         <w:widowControl w:val="0"/>
         <w:numPr>
           <w:ilvl w:val="1"/>
-          <w:numId w:val="1"/>
+          <w:numId w:val="2"/>
         </w:numPr>
         <w:pBdr>
           <w:top w:space="0" w:sz="0" w:val="nil"/>
@@ -4000,7 +6066,7 @@
         <w:widowControl w:val="0"/>
         <w:numPr>
           <w:ilvl w:val="1"/>
-          <w:numId w:val="1"/>
+          <w:numId w:val="2"/>
         </w:numPr>
         <w:pBdr>
           <w:top w:space="0" w:sz="0" w:val="nil"/>
@@ -4039,7 +6105,7 @@
         <w:widowControl w:val="0"/>
         <w:numPr>
           <w:ilvl w:val="1"/>
-          <w:numId w:val="1"/>
+          <w:numId w:val="2"/>
         </w:numPr>
         <w:pBdr>
           <w:top w:space="0" w:sz="0" w:val="nil"/>
@@ -4078,7 +6144,7 @@
         <w:widowControl w:val="0"/>
         <w:numPr>
           <w:ilvl w:val="2"/>
-          <w:numId w:val="1"/>
+          <w:numId w:val="2"/>
         </w:numPr>
         <w:pBdr>
           <w:top w:space="0" w:sz="0" w:val="nil"/>
@@ -4117,7 +6183,7 @@
         <w:widowControl w:val="0"/>
         <w:numPr>
           <w:ilvl w:val="2"/>
-          <w:numId w:val="1"/>
+          <w:numId w:val="2"/>
         </w:numPr>
         <w:pBdr>
           <w:top w:space="0" w:sz="0" w:val="nil"/>
@@ -4156,7 +6222,7 @@
         <w:widowControl w:val="0"/>
         <w:numPr>
           <w:ilvl w:val="2"/>
-          <w:numId w:val="1"/>
+          <w:numId w:val="2"/>
         </w:numPr>
         <w:pBdr>
           <w:top w:space="0" w:sz="0" w:val="nil"/>
@@ -4195,7 +6261,7 @@
         <w:widowControl w:val="0"/>
         <w:numPr>
           <w:ilvl w:val="2"/>
-          <w:numId w:val="1"/>
+          <w:numId w:val="2"/>
         </w:numPr>
         <w:pBdr>
           <w:top w:space="0" w:sz="0" w:val="nil"/>
@@ -4234,7 +6300,7 @@
         <w:widowControl w:val="0"/>
         <w:numPr>
           <w:ilvl w:val="2"/>
-          <w:numId w:val="1"/>
+          <w:numId w:val="2"/>
         </w:numPr>
         <w:pBdr>
           <w:top w:space="0" w:sz="0" w:val="nil"/>
@@ -4273,7 +6339,7 @@
         <w:widowControl w:val="0"/>
         <w:numPr>
           <w:ilvl w:val="1"/>
-          <w:numId w:val="1"/>
+          <w:numId w:val="2"/>
         </w:numPr>
         <w:pBdr>
           <w:top w:space="0" w:sz="0" w:val="nil"/>
@@ -4312,7 +6378,7 @@
         <w:widowControl w:val="0"/>
         <w:numPr>
           <w:ilvl w:val="1"/>
-          <w:numId w:val="1"/>
+          <w:numId w:val="2"/>
         </w:numPr>
         <w:pBdr>
           <w:top w:space="0" w:sz="0" w:val="nil"/>
@@ -4351,7 +6417,7 @@
         <w:widowControl w:val="0"/>
         <w:numPr>
           <w:ilvl w:val="2"/>
-          <w:numId w:val="1"/>
+          <w:numId w:val="2"/>
         </w:numPr>
         <w:pBdr>
           <w:top w:space="0" w:sz="0" w:val="nil"/>
@@ -4390,7 +6456,7 @@
         <w:widowControl w:val="0"/>
         <w:numPr>
           <w:ilvl w:val="2"/>
-          <w:numId w:val="1"/>
+          <w:numId w:val="2"/>
         </w:numPr>
         <w:pBdr>
           <w:top w:space="0" w:sz="0" w:val="nil"/>
@@ -4429,7 +6495,7 @@
         <w:widowControl w:val="0"/>
         <w:numPr>
           <w:ilvl w:val="1"/>
-          <w:numId w:val="1"/>
+          <w:numId w:val="2"/>
         </w:numPr>
         <w:pBdr>
           <w:top w:space="0" w:sz="0" w:val="nil"/>
@@ -4468,7 +6534,7 @@
         <w:widowControl w:val="0"/>
         <w:numPr>
           <w:ilvl w:val="1"/>
-          <w:numId w:val="1"/>
+          <w:numId w:val="2"/>
         </w:numPr>
         <w:pBdr>
           <w:top w:space="0" w:sz="0" w:val="nil"/>
@@ -4507,7 +6573,7 @@
         <w:widowControl w:val="0"/>
         <w:numPr>
           <w:ilvl w:val="1"/>
-          <w:numId w:val="1"/>
+          <w:numId w:val="2"/>
         </w:numPr>
         <w:pBdr>
           <w:top w:space="0" w:sz="0" w:val="nil"/>
@@ -4546,7 +6612,7 @@
         <w:widowControl w:val="0"/>
         <w:numPr>
           <w:ilvl w:val="1"/>
-          <w:numId w:val="1"/>
+          <w:numId w:val="2"/>
         </w:numPr>
         <w:pBdr>
           <w:top w:space="0" w:sz="0" w:val="nil"/>
@@ -4585,7 +6651,7 @@
         <w:widowControl w:val="0"/>
         <w:numPr>
           <w:ilvl w:val="2"/>
-          <w:numId w:val="1"/>
+          <w:numId w:val="2"/>
         </w:numPr>
         <w:pBdr>
           <w:top w:space="0" w:sz="0" w:val="nil"/>
@@ -4624,7 +6690,7 @@
         <w:widowControl w:val="0"/>
         <w:numPr>
           <w:ilvl w:val="3"/>
-          <w:numId w:val="1"/>
+          <w:numId w:val="2"/>
         </w:numPr>
         <w:pBdr>
           <w:top w:space="0" w:sz="0" w:val="nil"/>
@@ -4663,7 +6729,7 @@
         <w:widowControl w:val="0"/>
         <w:numPr>
           <w:ilvl w:val="3"/>
-          <w:numId w:val="1"/>
+          <w:numId w:val="2"/>
         </w:numPr>
         <w:pBdr>
           <w:top w:space="0" w:sz="0" w:val="nil"/>
@@ -4697,7 +6763,7 @@
         <w:widowControl w:val="0"/>
         <w:numPr>
           <w:ilvl w:val="0"/>
-          <w:numId w:val="1"/>
+          <w:numId w:val="2"/>
         </w:numPr>
         <w:pBdr>
           <w:top w:space="0" w:sz="0" w:val="nil"/>
@@ -4736,7 +6802,7 @@
         <w:widowControl w:val="0"/>
         <w:numPr>
           <w:ilvl w:val="1"/>
-          <w:numId w:val="1"/>
+          <w:numId w:val="2"/>
         </w:numPr>
         <w:pBdr>
           <w:top w:space="0" w:sz="0" w:val="nil"/>
@@ -4775,7 +6841,7 @@
         <w:widowControl w:val="0"/>
         <w:numPr>
           <w:ilvl w:val="1"/>
-          <w:numId w:val="1"/>
+          <w:numId w:val="2"/>
         </w:numPr>
         <w:pBdr>
           <w:top w:space="0" w:sz="0" w:val="nil"/>
@@ -4814,7 +6880,7 @@
         <w:widowControl w:val="0"/>
         <w:numPr>
           <w:ilvl w:val="1"/>
-          <w:numId w:val="1"/>
+          <w:numId w:val="2"/>
         </w:numPr>
         <w:pBdr>
           <w:top w:space="0" w:sz="0" w:val="nil"/>
@@ -4853,7 +6919,7 @@
         <w:widowControl w:val="0"/>
         <w:numPr>
           <w:ilvl w:val="1"/>
-          <w:numId w:val="1"/>
+          <w:numId w:val="2"/>
         </w:numPr>
         <w:pBdr>
           <w:top w:space="0" w:sz="0" w:val="nil"/>
@@ -4892,7 +6958,7 @@
         <w:widowControl w:val="0"/>
         <w:numPr>
           <w:ilvl w:val="1"/>
-          <w:numId w:val="1"/>
+          <w:numId w:val="2"/>
         </w:numPr>
         <w:pBdr>
           <w:top w:space="0" w:sz="0" w:val="nil"/>
@@ -4931,7 +6997,7 @@
         <w:widowControl w:val="0"/>
         <w:numPr>
           <w:ilvl w:val="1"/>
-          <w:numId w:val="1"/>
+          <w:numId w:val="2"/>
         </w:numPr>
         <w:pBdr>
           <w:top w:space="0" w:sz="0" w:val="nil"/>
@@ -4965,7 +7031,7 @@
         <w:widowControl w:val="0"/>
         <w:numPr>
           <w:ilvl w:val="0"/>
-          <w:numId w:val="1"/>
+          <w:numId w:val="2"/>
         </w:numPr>
         <w:pBdr>
           <w:top w:space="0" w:sz="0" w:val="nil"/>
@@ -5004,7 +7070,7 @@
         <w:widowControl w:val="0"/>
         <w:numPr>
           <w:ilvl w:val="1"/>
-          <w:numId w:val="1"/>
+          <w:numId w:val="2"/>
         </w:numPr>
         <w:pBdr>
           <w:top w:space="0" w:sz="0" w:val="nil"/>
@@ -5043,7 +7109,7 @@
         <w:widowControl w:val="0"/>
         <w:numPr>
           <w:ilvl w:val="1"/>
-          <w:numId w:val="1"/>
+          <w:numId w:val="2"/>
         </w:numPr>
         <w:pBdr>
           <w:top w:space="0" w:sz="0" w:val="nil"/>
@@ -5082,7 +7148,7 @@
         <w:widowControl w:val="0"/>
         <w:numPr>
           <w:ilvl w:val="1"/>
-          <w:numId w:val="1"/>
+          <w:numId w:val="2"/>
         </w:numPr>
         <w:pBdr>
           <w:top w:space="0" w:sz="0" w:val="nil"/>
@@ -5116,7 +7182,7 @@
         <w:widowControl w:val="0"/>
         <w:numPr>
           <w:ilvl w:val="0"/>
-          <w:numId w:val="1"/>
+          <w:numId w:val="2"/>
         </w:numPr>
         <w:pBdr>
           <w:top w:space="0" w:sz="0" w:val="nil"/>
@@ -5155,7 +7221,7 @@
         <w:widowControl w:val="0"/>
         <w:numPr>
           <w:ilvl w:val="1"/>
-          <w:numId w:val="1"/>
+          <w:numId w:val="2"/>
         </w:numPr>
         <w:pBdr>
           <w:top w:space="0" w:sz="0" w:val="nil"/>
@@ -5194,7 +7260,7 @@
         <w:widowControl w:val="0"/>
         <w:numPr>
           <w:ilvl w:val="2"/>
-          <w:numId w:val="1"/>
+          <w:numId w:val="2"/>
         </w:numPr>
         <w:pBdr>
           <w:top w:space="0" w:sz="0" w:val="nil"/>
@@ -5233,7 +7299,7 @@
         <w:widowControl w:val="0"/>
         <w:numPr>
           <w:ilvl w:val="2"/>
-          <w:numId w:val="1"/>
+          <w:numId w:val="2"/>
         </w:numPr>
         <w:pBdr>
           <w:top w:space="0" w:sz="0" w:val="nil"/>
@@ -5272,7 +7338,7 @@
         <w:widowControl w:val="0"/>
         <w:numPr>
           <w:ilvl w:val="1"/>
-          <w:numId w:val="1"/>
+          <w:numId w:val="2"/>
         </w:numPr>
         <w:pBdr>
           <w:top w:space="0" w:sz="0" w:val="nil"/>
@@ -5311,7 +7377,7 @@
         <w:widowControl w:val="0"/>
         <w:numPr>
           <w:ilvl w:val="1"/>
-          <w:numId w:val="1"/>
+          <w:numId w:val="2"/>
         </w:numPr>
         <w:pBdr>
           <w:top w:space="0" w:sz="0" w:val="nil"/>
@@ -5345,7 +7411,7 @@
         <w:widowControl w:val="0"/>
         <w:numPr>
           <w:ilvl w:val="0"/>
-          <w:numId w:val="1"/>
+          <w:numId w:val="2"/>
         </w:numPr>
         <w:pBdr>
           <w:top w:space="0" w:sz="0" w:val="nil"/>
@@ -5384,7 +7450,7 @@
         <w:widowControl w:val="0"/>
         <w:numPr>
           <w:ilvl w:val="1"/>
-          <w:numId w:val="1"/>
+          <w:numId w:val="2"/>
         </w:numPr>
         <w:pBdr>
           <w:top w:space="0" w:sz="0" w:val="nil"/>
@@ -5423,7 +7489,7 @@
         <w:widowControl w:val="0"/>
         <w:numPr>
           <w:ilvl w:val="1"/>
-          <w:numId w:val="1"/>
+          <w:numId w:val="2"/>
         </w:numPr>
         <w:pBdr>
           <w:top w:space="0" w:sz="0" w:val="nil"/>
@@ -5462,7 +7528,7 @@
         <w:widowControl w:val="0"/>
         <w:numPr>
           <w:ilvl w:val="1"/>
-          <w:numId w:val="1"/>
+          <w:numId w:val="2"/>
         </w:numPr>
         <w:pBdr>
           <w:top w:space="0" w:sz="0" w:val="nil"/>
@@ -5579,7 +7645,7 @@
         <w:widowControl w:val="0"/>
         <w:numPr>
           <w:ilvl w:val="0"/>
-          <w:numId w:val="3"/>
+          <w:numId w:val="6"/>
         </w:numPr>
         <w:pBdr>
           <w:top w:space="0" w:sz="0" w:val="nil"/>
@@ -5613,7 +7679,7 @@
         <w:widowControl w:val="0"/>
         <w:numPr>
           <w:ilvl w:val="0"/>
-          <w:numId w:val="3"/>
+          <w:numId w:val="6"/>
         </w:numPr>
         <w:pBdr>
           <w:top w:space="0" w:sz="0" w:val="nil"/>
@@ -5652,7 +7718,7 @@
         <w:widowControl w:val="0"/>
         <w:numPr>
           <w:ilvl w:val="1"/>
-          <w:numId w:val="3"/>
+          <w:numId w:val="6"/>
         </w:numPr>
         <w:pBdr>
           <w:top w:space="0" w:sz="0" w:val="nil"/>
@@ -5691,7 +7757,7 @@
         <w:widowControl w:val="0"/>
         <w:numPr>
           <w:ilvl w:val="1"/>
-          <w:numId w:val="3"/>
+          <w:numId w:val="6"/>
         </w:numPr>
         <w:pBdr>
           <w:top w:space="0" w:sz="0" w:val="nil"/>
@@ -5730,7 +7796,7 @@
         <w:widowControl w:val="0"/>
         <w:numPr>
           <w:ilvl w:val="1"/>
-          <w:numId w:val="3"/>
+          <w:numId w:val="6"/>
         </w:numPr>
         <w:pBdr>
           <w:top w:space="0" w:sz="0" w:val="nil"/>
@@ -5769,7 +7835,7 @@
         <w:widowControl w:val="0"/>
         <w:numPr>
           <w:ilvl w:val="1"/>
-          <w:numId w:val="3"/>
+          <w:numId w:val="6"/>
         </w:numPr>
         <w:pBdr>
           <w:top w:space="0" w:sz="0" w:val="nil"/>
@@ -5803,7 +7869,7 @@
         <w:widowControl w:val="0"/>
         <w:numPr>
           <w:ilvl w:val="0"/>
-          <w:numId w:val="3"/>
+          <w:numId w:val="6"/>
         </w:numPr>
         <w:pBdr>
           <w:top w:space="0" w:sz="0" w:val="nil"/>
@@ -5842,7 +7908,7 @@
         <w:widowControl w:val="0"/>
         <w:numPr>
           <w:ilvl w:val="1"/>
-          <w:numId w:val="3"/>
+          <w:numId w:val="6"/>
         </w:numPr>
         <w:pBdr>
           <w:top w:space="0" w:sz="0" w:val="nil"/>
@@ -5881,7 +7947,7 @@
         <w:widowControl w:val="0"/>
         <w:numPr>
           <w:ilvl w:val="1"/>
-          <w:numId w:val="3"/>
+          <w:numId w:val="6"/>
         </w:numPr>
         <w:pBdr>
           <w:top w:space="0" w:sz="0" w:val="nil"/>
@@ -5920,7 +7986,7 @@
         <w:widowControl w:val="0"/>
         <w:numPr>
           <w:ilvl w:val="1"/>
-          <w:numId w:val="3"/>
+          <w:numId w:val="6"/>
         </w:numPr>
         <w:pBdr>
           <w:top w:space="0" w:sz="0" w:val="nil"/>
@@ -5954,7 +8020,7 @@
         <w:widowControl w:val="0"/>
         <w:numPr>
           <w:ilvl w:val="0"/>
-          <w:numId w:val="3"/>
+          <w:numId w:val="6"/>
         </w:numPr>
         <w:pBdr>
           <w:top w:space="0" w:sz="0" w:val="nil"/>
@@ -5993,7 +8059,7 @@
         <w:widowControl w:val="0"/>
         <w:numPr>
           <w:ilvl w:val="1"/>
-          <w:numId w:val="3"/>
+          <w:numId w:val="6"/>
         </w:numPr>
         <w:pBdr>
           <w:top w:space="0" w:sz="0" w:val="nil"/>
@@ -6032,7 +8098,7 @@
         <w:widowControl w:val="0"/>
         <w:numPr>
           <w:ilvl w:val="1"/>
-          <w:numId w:val="3"/>
+          <w:numId w:val="6"/>
         </w:numPr>
         <w:pBdr>
           <w:top w:space="0" w:sz="0" w:val="nil"/>
@@ -6071,7 +8137,7 @@
         <w:widowControl w:val="0"/>
         <w:numPr>
           <w:ilvl w:val="1"/>
-          <w:numId w:val="3"/>
+          <w:numId w:val="6"/>
         </w:numPr>
         <w:pBdr>
           <w:top w:space="0" w:sz="0" w:val="nil"/>
@@ -6105,7 +8171,7 @@
         <w:widowControl w:val="0"/>
         <w:numPr>
           <w:ilvl w:val="0"/>
-          <w:numId w:val="3"/>
+          <w:numId w:val="6"/>
         </w:numPr>
         <w:pBdr>
           <w:top w:space="0" w:sz="0" w:val="nil"/>
@@ -6144,7 +8210,7 @@
         <w:widowControl w:val="0"/>
         <w:numPr>
           <w:ilvl w:val="1"/>
-          <w:numId w:val="3"/>
+          <w:numId w:val="6"/>
         </w:numPr>
         <w:pBdr>
           <w:top w:space="0" w:sz="0" w:val="nil"/>
@@ -6183,7 +8249,7 @@
         <w:widowControl w:val="0"/>
         <w:numPr>
           <w:ilvl w:val="1"/>
-          <w:numId w:val="3"/>
+          <w:numId w:val="6"/>
         </w:numPr>
         <w:pBdr>
           <w:top w:space="0" w:sz="0" w:val="nil"/>
@@ -6222,7 +8288,7 @@
         <w:widowControl w:val="0"/>
         <w:numPr>
           <w:ilvl w:val="1"/>
-          <w:numId w:val="3"/>
+          <w:numId w:val="6"/>
         </w:numPr>
         <w:pBdr>
           <w:top w:space="0" w:sz="0" w:val="nil"/>
@@ -6313,7 +8379,7 @@
         <w:widowControl w:val="0"/>
         <w:numPr>
           <w:ilvl w:val="0"/>
-          <w:numId w:val="3"/>
+          <w:numId w:val="6"/>
         </w:numPr>
         <w:pBdr>
           <w:top w:space="0" w:sz="0" w:val="nil"/>
@@ -6347,7 +8413,7 @@
         <w:widowControl w:val="0"/>
         <w:numPr>
           <w:ilvl w:val="0"/>
-          <w:numId w:val="3"/>
+          <w:numId w:val="6"/>
         </w:numPr>
         <w:pBdr>
           <w:top w:space="0" w:sz="0" w:val="nil"/>
@@ -6447,8 +8513,7 @@
         <w:ind w:left="720" w:hanging="360"/>
       </w:pPr>
       <w:rPr>
-        <w:rFonts w:ascii="Arial" w:cs="Arial" w:eastAsia="Arial" w:hAnsi="Arial"/>
-        <w:vertAlign w:val="baseline"/>
+        <w:u w:val="none"/>
       </w:rPr>
     </w:lvl>
     <w:lvl w:ilvl="1">
@@ -6460,8 +8525,7 @@
         <w:ind w:left="1440" w:hanging="360"/>
       </w:pPr>
       <w:rPr>
-        <w:rFonts w:ascii="Arial" w:cs="Arial" w:eastAsia="Arial" w:hAnsi="Arial"/>
-        <w:vertAlign w:val="baseline"/>
+        <w:u w:val="none"/>
       </w:rPr>
     </w:lvl>
     <w:lvl w:ilvl="2">
@@ -6473,8 +8537,7 @@
         <w:ind w:left="2160" w:hanging="360"/>
       </w:pPr>
       <w:rPr>
-        <w:rFonts w:ascii="Arial" w:cs="Arial" w:eastAsia="Arial" w:hAnsi="Arial"/>
-        <w:vertAlign w:val="baseline"/>
+        <w:u w:val="none"/>
       </w:rPr>
     </w:lvl>
     <w:lvl w:ilvl="3">
@@ -6486,8 +8549,7 @@
         <w:ind w:left="2880" w:hanging="360"/>
       </w:pPr>
       <w:rPr>
-        <w:rFonts w:ascii="Arial" w:cs="Arial" w:eastAsia="Arial" w:hAnsi="Arial"/>
-        <w:vertAlign w:val="baseline"/>
+        <w:u w:val="none"/>
       </w:rPr>
     </w:lvl>
     <w:lvl w:ilvl="4">
@@ -6499,8 +8561,7 @@
         <w:ind w:left="3600" w:hanging="360"/>
       </w:pPr>
       <w:rPr>
-        <w:rFonts w:ascii="Arial" w:cs="Arial" w:eastAsia="Arial" w:hAnsi="Arial"/>
-        <w:vertAlign w:val="baseline"/>
+        <w:u w:val="none"/>
       </w:rPr>
     </w:lvl>
     <w:lvl w:ilvl="5">
@@ -6512,8 +8573,7 @@
         <w:ind w:left="4320" w:hanging="360"/>
       </w:pPr>
       <w:rPr>
-        <w:rFonts w:ascii="Arial" w:cs="Arial" w:eastAsia="Arial" w:hAnsi="Arial"/>
-        <w:vertAlign w:val="baseline"/>
+        <w:u w:val="none"/>
       </w:rPr>
     </w:lvl>
     <w:lvl w:ilvl="6">
@@ -6525,8 +8585,7 @@
         <w:ind w:left="5040" w:hanging="360"/>
       </w:pPr>
       <w:rPr>
-        <w:rFonts w:ascii="Arial" w:cs="Arial" w:eastAsia="Arial" w:hAnsi="Arial"/>
-        <w:vertAlign w:val="baseline"/>
+        <w:u w:val="none"/>
       </w:rPr>
     </w:lvl>
     <w:lvl w:ilvl="7">
@@ -6538,8 +8597,7 @@
         <w:ind w:left="5760" w:hanging="360"/>
       </w:pPr>
       <w:rPr>
-        <w:rFonts w:ascii="Arial" w:cs="Arial" w:eastAsia="Arial" w:hAnsi="Arial"/>
-        <w:vertAlign w:val="baseline"/>
+        <w:u w:val="none"/>
       </w:rPr>
     </w:lvl>
     <w:lvl w:ilvl="8">
@@ -6551,8 +8609,7 @@
         <w:ind w:left="6480" w:hanging="360"/>
       </w:pPr>
       <w:rPr>
-        <w:rFonts w:ascii="Arial" w:cs="Arial" w:eastAsia="Arial" w:hAnsi="Arial"/>
-        <w:vertAlign w:val="baseline"/>
+        <w:u w:val="none"/>
       </w:rPr>
     </w:lvl>
   </w:abstractNum>
@@ -6566,7 +8623,8 @@
         <w:ind w:left="720" w:hanging="360"/>
       </w:pPr>
       <w:rPr>
-        <w:u w:val="none"/>
+        <w:rFonts w:ascii="Arial" w:cs="Arial" w:eastAsia="Arial" w:hAnsi="Arial"/>
+        <w:vertAlign w:val="baseline"/>
       </w:rPr>
     </w:lvl>
     <w:lvl w:ilvl="1">
@@ -6578,7 +8636,8 @@
         <w:ind w:left="1440" w:hanging="360"/>
       </w:pPr>
       <w:rPr>
-        <w:u w:val="none"/>
+        <w:rFonts w:ascii="Arial" w:cs="Arial" w:eastAsia="Arial" w:hAnsi="Arial"/>
+        <w:vertAlign w:val="baseline"/>
       </w:rPr>
     </w:lvl>
     <w:lvl w:ilvl="2">
@@ -6590,7 +8649,8 @@
         <w:ind w:left="2160" w:hanging="360"/>
       </w:pPr>
       <w:rPr>
-        <w:u w:val="none"/>
+        <w:rFonts w:ascii="Arial" w:cs="Arial" w:eastAsia="Arial" w:hAnsi="Arial"/>
+        <w:vertAlign w:val="baseline"/>
       </w:rPr>
     </w:lvl>
     <w:lvl w:ilvl="3">
@@ -6602,7 +8662,8 @@
         <w:ind w:left="2880" w:hanging="360"/>
       </w:pPr>
       <w:rPr>
-        <w:u w:val="none"/>
+        <w:rFonts w:ascii="Arial" w:cs="Arial" w:eastAsia="Arial" w:hAnsi="Arial"/>
+        <w:vertAlign w:val="baseline"/>
       </w:rPr>
     </w:lvl>
     <w:lvl w:ilvl="4">
@@ -6614,7 +8675,8 @@
         <w:ind w:left="3600" w:hanging="360"/>
       </w:pPr>
       <w:rPr>
-        <w:u w:val="none"/>
+        <w:rFonts w:ascii="Arial" w:cs="Arial" w:eastAsia="Arial" w:hAnsi="Arial"/>
+        <w:vertAlign w:val="baseline"/>
       </w:rPr>
     </w:lvl>
     <w:lvl w:ilvl="5">
@@ -6626,7 +8688,8 @@
         <w:ind w:left="4320" w:hanging="360"/>
       </w:pPr>
       <w:rPr>
-        <w:u w:val="none"/>
+        <w:rFonts w:ascii="Arial" w:cs="Arial" w:eastAsia="Arial" w:hAnsi="Arial"/>
+        <w:vertAlign w:val="baseline"/>
       </w:rPr>
     </w:lvl>
     <w:lvl w:ilvl="6">
@@ -6638,7 +8701,8 @@
         <w:ind w:left="5040" w:hanging="360"/>
       </w:pPr>
       <w:rPr>
-        <w:u w:val="none"/>
+        <w:rFonts w:ascii="Arial" w:cs="Arial" w:eastAsia="Arial" w:hAnsi="Arial"/>
+        <w:vertAlign w:val="baseline"/>
       </w:rPr>
     </w:lvl>
     <w:lvl w:ilvl="7">
@@ -6650,7 +8714,8 @@
         <w:ind w:left="5760" w:hanging="360"/>
       </w:pPr>
       <w:rPr>
-        <w:u w:val="none"/>
+        <w:rFonts w:ascii="Arial" w:cs="Arial" w:eastAsia="Arial" w:hAnsi="Arial"/>
+        <w:vertAlign w:val="baseline"/>
       </w:rPr>
     </w:lvl>
     <w:lvl w:ilvl="8">
@@ -6662,7 +8727,8 @@
         <w:ind w:left="6480" w:hanging="360"/>
       </w:pPr>
       <w:rPr>
-        <w:u w:val="none"/>
+        <w:rFonts w:ascii="Arial" w:cs="Arial" w:eastAsia="Arial" w:hAnsi="Arial"/>
+        <w:vertAlign w:val="baseline"/>
       </w:rPr>
     </w:lvl>
   </w:abstractNum>
@@ -6676,8 +8742,7 @@
         <w:ind w:left="720" w:hanging="360"/>
       </w:pPr>
       <w:rPr>
-        <w:rFonts w:ascii="Arial" w:cs="Arial" w:eastAsia="Arial" w:hAnsi="Arial"/>
-        <w:vertAlign w:val="baseline"/>
+        <w:u w:val="none"/>
       </w:rPr>
     </w:lvl>
     <w:lvl w:ilvl="1">
@@ -6689,99 +8754,91 @@
         <w:ind w:left="1440" w:hanging="360"/>
       </w:pPr>
       <w:rPr>
-        <w:rFonts w:ascii="Arial" w:cs="Arial" w:eastAsia="Arial" w:hAnsi="Arial"/>
-        <w:vertAlign w:val="baseline"/>
+        <w:u w:val="none"/>
       </w:rPr>
     </w:lvl>
     <w:lvl w:ilvl="2">
       <w:start w:val="1"/>
       <w:numFmt w:val="bullet"/>
+      <w:lvlText w:val="■"/>
+      <w:lvlJc w:val="left"/>
+      <w:pPr>
+        <w:ind w:left="2160" w:hanging="360"/>
+      </w:pPr>
+      <w:rPr>
+        <w:u w:val="none"/>
+      </w:rPr>
+    </w:lvl>
+    <w:lvl w:ilvl="3">
+      <w:start w:val="1"/>
+      <w:numFmt w:val="bullet"/>
       <w:lvlText w:val="●"/>
       <w:lvlJc w:val="left"/>
       <w:pPr>
-        <w:ind w:left="2160" w:hanging="360"/>
-      </w:pPr>
-      <w:rPr>
-        <w:rFonts w:ascii="Arial" w:cs="Arial" w:eastAsia="Arial" w:hAnsi="Arial"/>
-        <w:vertAlign w:val="baseline"/>
-      </w:rPr>
-    </w:lvl>
-    <w:lvl w:ilvl="3">
+        <w:ind w:left="2880" w:hanging="360"/>
+      </w:pPr>
+      <w:rPr>
+        <w:u w:val="none"/>
+      </w:rPr>
+    </w:lvl>
+    <w:lvl w:ilvl="4">
+      <w:start w:val="1"/>
+      <w:numFmt w:val="bullet"/>
+      <w:lvlText w:val="○"/>
+      <w:lvlJc w:val="left"/>
+      <w:pPr>
+        <w:ind w:left="3600" w:hanging="360"/>
+      </w:pPr>
+      <w:rPr>
+        <w:u w:val="none"/>
+      </w:rPr>
+    </w:lvl>
+    <w:lvl w:ilvl="5">
+      <w:start w:val="1"/>
+      <w:numFmt w:val="bullet"/>
+      <w:lvlText w:val="■"/>
+      <w:lvlJc w:val="left"/>
+      <w:pPr>
+        <w:ind w:left="4320" w:hanging="360"/>
+      </w:pPr>
+      <w:rPr>
+        <w:u w:val="none"/>
+      </w:rPr>
+    </w:lvl>
+    <w:lvl w:ilvl="6">
       <w:start w:val="1"/>
       <w:numFmt w:val="bullet"/>
       <w:lvlText w:val="●"/>
       <w:lvlJc w:val="left"/>
       <w:pPr>
-        <w:ind w:left="2880" w:hanging="360"/>
-      </w:pPr>
-      <w:rPr>
-        <w:rFonts w:ascii="Arial" w:cs="Arial" w:eastAsia="Arial" w:hAnsi="Arial"/>
-        <w:vertAlign w:val="baseline"/>
-      </w:rPr>
-    </w:lvl>
-    <w:lvl w:ilvl="4">
+        <w:ind w:left="5040" w:hanging="360"/>
+      </w:pPr>
+      <w:rPr>
+        <w:u w:val="none"/>
+      </w:rPr>
+    </w:lvl>
+    <w:lvl w:ilvl="7">
       <w:start w:val="1"/>
       <w:numFmt w:val="bullet"/>
       <w:lvlText w:val="○"/>
       <w:lvlJc w:val="left"/>
       <w:pPr>
-        <w:ind w:left="3600" w:hanging="360"/>
-      </w:pPr>
-      <w:rPr>
-        <w:rFonts w:ascii="Arial" w:cs="Arial" w:eastAsia="Arial" w:hAnsi="Arial"/>
-        <w:vertAlign w:val="baseline"/>
-      </w:rPr>
-    </w:lvl>
-    <w:lvl w:ilvl="5">
+        <w:ind w:left="5760" w:hanging="360"/>
+      </w:pPr>
+      <w:rPr>
+        <w:u w:val="none"/>
+      </w:rPr>
+    </w:lvl>
+    <w:lvl w:ilvl="8">
       <w:start w:val="1"/>
       <w:numFmt w:val="bullet"/>
       <w:lvlText w:val="■"/>
       <w:lvlJc w:val="left"/>
       <w:pPr>
-        <w:ind w:left="4320" w:hanging="360"/>
-      </w:pPr>
-      <w:rPr>
-        <w:rFonts w:ascii="Arial" w:cs="Arial" w:eastAsia="Arial" w:hAnsi="Arial"/>
-        <w:vertAlign w:val="baseline"/>
-      </w:rPr>
-    </w:lvl>
-    <w:lvl w:ilvl="6">
-      <w:start w:val="1"/>
-      <w:numFmt w:val="bullet"/>
-      <w:lvlText w:val="●"/>
-      <w:lvlJc w:val="left"/>
-      <w:pPr>
-        <w:ind w:left="5040" w:hanging="360"/>
-      </w:pPr>
-      <w:rPr>
-        <w:rFonts w:ascii="Arial" w:cs="Arial" w:eastAsia="Arial" w:hAnsi="Arial"/>
-        <w:vertAlign w:val="baseline"/>
-      </w:rPr>
-    </w:lvl>
-    <w:lvl w:ilvl="7">
-      <w:start w:val="1"/>
-      <w:numFmt w:val="bullet"/>
-      <w:lvlText w:val="○"/>
-      <w:lvlJc w:val="left"/>
-      <w:pPr>
-        <w:ind w:left="5760" w:hanging="360"/>
-      </w:pPr>
-      <w:rPr>
-        <w:rFonts w:ascii="Arial" w:cs="Arial" w:eastAsia="Arial" w:hAnsi="Arial"/>
-        <w:vertAlign w:val="baseline"/>
-      </w:rPr>
-    </w:lvl>
-    <w:lvl w:ilvl="8">
-      <w:start w:val="1"/>
-      <w:numFmt w:val="bullet"/>
-      <w:lvlText w:val="■"/>
-      <w:lvlJc w:val="left"/>
-      <w:pPr>
         <w:ind w:left="6480" w:hanging="360"/>
       </w:pPr>
       <w:rPr>
-        <w:rFonts w:ascii="Arial" w:cs="Arial" w:eastAsia="Arial" w:hAnsi="Arial"/>
-        <w:vertAlign w:val="baseline"/>
+        <w:u w:val="none"/>
       </w:rPr>
     </w:lvl>
   </w:abstractNum>
@@ -6905,8 +8962,7 @@
         <w:ind w:left="720" w:hanging="360"/>
       </w:pPr>
       <w:rPr>
-        <w:rFonts w:ascii="Arial" w:cs="Arial" w:eastAsia="Arial" w:hAnsi="Arial"/>
-        <w:vertAlign w:val="baseline"/>
+        <w:u w:val="none"/>
       </w:rPr>
     </w:lvl>
     <w:lvl w:ilvl="1">
@@ -6918,8 +8974,7 @@
         <w:ind w:left="1440" w:hanging="360"/>
       </w:pPr>
       <w:rPr>
-        <w:rFonts w:ascii="Arial" w:cs="Arial" w:eastAsia="Arial" w:hAnsi="Arial"/>
-        <w:vertAlign w:val="baseline"/>
+        <w:u w:val="none"/>
       </w:rPr>
     </w:lvl>
     <w:lvl w:ilvl="2">
@@ -6931,8 +8986,7 @@
         <w:ind w:left="2160" w:hanging="360"/>
       </w:pPr>
       <w:rPr>
-        <w:rFonts w:ascii="Arial" w:cs="Arial" w:eastAsia="Arial" w:hAnsi="Arial"/>
-        <w:vertAlign w:val="baseline"/>
+        <w:u w:val="none"/>
       </w:rPr>
     </w:lvl>
     <w:lvl w:ilvl="3">
@@ -6944,8 +8998,7 @@
         <w:ind w:left="2880" w:hanging="360"/>
       </w:pPr>
       <w:rPr>
-        <w:rFonts w:ascii="Arial" w:cs="Arial" w:eastAsia="Arial" w:hAnsi="Arial"/>
-        <w:vertAlign w:val="baseline"/>
+        <w:u w:val="none"/>
       </w:rPr>
     </w:lvl>
     <w:lvl w:ilvl="4">
@@ -6957,8 +9010,7 @@
         <w:ind w:left="3600" w:hanging="360"/>
       </w:pPr>
       <w:rPr>
-        <w:rFonts w:ascii="Arial" w:cs="Arial" w:eastAsia="Arial" w:hAnsi="Arial"/>
-        <w:vertAlign w:val="baseline"/>
+        <w:u w:val="none"/>
       </w:rPr>
     </w:lvl>
     <w:lvl w:ilvl="5">
@@ -6970,8 +9022,7 @@
         <w:ind w:left="4320" w:hanging="360"/>
       </w:pPr>
       <w:rPr>
-        <w:rFonts w:ascii="Arial" w:cs="Arial" w:eastAsia="Arial" w:hAnsi="Arial"/>
-        <w:vertAlign w:val="baseline"/>
+        <w:u w:val="none"/>
       </w:rPr>
     </w:lvl>
     <w:lvl w:ilvl="6">
@@ -6983,8 +9034,7 @@
         <w:ind w:left="5040" w:hanging="360"/>
       </w:pPr>
       <w:rPr>
-        <w:rFonts w:ascii="Arial" w:cs="Arial" w:eastAsia="Arial" w:hAnsi="Arial"/>
-        <w:vertAlign w:val="baseline"/>
+        <w:u w:val="none"/>
       </w:rPr>
     </w:lvl>
     <w:lvl w:ilvl="7">
@@ -6996,8 +9046,7 @@
         <w:ind w:left="5760" w:hanging="360"/>
       </w:pPr>
       <w:rPr>
-        <w:rFonts w:ascii="Arial" w:cs="Arial" w:eastAsia="Arial" w:hAnsi="Arial"/>
-        <w:vertAlign w:val="baseline"/>
+        <w:u w:val="none"/>
       </w:rPr>
     </w:lvl>
     <w:lvl w:ilvl="8">
@@ -7009,8 +9058,7 @@
         <w:ind w:left="6480" w:hanging="360"/>
       </w:pPr>
       <w:rPr>
-        <w:rFonts w:ascii="Arial" w:cs="Arial" w:eastAsia="Arial" w:hAnsi="Arial"/>
-        <w:vertAlign w:val="baseline"/>
+        <w:u w:val="none"/>
       </w:rPr>
     </w:lvl>
   </w:abstractNum>
@@ -7024,7 +9072,8 @@
         <w:ind w:left="720" w:hanging="360"/>
       </w:pPr>
       <w:rPr>
-        <w:u w:val="none"/>
+        <w:rFonts w:ascii="Arial" w:cs="Arial" w:eastAsia="Arial" w:hAnsi="Arial"/>
+        <w:vertAlign w:val="baseline"/>
       </w:rPr>
     </w:lvl>
     <w:lvl w:ilvl="1">
@@ -7036,95 +9085,662 @@
         <w:ind w:left="1440" w:hanging="360"/>
       </w:pPr>
       <w:rPr>
-        <w:u w:val="none"/>
+        <w:rFonts w:ascii="Arial" w:cs="Arial" w:eastAsia="Arial" w:hAnsi="Arial"/>
+        <w:vertAlign w:val="baseline"/>
       </w:rPr>
     </w:lvl>
     <w:lvl w:ilvl="2">
       <w:start w:val="1"/>
       <w:numFmt w:val="bullet"/>
+      <w:lvlText w:val="●"/>
+      <w:lvlJc w:val="left"/>
+      <w:pPr>
+        <w:ind w:left="2160" w:hanging="360"/>
+      </w:pPr>
+      <w:rPr>
+        <w:rFonts w:ascii="Arial" w:cs="Arial" w:eastAsia="Arial" w:hAnsi="Arial"/>
+        <w:vertAlign w:val="baseline"/>
+      </w:rPr>
+    </w:lvl>
+    <w:lvl w:ilvl="3">
+      <w:start w:val="1"/>
+      <w:numFmt w:val="bullet"/>
+      <w:lvlText w:val="●"/>
+      <w:lvlJc w:val="left"/>
+      <w:pPr>
+        <w:ind w:left="2880" w:hanging="360"/>
+      </w:pPr>
+      <w:rPr>
+        <w:rFonts w:ascii="Arial" w:cs="Arial" w:eastAsia="Arial" w:hAnsi="Arial"/>
+        <w:vertAlign w:val="baseline"/>
+      </w:rPr>
+    </w:lvl>
+    <w:lvl w:ilvl="4">
+      <w:start w:val="1"/>
+      <w:numFmt w:val="bullet"/>
+      <w:lvlText w:val="○"/>
+      <w:lvlJc w:val="left"/>
+      <w:pPr>
+        <w:ind w:left="3600" w:hanging="360"/>
+      </w:pPr>
+      <w:rPr>
+        <w:rFonts w:ascii="Arial" w:cs="Arial" w:eastAsia="Arial" w:hAnsi="Arial"/>
+        <w:vertAlign w:val="baseline"/>
+      </w:rPr>
+    </w:lvl>
+    <w:lvl w:ilvl="5">
+      <w:start w:val="1"/>
+      <w:numFmt w:val="bullet"/>
       <w:lvlText w:val="■"/>
       <w:lvlJc w:val="left"/>
       <w:pPr>
-        <w:ind w:left="2160" w:hanging="360"/>
-      </w:pPr>
-      <w:rPr>
-        <w:u w:val="none"/>
-      </w:rPr>
-    </w:lvl>
-    <w:lvl w:ilvl="3">
+        <w:ind w:left="4320" w:hanging="360"/>
+      </w:pPr>
+      <w:rPr>
+        <w:rFonts w:ascii="Arial" w:cs="Arial" w:eastAsia="Arial" w:hAnsi="Arial"/>
+        <w:vertAlign w:val="baseline"/>
+      </w:rPr>
+    </w:lvl>
+    <w:lvl w:ilvl="6">
       <w:start w:val="1"/>
       <w:numFmt w:val="bullet"/>
       <w:lvlText w:val="●"/>
       <w:lvlJc w:val="left"/>
       <w:pPr>
-        <w:ind w:left="2880" w:hanging="360"/>
-      </w:pPr>
-      <w:rPr>
-        <w:u w:val="none"/>
-      </w:rPr>
-    </w:lvl>
-    <w:lvl w:ilvl="4">
+        <w:ind w:left="5040" w:hanging="360"/>
+      </w:pPr>
+      <w:rPr>
+        <w:rFonts w:ascii="Arial" w:cs="Arial" w:eastAsia="Arial" w:hAnsi="Arial"/>
+        <w:vertAlign w:val="baseline"/>
+      </w:rPr>
+    </w:lvl>
+    <w:lvl w:ilvl="7">
       <w:start w:val="1"/>
       <w:numFmt w:val="bullet"/>
       <w:lvlText w:val="○"/>
       <w:lvlJc w:val="left"/>
       <w:pPr>
-        <w:ind w:left="3600" w:hanging="360"/>
-      </w:pPr>
-      <w:rPr>
-        <w:u w:val="none"/>
-      </w:rPr>
-    </w:lvl>
-    <w:lvl w:ilvl="5">
+        <w:ind w:left="5760" w:hanging="360"/>
+      </w:pPr>
+      <w:rPr>
+        <w:rFonts w:ascii="Arial" w:cs="Arial" w:eastAsia="Arial" w:hAnsi="Arial"/>
+        <w:vertAlign w:val="baseline"/>
+      </w:rPr>
+    </w:lvl>
+    <w:lvl w:ilvl="8">
       <w:start w:val="1"/>
       <w:numFmt w:val="bullet"/>
       <w:lvlText w:val="■"/>
       <w:lvlJc w:val="left"/>
       <w:pPr>
-        <w:ind w:left="4320" w:hanging="360"/>
-      </w:pPr>
-      <w:rPr>
-        <w:u w:val="none"/>
-      </w:rPr>
-    </w:lvl>
-    <w:lvl w:ilvl="6">
-      <w:start w:val="1"/>
-      <w:numFmt w:val="bullet"/>
-      <w:lvlText w:val="●"/>
-      <w:lvlJc w:val="left"/>
-      <w:pPr>
-        <w:ind w:left="5040" w:hanging="360"/>
-      </w:pPr>
-      <w:rPr>
-        <w:u w:val="none"/>
-      </w:rPr>
-    </w:lvl>
-    <w:lvl w:ilvl="7">
-      <w:start w:val="1"/>
-      <w:numFmt w:val="bullet"/>
-      <w:lvlText w:val="○"/>
-      <w:lvlJc w:val="left"/>
-      <w:pPr>
-        <w:ind w:left="5760" w:hanging="360"/>
-      </w:pPr>
-      <w:rPr>
-        <w:u w:val="none"/>
-      </w:rPr>
-    </w:lvl>
-    <w:lvl w:ilvl="8">
-      <w:start w:val="1"/>
-      <w:numFmt w:val="bullet"/>
-      <w:lvlText w:val="■"/>
-      <w:lvlJc w:val="left"/>
-      <w:pPr>
         <w:ind w:left="6480" w:hanging="360"/>
       </w:pPr>
       <w:rPr>
-        <w:u w:val="none"/>
+        <w:rFonts w:ascii="Arial" w:cs="Arial" w:eastAsia="Arial" w:hAnsi="Arial"/>
+        <w:vertAlign w:val="baseline"/>
       </w:rPr>
     </w:lvl>
   </w:abstractNum>
   <w:abstractNum w:abstractNumId="7">
+    <w:lvl w:ilvl="0">
+      <w:start w:val="1"/>
+      <w:numFmt w:val="bullet"/>
+      <w:lvlText w:val="●"/>
+      <w:lvlJc w:val="left"/>
+      <w:pPr>
+        <w:ind w:left="720" w:hanging="360"/>
+      </w:pPr>
+      <w:rPr>
+        <w:u w:val="none"/>
+      </w:rPr>
+    </w:lvl>
+    <w:lvl w:ilvl="1">
+      <w:start w:val="1"/>
+      <w:numFmt w:val="bullet"/>
+      <w:lvlText w:val="○"/>
+      <w:lvlJc w:val="left"/>
+      <w:pPr>
+        <w:ind w:left="1440" w:hanging="360"/>
+      </w:pPr>
+      <w:rPr>
+        <w:u w:val="none"/>
+      </w:rPr>
+    </w:lvl>
+    <w:lvl w:ilvl="2">
+      <w:start w:val="1"/>
+      <w:numFmt w:val="bullet"/>
+      <w:lvlText w:val="■"/>
+      <w:lvlJc w:val="left"/>
+      <w:pPr>
+        <w:ind w:left="2160" w:hanging="360"/>
+      </w:pPr>
+      <w:rPr>
+        <w:u w:val="none"/>
+      </w:rPr>
+    </w:lvl>
+    <w:lvl w:ilvl="3">
+      <w:start w:val="1"/>
+      <w:numFmt w:val="bullet"/>
+      <w:lvlText w:val="●"/>
+      <w:lvlJc w:val="left"/>
+      <w:pPr>
+        <w:ind w:left="2880" w:hanging="360"/>
+      </w:pPr>
+      <w:rPr>
+        <w:u w:val="none"/>
+      </w:rPr>
+    </w:lvl>
+    <w:lvl w:ilvl="4">
+      <w:start w:val="1"/>
+      <w:numFmt w:val="bullet"/>
+      <w:lvlText w:val="○"/>
+      <w:lvlJc w:val="left"/>
+      <w:pPr>
+        <w:ind w:left="3600" w:hanging="360"/>
+      </w:pPr>
+      <w:rPr>
+        <w:u w:val="none"/>
+      </w:rPr>
+    </w:lvl>
+    <w:lvl w:ilvl="5">
+      <w:start w:val="1"/>
+      <w:numFmt w:val="bullet"/>
+      <w:lvlText w:val="■"/>
+      <w:lvlJc w:val="left"/>
+      <w:pPr>
+        <w:ind w:left="4320" w:hanging="360"/>
+      </w:pPr>
+      <w:rPr>
+        <w:u w:val="none"/>
+      </w:rPr>
+    </w:lvl>
+    <w:lvl w:ilvl="6">
+      <w:start w:val="1"/>
+      <w:numFmt w:val="bullet"/>
+      <w:lvlText w:val="●"/>
+      <w:lvlJc w:val="left"/>
+      <w:pPr>
+        <w:ind w:left="5040" w:hanging="360"/>
+      </w:pPr>
+      <w:rPr>
+        <w:u w:val="none"/>
+      </w:rPr>
+    </w:lvl>
+    <w:lvl w:ilvl="7">
+      <w:start w:val="1"/>
+      <w:numFmt w:val="bullet"/>
+      <w:lvlText w:val="○"/>
+      <w:lvlJc w:val="left"/>
+      <w:pPr>
+        <w:ind w:left="5760" w:hanging="360"/>
+      </w:pPr>
+      <w:rPr>
+        <w:u w:val="none"/>
+      </w:rPr>
+    </w:lvl>
+    <w:lvl w:ilvl="8">
+      <w:start w:val="1"/>
+      <w:numFmt w:val="bullet"/>
+      <w:lvlText w:val="■"/>
+      <w:lvlJc w:val="left"/>
+      <w:pPr>
+        <w:ind w:left="6480" w:hanging="360"/>
+      </w:pPr>
+      <w:rPr>
+        <w:u w:val="none"/>
+      </w:rPr>
+    </w:lvl>
+  </w:abstractNum>
+  <w:abstractNum w:abstractNumId="8">
+    <w:lvl w:ilvl="0">
+      <w:start w:val="1"/>
+      <w:numFmt w:val="bullet"/>
+      <w:lvlText w:val="●"/>
+      <w:lvlJc w:val="left"/>
+      <w:pPr>
+        <w:ind w:left="720" w:hanging="360"/>
+      </w:pPr>
+      <w:rPr>
+        <w:rFonts w:ascii="Arial" w:cs="Arial" w:eastAsia="Arial" w:hAnsi="Arial"/>
+        <w:vertAlign w:val="baseline"/>
+      </w:rPr>
+    </w:lvl>
+    <w:lvl w:ilvl="1">
+      <w:start w:val="1"/>
+      <w:numFmt w:val="bullet"/>
+      <w:lvlText w:val="○"/>
+      <w:lvlJc w:val="left"/>
+      <w:pPr>
+        <w:ind w:left="1440" w:hanging="360"/>
+      </w:pPr>
+      <w:rPr>
+        <w:rFonts w:ascii="Arial" w:cs="Arial" w:eastAsia="Arial" w:hAnsi="Arial"/>
+        <w:vertAlign w:val="baseline"/>
+      </w:rPr>
+    </w:lvl>
+    <w:lvl w:ilvl="2">
+      <w:start w:val="1"/>
+      <w:numFmt w:val="bullet"/>
+      <w:lvlText w:val="■"/>
+      <w:lvlJc w:val="left"/>
+      <w:pPr>
+        <w:ind w:left="2160" w:hanging="360"/>
+      </w:pPr>
+      <w:rPr>
+        <w:rFonts w:ascii="Arial" w:cs="Arial" w:eastAsia="Arial" w:hAnsi="Arial"/>
+        <w:vertAlign w:val="baseline"/>
+      </w:rPr>
+    </w:lvl>
+    <w:lvl w:ilvl="3">
+      <w:start w:val="1"/>
+      <w:numFmt w:val="bullet"/>
+      <w:lvlText w:val="●"/>
+      <w:lvlJc w:val="left"/>
+      <w:pPr>
+        <w:ind w:left="2880" w:hanging="360"/>
+      </w:pPr>
+      <w:rPr>
+        <w:rFonts w:ascii="Arial" w:cs="Arial" w:eastAsia="Arial" w:hAnsi="Arial"/>
+        <w:vertAlign w:val="baseline"/>
+      </w:rPr>
+    </w:lvl>
+    <w:lvl w:ilvl="4">
+      <w:start w:val="1"/>
+      <w:numFmt w:val="bullet"/>
+      <w:lvlText w:val="○"/>
+      <w:lvlJc w:val="left"/>
+      <w:pPr>
+        <w:ind w:left="3600" w:hanging="360"/>
+      </w:pPr>
+      <w:rPr>
+        <w:rFonts w:ascii="Arial" w:cs="Arial" w:eastAsia="Arial" w:hAnsi="Arial"/>
+        <w:vertAlign w:val="baseline"/>
+      </w:rPr>
+    </w:lvl>
+    <w:lvl w:ilvl="5">
+      <w:start w:val="1"/>
+      <w:numFmt w:val="bullet"/>
+      <w:lvlText w:val="■"/>
+      <w:lvlJc w:val="left"/>
+      <w:pPr>
+        <w:ind w:left="4320" w:hanging="360"/>
+      </w:pPr>
+      <w:rPr>
+        <w:rFonts w:ascii="Arial" w:cs="Arial" w:eastAsia="Arial" w:hAnsi="Arial"/>
+        <w:vertAlign w:val="baseline"/>
+      </w:rPr>
+    </w:lvl>
+    <w:lvl w:ilvl="6">
+      <w:start w:val="1"/>
+      <w:numFmt w:val="bullet"/>
+      <w:lvlText w:val="●"/>
+      <w:lvlJc w:val="left"/>
+      <w:pPr>
+        <w:ind w:left="5040" w:hanging="360"/>
+      </w:pPr>
+      <w:rPr>
+        <w:rFonts w:ascii="Arial" w:cs="Arial" w:eastAsia="Arial" w:hAnsi="Arial"/>
+        <w:vertAlign w:val="baseline"/>
+      </w:rPr>
+    </w:lvl>
+    <w:lvl w:ilvl="7">
+      <w:start w:val="1"/>
+      <w:numFmt w:val="bullet"/>
+      <w:lvlText w:val="○"/>
+      <w:lvlJc w:val="left"/>
+      <w:pPr>
+        <w:ind w:left="5760" w:hanging="360"/>
+      </w:pPr>
+      <w:rPr>
+        <w:rFonts w:ascii="Arial" w:cs="Arial" w:eastAsia="Arial" w:hAnsi="Arial"/>
+        <w:vertAlign w:val="baseline"/>
+      </w:rPr>
+    </w:lvl>
+    <w:lvl w:ilvl="8">
+      <w:start w:val="1"/>
+      <w:numFmt w:val="bullet"/>
+      <w:lvlText w:val="■"/>
+      <w:lvlJc w:val="left"/>
+      <w:pPr>
+        <w:ind w:left="6480" w:hanging="360"/>
+      </w:pPr>
+      <w:rPr>
+        <w:rFonts w:ascii="Arial" w:cs="Arial" w:eastAsia="Arial" w:hAnsi="Arial"/>
+        <w:vertAlign w:val="baseline"/>
+      </w:rPr>
+    </w:lvl>
+  </w:abstractNum>
+  <w:abstractNum w:abstractNumId="9">
+    <w:lvl w:ilvl="0">
+      <w:start w:val="1"/>
+      <w:numFmt w:val="bullet"/>
+      <w:lvlText w:val="●"/>
+      <w:lvlJc w:val="left"/>
+      <w:pPr>
+        <w:ind w:left="720" w:hanging="360"/>
+      </w:pPr>
+      <w:rPr>
+        <w:u w:val="none"/>
+      </w:rPr>
+    </w:lvl>
+    <w:lvl w:ilvl="1">
+      <w:start w:val="1"/>
+      <w:numFmt w:val="bullet"/>
+      <w:lvlText w:val="○"/>
+      <w:lvlJc w:val="left"/>
+      <w:pPr>
+        <w:ind w:left="1440" w:hanging="360"/>
+      </w:pPr>
+      <w:rPr>
+        <w:u w:val="none"/>
+      </w:rPr>
+    </w:lvl>
+    <w:lvl w:ilvl="2">
+      <w:start w:val="1"/>
+      <w:numFmt w:val="bullet"/>
+      <w:lvlText w:val="■"/>
+      <w:lvlJc w:val="left"/>
+      <w:pPr>
+        <w:ind w:left="2160" w:hanging="360"/>
+      </w:pPr>
+      <w:rPr>
+        <w:u w:val="none"/>
+      </w:rPr>
+    </w:lvl>
+    <w:lvl w:ilvl="3">
+      <w:start w:val="1"/>
+      <w:numFmt w:val="bullet"/>
+      <w:lvlText w:val="●"/>
+      <w:lvlJc w:val="left"/>
+      <w:pPr>
+        <w:ind w:left="2880" w:hanging="360"/>
+      </w:pPr>
+      <w:rPr>
+        <w:u w:val="none"/>
+      </w:rPr>
+    </w:lvl>
+    <w:lvl w:ilvl="4">
+      <w:start w:val="1"/>
+      <w:numFmt w:val="bullet"/>
+      <w:lvlText w:val="○"/>
+      <w:lvlJc w:val="left"/>
+      <w:pPr>
+        <w:ind w:left="3600" w:hanging="360"/>
+      </w:pPr>
+      <w:rPr>
+        <w:u w:val="none"/>
+      </w:rPr>
+    </w:lvl>
+    <w:lvl w:ilvl="5">
+      <w:start w:val="1"/>
+      <w:numFmt w:val="bullet"/>
+      <w:lvlText w:val="■"/>
+      <w:lvlJc w:val="left"/>
+      <w:pPr>
+        <w:ind w:left="4320" w:hanging="360"/>
+      </w:pPr>
+      <w:rPr>
+        <w:u w:val="none"/>
+      </w:rPr>
+    </w:lvl>
+    <w:lvl w:ilvl="6">
+      <w:start w:val="1"/>
+      <w:numFmt w:val="bullet"/>
+      <w:lvlText w:val="●"/>
+      <w:lvlJc w:val="left"/>
+      <w:pPr>
+        <w:ind w:left="5040" w:hanging="360"/>
+      </w:pPr>
+      <w:rPr>
+        <w:u w:val="none"/>
+      </w:rPr>
+    </w:lvl>
+    <w:lvl w:ilvl="7">
+      <w:start w:val="1"/>
+      <w:numFmt w:val="bullet"/>
+      <w:lvlText w:val="○"/>
+      <w:lvlJc w:val="left"/>
+      <w:pPr>
+        <w:ind w:left="5760" w:hanging="360"/>
+      </w:pPr>
+      <w:rPr>
+        <w:u w:val="none"/>
+      </w:rPr>
+    </w:lvl>
+    <w:lvl w:ilvl="8">
+      <w:start w:val="1"/>
+      <w:numFmt w:val="bullet"/>
+      <w:lvlText w:val="■"/>
+      <w:lvlJc w:val="left"/>
+      <w:pPr>
+        <w:ind w:left="6480" w:hanging="360"/>
+      </w:pPr>
+      <w:rPr>
+        <w:u w:val="none"/>
+      </w:rPr>
+    </w:lvl>
+  </w:abstractNum>
+  <w:abstractNum w:abstractNumId="10">
+    <w:lvl w:ilvl="0">
+      <w:start w:val="1"/>
+      <w:numFmt w:val="bullet"/>
+      <w:lvlText w:val="●"/>
+      <w:lvlJc w:val="left"/>
+      <w:pPr>
+        <w:ind w:left="720" w:hanging="360"/>
+      </w:pPr>
+      <w:rPr>
+        <w:u w:val="none"/>
+      </w:rPr>
+    </w:lvl>
+    <w:lvl w:ilvl="1">
+      <w:start w:val="1"/>
+      <w:numFmt w:val="bullet"/>
+      <w:lvlText w:val="○"/>
+      <w:lvlJc w:val="left"/>
+      <w:pPr>
+        <w:ind w:left="1440" w:hanging="360"/>
+      </w:pPr>
+      <w:rPr>
+        <w:u w:val="none"/>
+      </w:rPr>
+    </w:lvl>
+    <w:lvl w:ilvl="2">
+      <w:start w:val="1"/>
+      <w:numFmt w:val="bullet"/>
+      <w:lvlText w:val="■"/>
+      <w:lvlJc w:val="left"/>
+      <w:pPr>
+        <w:ind w:left="2160" w:hanging="360"/>
+      </w:pPr>
+      <w:rPr>
+        <w:u w:val="none"/>
+      </w:rPr>
+    </w:lvl>
+    <w:lvl w:ilvl="3">
+      <w:start w:val="1"/>
+      <w:numFmt w:val="bullet"/>
+      <w:lvlText w:val="●"/>
+      <w:lvlJc w:val="left"/>
+      <w:pPr>
+        <w:ind w:left="2880" w:hanging="360"/>
+      </w:pPr>
+      <w:rPr>
+        <w:u w:val="none"/>
+      </w:rPr>
+    </w:lvl>
+    <w:lvl w:ilvl="4">
+      <w:start w:val="1"/>
+      <w:numFmt w:val="bullet"/>
+      <w:lvlText w:val="○"/>
+      <w:lvlJc w:val="left"/>
+      <w:pPr>
+        <w:ind w:left="3600" w:hanging="360"/>
+      </w:pPr>
+      <w:rPr>
+        <w:u w:val="none"/>
+      </w:rPr>
+    </w:lvl>
+    <w:lvl w:ilvl="5">
+      <w:start w:val="1"/>
+      <w:numFmt w:val="bullet"/>
+      <w:lvlText w:val="■"/>
+      <w:lvlJc w:val="left"/>
+      <w:pPr>
+        <w:ind w:left="4320" w:hanging="360"/>
+      </w:pPr>
+      <w:rPr>
+        <w:u w:val="none"/>
+      </w:rPr>
+    </w:lvl>
+    <w:lvl w:ilvl="6">
+      <w:start w:val="1"/>
+      <w:numFmt w:val="bullet"/>
+      <w:lvlText w:val="●"/>
+      <w:lvlJc w:val="left"/>
+      <w:pPr>
+        <w:ind w:left="5040" w:hanging="360"/>
+      </w:pPr>
+      <w:rPr>
+        <w:u w:val="none"/>
+      </w:rPr>
+    </w:lvl>
+    <w:lvl w:ilvl="7">
+      <w:start w:val="1"/>
+      <w:numFmt w:val="bullet"/>
+      <w:lvlText w:val="○"/>
+      <w:lvlJc w:val="left"/>
+      <w:pPr>
+        <w:ind w:left="5760" w:hanging="360"/>
+      </w:pPr>
+      <w:rPr>
+        <w:u w:val="none"/>
+      </w:rPr>
+    </w:lvl>
+    <w:lvl w:ilvl="8">
+      <w:start w:val="1"/>
+      <w:numFmt w:val="bullet"/>
+      <w:lvlText w:val="■"/>
+      <w:lvlJc w:val="left"/>
+      <w:pPr>
+        <w:ind w:left="6480" w:hanging="360"/>
+      </w:pPr>
+      <w:rPr>
+        <w:u w:val="none"/>
+      </w:rPr>
+    </w:lvl>
+  </w:abstractNum>
+  <w:abstractNum w:abstractNumId="11">
+    <w:lvl w:ilvl="0">
+      <w:start w:val="1"/>
+      <w:numFmt w:val="bullet"/>
+      <w:lvlText w:val="●"/>
+      <w:lvlJc w:val="left"/>
+      <w:pPr>
+        <w:ind w:left="720" w:hanging="360"/>
+      </w:pPr>
+      <w:rPr>
+        <w:u w:val="none"/>
+      </w:rPr>
+    </w:lvl>
+    <w:lvl w:ilvl="1">
+      <w:start w:val="1"/>
+      <w:numFmt w:val="bullet"/>
+      <w:lvlText w:val="○"/>
+      <w:lvlJc w:val="left"/>
+      <w:pPr>
+        <w:ind w:left="1440" w:hanging="360"/>
+      </w:pPr>
+      <w:rPr>
+        <w:u w:val="none"/>
+      </w:rPr>
+    </w:lvl>
+    <w:lvl w:ilvl="2">
+      <w:start w:val="1"/>
+      <w:numFmt w:val="bullet"/>
+      <w:lvlText w:val="■"/>
+      <w:lvlJc w:val="left"/>
+      <w:pPr>
+        <w:ind w:left="2160" w:hanging="360"/>
+      </w:pPr>
+      <w:rPr>
+        <w:u w:val="none"/>
+      </w:rPr>
+    </w:lvl>
+    <w:lvl w:ilvl="3">
+      <w:start w:val="1"/>
+      <w:numFmt w:val="bullet"/>
+      <w:lvlText w:val="●"/>
+      <w:lvlJc w:val="left"/>
+      <w:pPr>
+        <w:ind w:left="2880" w:hanging="360"/>
+      </w:pPr>
+      <w:rPr>
+        <w:u w:val="none"/>
+      </w:rPr>
+    </w:lvl>
+    <w:lvl w:ilvl="4">
+      <w:start w:val="1"/>
+      <w:numFmt w:val="bullet"/>
+      <w:lvlText w:val="○"/>
+      <w:lvlJc w:val="left"/>
+      <w:pPr>
+        <w:ind w:left="3600" w:hanging="360"/>
+      </w:pPr>
+      <w:rPr>
+        <w:u w:val="none"/>
+      </w:rPr>
+    </w:lvl>
+    <w:lvl w:ilvl="5">
+      <w:start w:val="1"/>
+      <w:numFmt w:val="bullet"/>
+      <w:lvlText w:val="■"/>
+      <w:lvlJc w:val="left"/>
+      <w:pPr>
+        <w:ind w:left="4320" w:hanging="360"/>
+      </w:pPr>
+      <w:rPr>
+        <w:u w:val="none"/>
+      </w:rPr>
+    </w:lvl>
+    <w:lvl w:ilvl="6">
+      <w:start w:val="1"/>
+      <w:numFmt w:val="bullet"/>
+      <w:lvlText w:val="●"/>
+      <w:lvlJc w:val="left"/>
+      <w:pPr>
+        <w:ind w:left="5040" w:hanging="360"/>
+      </w:pPr>
+      <w:rPr>
+        <w:u w:val="none"/>
+      </w:rPr>
+    </w:lvl>
+    <w:lvl w:ilvl="7">
+      <w:start w:val="1"/>
+      <w:numFmt w:val="bullet"/>
+      <w:lvlText w:val="○"/>
+      <w:lvlJc w:val="left"/>
+      <w:pPr>
+        <w:ind w:left="5760" w:hanging="360"/>
+      </w:pPr>
+      <w:rPr>
+        <w:u w:val="none"/>
+      </w:rPr>
+    </w:lvl>
+    <w:lvl w:ilvl="8">
+      <w:start w:val="1"/>
+      <w:numFmt w:val="bullet"/>
+      <w:lvlText w:val="■"/>
+      <w:lvlJc w:val="left"/>
+      <w:pPr>
+        <w:ind w:left="6480" w:hanging="360"/>
+      </w:pPr>
+      <w:rPr>
+        <w:u w:val="none"/>
+      </w:rPr>
+    </w:lvl>
+  </w:abstractNum>
+  <w:abstractNum w:abstractNumId="12">
     <w:lvl w:ilvl="0">
       <w:start w:val="1"/>
       <w:numFmt w:val="bullet"/>
@@ -7254,6 +9870,21 @@
   </w:num>
   <w:num w:numId="7">
     <w:abstractNumId w:val="7"/>
+  </w:num>
+  <w:num w:numId="8">
+    <w:abstractNumId w:val="8"/>
+  </w:num>
+  <w:num w:numId="9">
+    <w:abstractNumId w:val="9"/>
+  </w:num>
+  <w:num w:numId="10">
+    <w:abstractNumId w:val="10"/>
+  </w:num>
+  <w:num w:numId="11">
+    <w:abstractNumId w:val="11"/>
+  </w:num>
+  <w:num w:numId="12">
+    <w:abstractNumId w:val="12"/>
   </w:num>
 </w:numbering>
 </file>

--- a/doc/CS673_MeetingMinutes_team2.docx
+++ b/doc/CS673_MeetingMinutes_team2.docx
@@ -174,6 +174,18 @@
     </w:p>
     <w:p>
       <w:pPr>
+        <w:keepNext w:val="0"/>
+        <w:keepLines w:val="0"/>
+        <w:pageBreakBefore w:val="0"/>
+        <w:widowControl w:val="0"/>
+        <w:pBdr>
+          <w:top w:space="0" w:sz="0" w:val="nil"/>
+          <w:left w:space="0" w:sz="0" w:val="nil"/>
+          <w:bottom w:space="0" w:sz="0" w:val="nil"/>
+          <w:right w:space="0" w:sz="0" w:val="nil"/>
+          <w:between w:space="0" w:sz="0" w:val="nil"/>
+        </w:pBdr>
+        <w:shd w:fill="auto" w:val="clear"/>
         <w:jc w:val="center"/>
         <w:rPr>
           <w:b w:val="1"/>
@@ -184,10 +196,2337 @@
       </w:pPr>
       <w:r>
         <w:rPr>
+          <w:rtl w:val="0"/>
+        </w:rPr>
+      </w:r>
+    </w:p>
+    <w:p>
+      <w:pPr>
+        <w:jc w:val="center"/>
+        <w:rPr>
           <w:b w:val="1"/>
           <w:sz w:val="24"/>
           <w:szCs w:val="24"/>
           <w:u w:val="single"/>
+        </w:rPr>
+      </w:pPr>
+      <w:r>
+        <w:rPr>
+          <w:b w:val="1"/>
+          <w:sz w:val="24"/>
+          <w:szCs w:val="24"/>
+          <w:u w:val="single"/>
+          <w:rtl w:val="0"/>
+        </w:rPr>
+        <w:t xml:space="preserve">Meeting 6</w:t>
+      </w:r>
+    </w:p>
+    <w:p>
+      <w:pPr>
+        <w:rPr>
+          <w:sz w:val="24"/>
+          <w:szCs w:val="24"/>
+        </w:rPr>
+      </w:pPr>
+      <w:r>
+        <w:rPr>
+          <w:b w:val="1"/>
+          <w:sz w:val="24"/>
+          <w:szCs w:val="24"/>
+          <w:rtl w:val="0"/>
+        </w:rPr>
+        <w:t xml:space="preserve">Date and Time:</w:t>
+      </w:r>
+      <w:r>
+        <w:rPr>
+          <w:sz w:val="24"/>
+          <w:szCs w:val="24"/>
+          <w:rtl w:val="0"/>
+        </w:rPr>
+        <w:t xml:space="preserve">  6/9/2025 6:30 - 7:00</w:t>
+      </w:r>
+    </w:p>
+    <w:p>
+      <w:pPr>
+        <w:rPr>
+          <w:sz w:val="24"/>
+          <w:szCs w:val="24"/>
+        </w:rPr>
+      </w:pPr>
+      <w:r>
+        <w:rPr>
+          <w:b w:val="1"/>
+          <w:sz w:val="24"/>
+          <w:szCs w:val="24"/>
+          <w:rtl w:val="0"/>
+        </w:rPr>
+        <w:t xml:space="preserve">Place</w:t>
+      </w:r>
+      <w:r>
+        <w:rPr>
+          <w:sz w:val="24"/>
+          <w:szCs w:val="24"/>
+          <w:rtl w:val="0"/>
+        </w:rPr>
+        <w:t xml:space="preserve">: Discord voice call</w:t>
+      </w:r>
+    </w:p>
+    <w:p>
+      <w:pPr>
+        <w:rPr>
+          <w:sz w:val="24"/>
+          <w:szCs w:val="24"/>
+        </w:rPr>
+      </w:pPr>
+      <w:r>
+        <w:rPr>
+          <w:b w:val="1"/>
+          <w:sz w:val="24"/>
+          <w:szCs w:val="24"/>
+          <w:rtl w:val="0"/>
+        </w:rPr>
+        <w:t xml:space="preserve">Participants:</w:t>
+      </w:r>
+      <w:r>
+        <w:rPr>
+          <w:sz w:val="24"/>
+          <w:szCs w:val="24"/>
+          <w:rtl w:val="0"/>
+        </w:rPr>
+        <w:t xml:space="preserve"> Grant Hovey, Tetiana Korchynska, Xuelin Min, Iqra Chaudhary, Thomas Iliev, Hongjie Zhang</w:t>
+      </w:r>
+    </w:p>
+    <w:p>
+      <w:pPr>
+        <w:rPr>
+          <w:sz w:val="24"/>
+          <w:szCs w:val="24"/>
+        </w:rPr>
+      </w:pPr>
+      <w:r>
+        <w:rPr>
+          <w:b w:val="1"/>
+          <w:sz w:val="24"/>
+          <w:szCs w:val="24"/>
+          <w:rtl w:val="0"/>
+        </w:rPr>
+        <w:t xml:space="preserve">Minutes taker: </w:t>
+      </w:r>
+      <w:r>
+        <w:rPr>
+          <w:sz w:val="24"/>
+          <w:szCs w:val="24"/>
+          <w:rtl w:val="0"/>
+        </w:rPr>
+        <w:t xml:space="preserve">Xuelin Min</w:t>
+      </w:r>
+    </w:p>
+    <w:p>
+      <w:pPr>
+        <w:rPr>
+          <w:sz w:val="24"/>
+          <w:szCs w:val="24"/>
+        </w:rPr>
+      </w:pPr>
+      <w:r>
+        <w:rPr>
+          <w:b w:val="1"/>
+          <w:sz w:val="24"/>
+          <w:szCs w:val="24"/>
+          <w:rtl w:val="0"/>
+        </w:rPr>
+        <w:t xml:space="preserve">Timekeeper: </w:t>
+      </w:r>
+      <w:r>
+        <w:rPr>
+          <w:sz w:val="24"/>
+          <w:szCs w:val="24"/>
+          <w:rtl w:val="0"/>
+        </w:rPr>
+        <w:t xml:space="preserve">Xuelin Min</w:t>
+      </w:r>
+    </w:p>
+    <w:p>
+      <w:pPr>
+        <w:rPr>
+          <w:sz w:val="24"/>
+          <w:szCs w:val="24"/>
+        </w:rPr>
+      </w:pPr>
+      <w:r>
+        <w:rPr>
+          <w:b w:val="1"/>
+          <w:sz w:val="24"/>
+          <w:szCs w:val="24"/>
+          <w:rtl w:val="0"/>
+        </w:rPr>
+        <w:t xml:space="preserve">Purpose: </w:t>
+      </w:r>
+      <w:r>
+        <w:rPr>
+          <w:sz w:val="24"/>
+          <w:szCs w:val="24"/>
+          <w:rtl w:val="0"/>
+        </w:rPr>
+        <w:t xml:space="preserve">Iteration 2 wrap up and iteration 3</w:t>
+      </w:r>
+    </w:p>
+    <w:p>
+      <w:pPr>
+        <w:rPr>
+          <w:b w:val="1"/>
+          <w:sz w:val="24"/>
+          <w:szCs w:val="24"/>
+        </w:rPr>
+      </w:pPr>
+      <w:r>
+        <w:rPr>
+          <w:rtl w:val="0"/>
+        </w:rPr>
+      </w:r>
+    </w:p>
+    <w:p>
+      <w:pPr>
+        <w:rPr>
+          <w:b w:val="1"/>
+          <w:sz w:val="24"/>
+          <w:szCs w:val="24"/>
+        </w:rPr>
+      </w:pPr>
+      <w:r>
+        <w:rPr>
+          <w:b w:val="1"/>
+          <w:sz w:val="24"/>
+          <w:szCs w:val="24"/>
+          <w:rtl w:val="0"/>
+        </w:rPr>
+        <w:t xml:space="preserve">Agenda: </w:t>
+      </w:r>
+    </w:p>
+    <w:p>
+      <w:pPr>
+        <w:rPr>
+          <w:b w:val="1"/>
+          <w:sz w:val="24"/>
+          <w:szCs w:val="24"/>
+        </w:rPr>
+      </w:pPr>
+      <w:r>
+        <w:rPr>
+          <w:rtl w:val="0"/>
+        </w:rPr>
+      </w:r>
+    </w:p>
+    <w:p>
+      <w:pPr>
+        <w:rPr>
+          <w:sz w:val="24"/>
+          <w:szCs w:val="24"/>
+        </w:rPr>
+      </w:pPr>
+      <w:r>
+        <w:rPr>
+          <w:sz w:val="24"/>
+          <w:szCs w:val="24"/>
+          <w:rtl w:val="0"/>
+        </w:rPr>
+        <w:t xml:space="preserve">Iteration 2</w:t>
+      </w:r>
+    </w:p>
+    <w:p>
+      <w:pPr>
+        <w:numPr>
+          <w:ilvl w:val="0"/>
+          <w:numId w:val="13"/>
+        </w:numPr>
+        <w:ind w:left="720" w:hanging="360"/>
+        <w:rPr>
+          <w:sz w:val="24"/>
+          <w:szCs w:val="24"/>
+        </w:rPr>
+      </w:pPr>
+      <w:r>
+        <w:rPr>
+          <w:sz w:val="24"/>
+          <w:szCs w:val="24"/>
+          <w:rtl w:val="0"/>
+        </w:rPr>
+        <w:t xml:space="preserve">Review completed work and confirm what’s fully done</w:t>
+      </w:r>
+    </w:p>
+    <w:p>
+      <w:pPr>
+        <w:numPr>
+          <w:ilvl w:val="0"/>
+          <w:numId w:val="13"/>
+        </w:numPr>
+        <w:ind w:left="720" w:hanging="360"/>
+        <w:rPr>
+          <w:sz w:val="24"/>
+          <w:szCs w:val="24"/>
+          <w:u w:val="none"/>
+        </w:rPr>
+      </w:pPr>
+      <w:r>
+        <w:rPr>
+          <w:sz w:val="24"/>
+          <w:szCs w:val="24"/>
+          <w:rtl w:val="0"/>
+        </w:rPr>
+        <w:t xml:space="preserve">Share screen and test entire app flow</w:t>
+      </w:r>
+    </w:p>
+    <w:p>
+      <w:pPr>
+        <w:numPr>
+          <w:ilvl w:val="0"/>
+          <w:numId w:val="13"/>
+        </w:numPr>
+        <w:ind w:left="720" w:hanging="360"/>
+        <w:rPr>
+          <w:sz w:val="24"/>
+          <w:szCs w:val="24"/>
+          <w:u w:val="none"/>
+        </w:rPr>
+      </w:pPr>
+      <w:r>
+        <w:rPr>
+          <w:sz w:val="24"/>
+          <w:szCs w:val="24"/>
+          <w:rtl w:val="0"/>
+        </w:rPr>
+        <w:t xml:space="preserve">Ensure all docs are filled out</w:t>
+      </w:r>
+    </w:p>
+    <w:p>
+      <w:pPr>
+        <w:numPr>
+          <w:ilvl w:val="1"/>
+          <w:numId w:val="13"/>
+        </w:numPr>
+        <w:ind w:left="1440" w:hanging="360"/>
+        <w:rPr>
+          <w:sz w:val="24"/>
+          <w:szCs w:val="24"/>
+          <w:u w:val="none"/>
+        </w:rPr>
+      </w:pPr>
+      <w:r>
+        <w:rPr>
+          <w:sz w:val="24"/>
+          <w:szCs w:val="24"/>
+          <w:rtl w:val="0"/>
+        </w:rPr>
+        <w:t xml:space="preserve">Make sure you fill out progress report correctly; if you’re the last person working on it, update the group report timings accordingly</w:t>
+      </w:r>
+    </w:p>
+    <w:p>
+      <w:pPr>
+        <w:numPr>
+          <w:ilvl w:val="0"/>
+          <w:numId w:val="13"/>
+        </w:numPr>
+        <w:ind w:left="720" w:hanging="360"/>
+        <w:rPr>
+          <w:sz w:val="24"/>
+          <w:szCs w:val="24"/>
+          <w:u w:val="none"/>
+        </w:rPr>
+      </w:pPr>
+      <w:r>
+        <w:rPr>
+          <w:sz w:val="24"/>
+          <w:szCs w:val="24"/>
+          <w:rtl w:val="0"/>
+        </w:rPr>
+        <w:t xml:space="preserve">Who is doing the presentation</w:t>
+      </w:r>
+    </w:p>
+    <w:p>
+      <w:pPr>
+        <w:rPr>
+          <w:sz w:val="24"/>
+          <w:szCs w:val="24"/>
+        </w:rPr>
+      </w:pPr>
+      <w:r>
+        <w:rPr>
+          <w:rtl w:val="0"/>
+        </w:rPr>
+      </w:r>
+    </w:p>
+    <w:p>
+      <w:pPr>
+        <w:rPr>
+          <w:sz w:val="24"/>
+          <w:szCs w:val="24"/>
+        </w:rPr>
+      </w:pPr>
+      <w:r>
+        <w:rPr>
+          <w:sz w:val="24"/>
+          <w:szCs w:val="24"/>
+          <w:rtl w:val="0"/>
+        </w:rPr>
+        <w:t xml:space="preserve">Iteration 3</w:t>
+      </w:r>
+    </w:p>
+    <w:p>
+      <w:pPr>
+        <w:numPr>
+          <w:ilvl w:val="0"/>
+          <w:numId w:val="12"/>
+        </w:numPr>
+        <w:ind w:left="720" w:hanging="360"/>
+        <w:rPr>
+          <w:sz w:val="24"/>
+          <w:szCs w:val="24"/>
+          <w:u w:val="none"/>
+        </w:rPr>
+      </w:pPr>
+      <w:r>
+        <w:rPr>
+          <w:sz w:val="24"/>
+          <w:szCs w:val="24"/>
+          <w:rtl w:val="0"/>
+        </w:rPr>
+        <w:t xml:space="preserve">Identify an unfinished or unstarted feature to complete</w:t>
+      </w:r>
+    </w:p>
+    <w:p>
+      <w:pPr>
+        <w:numPr>
+          <w:ilvl w:val="1"/>
+          <w:numId w:val="12"/>
+        </w:numPr>
+        <w:ind w:left="1440" w:hanging="360"/>
+        <w:rPr>
+          <w:sz w:val="24"/>
+          <w:szCs w:val="24"/>
+        </w:rPr>
+      </w:pPr>
+      <w:r>
+        <w:rPr>
+          <w:sz w:val="24"/>
+          <w:szCs w:val="24"/>
+          <w:rtl w:val="0"/>
+        </w:rPr>
+        <w:t xml:space="preserve">Dashboard</w:t>
+      </w:r>
+    </w:p>
+    <w:p>
+      <w:pPr>
+        <w:numPr>
+          <w:ilvl w:val="1"/>
+          <w:numId w:val="12"/>
+        </w:numPr>
+        <w:ind w:left="1440" w:hanging="360"/>
+        <w:rPr>
+          <w:sz w:val="24"/>
+          <w:szCs w:val="24"/>
+          <w:u w:val="none"/>
+        </w:rPr>
+      </w:pPr>
+      <w:r>
+        <w:rPr>
+          <w:sz w:val="24"/>
+          <w:szCs w:val="24"/>
+          <w:rtl w:val="0"/>
+        </w:rPr>
+        <w:t xml:space="preserve">Story Generation - stuck on loading screen</w:t>
+      </w:r>
+    </w:p>
+    <w:p>
+      <w:pPr>
+        <w:numPr>
+          <w:ilvl w:val="1"/>
+          <w:numId w:val="12"/>
+        </w:numPr>
+        <w:ind w:left="1440" w:hanging="360"/>
+        <w:rPr>
+          <w:sz w:val="24"/>
+          <w:szCs w:val="24"/>
+          <w:u w:val="none"/>
+        </w:rPr>
+      </w:pPr>
+      <w:r>
+        <w:rPr>
+          <w:sz w:val="24"/>
+          <w:szCs w:val="24"/>
+          <w:rtl w:val="0"/>
+        </w:rPr>
+        <w:t xml:space="preserve">About/contact not available once signed in</w:t>
+      </w:r>
+    </w:p>
+    <w:p>
+      <w:pPr>
+        <w:numPr>
+          <w:ilvl w:val="1"/>
+          <w:numId w:val="12"/>
+        </w:numPr>
+        <w:ind w:left="1440" w:hanging="360"/>
+        <w:rPr>
+          <w:sz w:val="24"/>
+          <w:szCs w:val="24"/>
+          <w:u w:val="none"/>
+        </w:rPr>
+      </w:pPr>
+      <w:r>
+        <w:rPr>
+          <w:sz w:val="24"/>
+          <w:szCs w:val="24"/>
+          <w:rtl w:val="0"/>
+        </w:rPr>
+        <w:t xml:space="preserve">Sign Up - no errors show up when field left empty or when “@</w:t>
+      </w:r>
+      <w:hyperlink r:id="rId6">
+        <w:r>
+          <w:rPr>
+            <w:color w:val="1155cc"/>
+            <w:sz w:val="24"/>
+            <w:szCs w:val="24"/>
+            <w:u w:val="single"/>
+            <w:rtl w:val="0"/>
+          </w:rPr>
+          <w:t xml:space="preserve">email.com</w:t>
+        </w:r>
+      </w:hyperlink>
+      <w:r>
+        <w:rPr>
+          <w:sz w:val="24"/>
+          <w:szCs w:val="24"/>
+          <w:rtl w:val="0"/>
+        </w:rPr>
+        <w:t xml:space="preserve">” isn’t present</w:t>
+      </w:r>
+    </w:p>
+    <w:p>
+      <w:pPr>
+        <w:numPr>
+          <w:ilvl w:val="1"/>
+          <w:numId w:val="12"/>
+        </w:numPr>
+        <w:ind w:left="1440" w:hanging="360"/>
+        <w:rPr>
+          <w:sz w:val="24"/>
+          <w:szCs w:val="24"/>
+          <w:u w:val="none"/>
+        </w:rPr>
+      </w:pPr>
+      <w:r>
+        <w:rPr>
+          <w:sz w:val="24"/>
+          <w:szCs w:val="24"/>
+          <w:rtl w:val="0"/>
+        </w:rPr>
+        <w:t xml:space="preserve">Sign In - no errors show up when “@</w:t>
+      </w:r>
+      <w:hyperlink r:id="rId7">
+        <w:r>
+          <w:rPr>
+            <w:color w:val="1155cc"/>
+            <w:sz w:val="24"/>
+            <w:szCs w:val="24"/>
+            <w:u w:val="single"/>
+            <w:rtl w:val="0"/>
+          </w:rPr>
+          <w:t xml:space="preserve">email.com</w:t>
+        </w:r>
+      </w:hyperlink>
+      <w:r>
+        <w:rPr>
+          <w:sz w:val="24"/>
+          <w:szCs w:val="24"/>
+          <w:rtl w:val="0"/>
+        </w:rPr>
+        <w:t xml:space="preserve">” isn’t present</w:t>
+      </w:r>
+    </w:p>
+    <w:p>
+      <w:pPr>
+        <w:rPr>
+          <w:sz w:val="24"/>
+          <w:szCs w:val="24"/>
+        </w:rPr>
+      </w:pPr>
+      <w:r>
+        <w:rPr>
+          <w:rtl w:val="0"/>
+        </w:rPr>
+      </w:r>
+    </w:p>
+    <w:p>
+      <w:pPr>
+        <w:rPr>
+          <w:b w:val="1"/>
+          <w:sz w:val="24"/>
+          <w:szCs w:val="24"/>
+        </w:rPr>
+      </w:pPr>
+      <w:r>
+        <w:rPr>
+          <w:b w:val="1"/>
+          <w:sz w:val="24"/>
+          <w:szCs w:val="24"/>
+          <w:rtl w:val="0"/>
+        </w:rPr>
+        <w:t xml:space="preserve">Discussions: </w:t>
+      </w:r>
+    </w:p>
+    <w:p>
+      <w:pPr>
+        <w:numPr>
+          <w:ilvl w:val="0"/>
+          <w:numId w:val="13"/>
+        </w:numPr>
+        <w:ind w:left="720" w:hanging="360"/>
+        <w:rPr>
+          <w:sz w:val="24"/>
+          <w:szCs w:val="24"/>
+        </w:rPr>
+      </w:pPr>
+      <w:r>
+        <w:rPr>
+          <w:sz w:val="24"/>
+          <w:szCs w:val="24"/>
+          <w:rtl w:val="0"/>
+        </w:rPr>
+        <w:t xml:space="preserve">Kanban Board tasks</w:t>
+      </w:r>
+    </w:p>
+    <w:p>
+      <w:pPr>
+        <w:numPr>
+          <w:ilvl w:val="0"/>
+          <w:numId w:val="13"/>
+        </w:numPr>
+        <w:ind w:left="720" w:hanging="360"/>
+        <w:rPr>
+          <w:sz w:val="24"/>
+          <w:szCs w:val="24"/>
+          <w:u w:val="none"/>
+        </w:rPr>
+      </w:pPr>
+      <w:r>
+        <w:rPr>
+          <w:sz w:val="24"/>
+          <w:szCs w:val="24"/>
+          <w:rtl w:val="0"/>
+        </w:rPr>
+        <w:t xml:space="preserve">Complete story generate part on app</w:t>
+      </w:r>
+    </w:p>
+    <w:p>
+      <w:pPr>
+        <w:numPr>
+          <w:ilvl w:val="0"/>
+          <w:numId w:val="13"/>
+        </w:numPr>
+        <w:ind w:left="720" w:hanging="360"/>
+        <w:rPr>
+          <w:sz w:val="24"/>
+          <w:szCs w:val="24"/>
+          <w:u w:val="none"/>
+        </w:rPr>
+      </w:pPr>
+      <w:r>
+        <w:rPr>
+          <w:sz w:val="24"/>
+          <w:szCs w:val="24"/>
+          <w:rtl w:val="0"/>
+        </w:rPr>
+        <w:t xml:space="preserve">Move the link which on the above of the UI</w:t>
+      </w:r>
+    </w:p>
+    <w:p>
+      <w:pPr>
+        <w:numPr>
+          <w:ilvl w:val="0"/>
+          <w:numId w:val="13"/>
+        </w:numPr>
+        <w:ind w:left="720" w:hanging="360"/>
+        <w:rPr>
+          <w:sz w:val="24"/>
+          <w:szCs w:val="24"/>
+          <w:u w:val="none"/>
+        </w:rPr>
+      </w:pPr>
+      <w:r>
+        <w:rPr>
+          <w:sz w:val="24"/>
+          <w:szCs w:val="24"/>
+          <w:rtl w:val="0"/>
+        </w:rPr>
+        <w:t xml:space="preserve">For next iteration, the dash board and my stories will be on the agenda </w:t>
+      </w:r>
+    </w:p>
+    <w:p>
+      <w:pPr>
+        <w:numPr>
+          <w:ilvl w:val="0"/>
+          <w:numId w:val="13"/>
+        </w:numPr>
+        <w:ind w:left="720" w:hanging="360"/>
+        <w:rPr>
+          <w:sz w:val="24"/>
+          <w:szCs w:val="24"/>
+          <w:u w:val="none"/>
+        </w:rPr>
+      </w:pPr>
+      <w:r>
+        <w:rPr>
+          <w:sz w:val="24"/>
+          <w:szCs w:val="24"/>
+          <w:rtl w:val="0"/>
+        </w:rPr>
+        <w:t xml:space="preserve">Add the footer on the bottom of the UI</w:t>
+      </w:r>
+    </w:p>
+    <w:p>
+      <w:pPr>
+        <w:numPr>
+          <w:ilvl w:val="0"/>
+          <w:numId w:val="13"/>
+        </w:numPr>
+        <w:ind w:left="720" w:hanging="360"/>
+        <w:rPr>
+          <w:sz w:val="24"/>
+          <w:szCs w:val="24"/>
+        </w:rPr>
+      </w:pPr>
+      <w:r>
+        <w:rPr>
+          <w:sz w:val="24"/>
+          <w:szCs w:val="24"/>
+          <w:rtl w:val="0"/>
+        </w:rPr>
+        <w:t xml:space="preserve">Review and update key docs:</w:t>
+      </w:r>
+    </w:p>
+    <w:p>
+      <w:pPr>
+        <w:numPr>
+          <w:ilvl w:val="1"/>
+          <w:numId w:val="13"/>
+        </w:numPr>
+        <w:ind w:left="1440" w:hanging="360"/>
+        <w:rPr>
+          <w:sz w:val="24"/>
+          <w:szCs w:val="24"/>
+        </w:rPr>
+      </w:pPr>
+      <w:r>
+        <w:rPr>
+          <w:sz w:val="24"/>
+          <w:szCs w:val="24"/>
+          <w:rtl w:val="0"/>
+        </w:rPr>
+        <w:t xml:space="preserve">STD</w:t>
+      </w:r>
+    </w:p>
+    <w:p>
+      <w:pPr>
+        <w:numPr>
+          <w:ilvl w:val="1"/>
+          <w:numId w:val="13"/>
+        </w:numPr>
+        <w:ind w:left="1440" w:hanging="360"/>
+        <w:rPr>
+          <w:sz w:val="24"/>
+          <w:szCs w:val="24"/>
+        </w:rPr>
+      </w:pPr>
+      <w:r>
+        <w:rPr>
+          <w:sz w:val="24"/>
+          <w:szCs w:val="24"/>
+          <w:rtl w:val="0"/>
+        </w:rPr>
+        <w:t xml:space="preserve">SPPP</w:t>
+      </w:r>
+    </w:p>
+    <w:p>
+      <w:pPr>
+        <w:numPr>
+          <w:ilvl w:val="1"/>
+          <w:numId w:val="13"/>
+        </w:numPr>
+        <w:ind w:left="1440" w:hanging="360"/>
+        <w:rPr>
+          <w:sz w:val="24"/>
+          <w:szCs w:val="24"/>
+        </w:rPr>
+      </w:pPr>
+      <w:r>
+        <w:rPr>
+          <w:sz w:val="24"/>
+          <w:szCs w:val="24"/>
+          <w:rtl w:val="0"/>
+        </w:rPr>
+        <w:t xml:space="preserve">SDD</w:t>
+      </w:r>
+    </w:p>
+    <w:p>
+      <w:pPr>
+        <w:numPr>
+          <w:ilvl w:val="1"/>
+          <w:numId w:val="13"/>
+        </w:numPr>
+        <w:ind w:left="1440" w:hanging="360"/>
+        <w:rPr>
+          <w:sz w:val="24"/>
+          <w:szCs w:val="24"/>
+          <w:u w:val="none"/>
+        </w:rPr>
+      </w:pPr>
+      <w:r>
+        <w:rPr>
+          <w:sz w:val="24"/>
+          <w:szCs w:val="24"/>
+          <w:rtl w:val="0"/>
+        </w:rPr>
+        <w:t xml:space="preserve">Making sure that everyone fill out the Individual Progress Reports</w:t>
+      </w:r>
+    </w:p>
+    <w:p>
+      <w:pPr>
+        <w:numPr>
+          <w:ilvl w:val="0"/>
+          <w:numId w:val="13"/>
+        </w:numPr>
+        <w:ind w:left="720" w:hanging="360"/>
+        <w:rPr>
+          <w:sz w:val="24"/>
+          <w:szCs w:val="24"/>
+          <w:u w:val="none"/>
+        </w:rPr>
+      </w:pPr>
+      <w:r>
+        <w:rPr>
+          <w:rtl w:val="0"/>
+        </w:rPr>
+      </w:r>
+    </w:p>
+    <w:p>
+      <w:pPr>
+        <w:rPr>
+          <w:b w:val="1"/>
+          <w:sz w:val="24"/>
+          <w:szCs w:val="24"/>
+        </w:rPr>
+      </w:pPr>
+      <w:r>
+        <w:rPr>
+          <w:rtl w:val="0"/>
+        </w:rPr>
+      </w:r>
+    </w:p>
+    <w:p>
+      <w:pPr>
+        <w:rPr>
+          <w:b w:val="1"/>
+          <w:sz w:val="24"/>
+          <w:szCs w:val="24"/>
+        </w:rPr>
+      </w:pPr>
+      <w:r>
+        <w:rPr>
+          <w:b w:val="1"/>
+          <w:sz w:val="24"/>
+          <w:szCs w:val="24"/>
+          <w:rtl w:val="0"/>
+        </w:rPr>
+        <w:t xml:space="preserve">Key Decisions:</w:t>
+      </w:r>
+    </w:p>
+    <w:p>
+      <w:pPr>
+        <w:numPr>
+          <w:ilvl w:val="0"/>
+          <w:numId w:val="3"/>
+        </w:numPr>
+        <w:ind w:left="720" w:hanging="360"/>
+        <w:rPr>
+          <w:sz w:val="24"/>
+          <w:szCs w:val="24"/>
+        </w:rPr>
+      </w:pPr>
+      <w:r>
+        <w:rPr>
+          <w:sz w:val="24"/>
+          <w:szCs w:val="24"/>
+          <w:rtl w:val="0"/>
+        </w:rPr>
+        <w:t xml:space="preserve">Start working on the story generate section</w:t>
+      </w:r>
+    </w:p>
+    <w:p>
+      <w:pPr>
+        <w:numPr>
+          <w:ilvl w:val="0"/>
+          <w:numId w:val="3"/>
+        </w:numPr>
+        <w:ind w:left="720" w:hanging="360"/>
+        <w:rPr>
+          <w:sz w:val="24"/>
+          <w:szCs w:val="24"/>
+          <w:u w:val="none"/>
+        </w:rPr>
+      </w:pPr>
+      <w:r>
+        <w:rPr>
+          <w:sz w:val="24"/>
+          <w:szCs w:val="24"/>
+          <w:rtl w:val="0"/>
+        </w:rPr>
+        <w:t xml:space="preserve">Thomas and Xuelin will do the presentation</w:t>
+      </w:r>
+    </w:p>
+    <w:p>
+      <w:pPr>
+        <w:ind w:left="720" w:firstLine="0"/>
+        <w:rPr>
+          <w:sz w:val="24"/>
+          <w:szCs w:val="24"/>
+        </w:rPr>
+      </w:pPr>
+      <w:r>
+        <w:rPr>
+          <w:rtl w:val="0"/>
+        </w:rPr>
+      </w:r>
+    </w:p>
+    <w:p>
+      <w:pPr>
+        <w:rPr>
+          <w:b w:val="1"/>
+          <w:sz w:val="24"/>
+          <w:szCs w:val="24"/>
+        </w:rPr>
+      </w:pPr>
+      <w:r>
+        <w:rPr>
+          <w:b w:val="1"/>
+          <w:sz w:val="24"/>
+          <w:szCs w:val="24"/>
+          <w:rtl w:val="0"/>
+        </w:rPr>
+        <w:t xml:space="preserve">Action Items: </w:t>
+      </w:r>
+    </w:p>
+    <w:p>
+      <w:pPr>
+        <w:rPr>
+          <w:b w:val="1"/>
+          <w:sz w:val="24"/>
+          <w:szCs w:val="24"/>
+        </w:rPr>
+      </w:pPr>
+      <w:r>
+        <w:rPr>
+          <w:rtl w:val="0"/>
+        </w:rPr>
+      </w:r>
+    </w:p>
+    <w:p>
+      <w:pPr>
+        <w:numPr>
+          <w:ilvl w:val="0"/>
+          <w:numId w:val="13"/>
+        </w:numPr>
+        <w:ind w:left="720" w:hanging="360"/>
+        <w:rPr>
+          <w:sz w:val="24"/>
+          <w:szCs w:val="24"/>
+        </w:rPr>
+      </w:pPr>
+      <w:r>
+        <w:rPr>
+          <w:sz w:val="24"/>
+          <w:szCs w:val="24"/>
+          <w:rtl w:val="0"/>
+        </w:rPr>
+        <w:t xml:space="preserve">Review and update STD, SPPP, SDD documents</w:t>
+      </w:r>
+    </w:p>
+    <w:p>
+      <w:pPr>
+        <w:numPr>
+          <w:ilvl w:val="0"/>
+          <w:numId w:val="13"/>
+        </w:numPr>
+        <w:ind w:left="720" w:hanging="360"/>
+        <w:rPr>
+          <w:sz w:val="24"/>
+          <w:szCs w:val="24"/>
+          <w:u w:val="none"/>
+        </w:rPr>
+      </w:pPr>
+      <w:r>
+        <w:rPr>
+          <w:sz w:val="24"/>
+          <w:szCs w:val="24"/>
+          <w:rtl w:val="0"/>
+        </w:rPr>
+        <w:t xml:space="preserve">Update progress report</w:t>
+      </w:r>
+    </w:p>
+    <w:p>
+      <w:pPr>
+        <w:numPr>
+          <w:ilvl w:val="0"/>
+          <w:numId w:val="13"/>
+        </w:numPr>
+        <w:ind w:left="720" w:hanging="360"/>
+        <w:rPr>
+          <w:sz w:val="24"/>
+          <w:szCs w:val="24"/>
+          <w:u w:val="none"/>
+        </w:rPr>
+      </w:pPr>
+      <w:r>
+        <w:rPr>
+          <w:sz w:val="24"/>
+          <w:szCs w:val="24"/>
+          <w:rtl w:val="0"/>
+        </w:rPr>
+        <w:t xml:space="preserve">Start working on the Dash Board and My stories</w:t>
+      </w:r>
+    </w:p>
+    <w:p>
+      <w:pPr>
+        <w:numPr>
+          <w:ilvl w:val="0"/>
+          <w:numId w:val="13"/>
+        </w:numPr>
+        <w:ind w:left="720" w:hanging="360"/>
+        <w:rPr>
+          <w:sz w:val="24"/>
+          <w:szCs w:val="24"/>
+          <w:u w:val="none"/>
+        </w:rPr>
+      </w:pPr>
+      <w:r>
+        <w:rPr>
+          <w:sz w:val="24"/>
+          <w:szCs w:val="24"/>
+          <w:rtl w:val="0"/>
+        </w:rPr>
+        <w:t xml:space="preserve">Remove link and add footers</w:t>
+      </w:r>
+    </w:p>
+    <w:p>
+      <w:pPr>
+        <w:keepNext w:val="0"/>
+        <w:keepLines w:val="0"/>
+        <w:pageBreakBefore w:val="0"/>
+        <w:widowControl w:val="0"/>
+        <w:pBdr>
+          <w:top w:space="0" w:sz="0" w:val="nil"/>
+          <w:left w:space="0" w:sz="0" w:val="nil"/>
+          <w:bottom w:space="0" w:sz="0" w:val="nil"/>
+          <w:right w:space="0" w:sz="0" w:val="nil"/>
+          <w:between w:space="0" w:sz="0" w:val="nil"/>
+        </w:pBdr>
+        <w:shd w:fill="auto" w:val="clear"/>
+        <w:jc w:val="center"/>
+        <w:rPr>
+          <w:b w:val="1"/>
+          <w:sz w:val="24"/>
+          <w:szCs w:val="24"/>
+          <w:u w:val="single"/>
+        </w:rPr>
+      </w:pPr>
+      <w:r>
+        <w:rPr>
+          <w:rtl w:val="0"/>
+        </w:rPr>
+      </w:r>
+    </w:p>
+    <w:p>
+      <w:pPr>
+        <w:keepNext w:val="0"/>
+        <w:keepLines w:val="0"/>
+        <w:pageBreakBefore w:val="0"/>
+        <w:widowControl w:val="0"/>
+        <w:pBdr>
+          <w:top w:space="0" w:sz="0" w:val="nil"/>
+          <w:left w:space="0" w:sz="0" w:val="nil"/>
+          <w:bottom w:space="0" w:sz="0" w:val="nil"/>
+          <w:right w:space="0" w:sz="0" w:val="nil"/>
+          <w:between w:space="0" w:sz="0" w:val="nil"/>
+        </w:pBdr>
+        <w:shd w:fill="auto" w:val="clear"/>
+        <w:jc w:val="center"/>
+        <w:rPr>
+          <w:b w:val="1"/>
+          <w:sz w:val="24"/>
+          <w:szCs w:val="24"/>
+          <w:u w:val="single"/>
+        </w:rPr>
+      </w:pPr>
+      <w:r>
+        <w:rPr>
+          <w:rtl w:val="0"/>
+        </w:rPr>
+      </w:r>
+    </w:p>
+    <w:p>
+      <w:pPr>
+        <w:jc w:val="center"/>
+        <w:rPr>
+          <w:b w:val="1"/>
+          <w:sz w:val="24"/>
+          <w:szCs w:val="24"/>
+          <w:u w:val="single"/>
+        </w:rPr>
+      </w:pPr>
+      <w:r>
+        <w:rPr>
+          <w:b w:val="1"/>
+          <w:sz w:val="24"/>
+          <w:szCs w:val="24"/>
+          <w:u w:val="single"/>
+          <w:rtl w:val="0"/>
+        </w:rPr>
+        <w:t xml:space="preserve">Meeting 5</w:t>
+      </w:r>
+    </w:p>
+    <w:p>
+      <w:pPr>
+        <w:rPr>
+          <w:sz w:val="24"/>
+          <w:szCs w:val="24"/>
+        </w:rPr>
+      </w:pPr>
+      <w:r>
+        <w:rPr>
+          <w:b w:val="1"/>
+          <w:sz w:val="24"/>
+          <w:szCs w:val="24"/>
+          <w:rtl w:val="0"/>
+        </w:rPr>
+        <w:t xml:space="preserve">Date and Time:</w:t>
+      </w:r>
+      <w:r>
+        <w:rPr>
+          <w:sz w:val="24"/>
+          <w:szCs w:val="24"/>
+          <w:rtl w:val="0"/>
+        </w:rPr>
+        <w:t xml:space="preserve">  6/2/2025 6:30- 7:00 pm</w:t>
+      </w:r>
+    </w:p>
+    <w:p>
+      <w:pPr>
+        <w:rPr>
+          <w:sz w:val="24"/>
+          <w:szCs w:val="24"/>
+        </w:rPr>
+      </w:pPr>
+      <w:r>
+        <w:rPr>
+          <w:b w:val="1"/>
+          <w:sz w:val="24"/>
+          <w:szCs w:val="24"/>
+          <w:rtl w:val="0"/>
+        </w:rPr>
+        <w:t xml:space="preserve">Place</w:t>
+      </w:r>
+      <w:r>
+        <w:rPr>
+          <w:sz w:val="24"/>
+          <w:szCs w:val="24"/>
+          <w:rtl w:val="0"/>
+        </w:rPr>
+        <w:t xml:space="preserve">: Discord voice call</w:t>
+      </w:r>
+    </w:p>
+    <w:p>
+      <w:pPr>
+        <w:rPr>
+          <w:sz w:val="24"/>
+          <w:szCs w:val="24"/>
+        </w:rPr>
+      </w:pPr>
+      <w:r>
+        <w:rPr>
+          <w:b w:val="1"/>
+          <w:sz w:val="24"/>
+          <w:szCs w:val="24"/>
+          <w:rtl w:val="0"/>
+        </w:rPr>
+        <w:t xml:space="preserve">Participants:</w:t>
+      </w:r>
+      <w:r>
+        <w:rPr>
+          <w:sz w:val="24"/>
+          <w:szCs w:val="24"/>
+          <w:rtl w:val="0"/>
+        </w:rPr>
+        <w:t xml:space="preserve"> Grant Hovey, Hongjie Zhang, Xuelin Min, Iqra Chaudhary, Thomas Iliev</w:t>
+      </w:r>
+    </w:p>
+    <w:p>
+      <w:pPr>
+        <w:rPr>
+          <w:sz w:val="24"/>
+          <w:szCs w:val="24"/>
+        </w:rPr>
+      </w:pPr>
+      <w:r>
+        <w:rPr>
+          <w:b w:val="1"/>
+          <w:sz w:val="24"/>
+          <w:szCs w:val="24"/>
+          <w:rtl w:val="0"/>
+        </w:rPr>
+        <w:t xml:space="preserve">Minutes taker: </w:t>
+      </w:r>
+      <w:r>
+        <w:rPr>
+          <w:sz w:val="24"/>
+          <w:szCs w:val="24"/>
+          <w:rtl w:val="0"/>
+        </w:rPr>
+        <w:t xml:space="preserve">Hongjie Zhang</w:t>
+      </w:r>
+    </w:p>
+    <w:p>
+      <w:pPr>
+        <w:rPr>
+          <w:sz w:val="24"/>
+          <w:szCs w:val="24"/>
+        </w:rPr>
+      </w:pPr>
+      <w:r>
+        <w:rPr>
+          <w:b w:val="1"/>
+          <w:sz w:val="24"/>
+          <w:szCs w:val="24"/>
+          <w:rtl w:val="0"/>
+        </w:rPr>
+        <w:t xml:space="preserve">Timekeeper: </w:t>
+      </w:r>
+      <w:r>
+        <w:rPr>
+          <w:sz w:val="24"/>
+          <w:szCs w:val="24"/>
+          <w:rtl w:val="0"/>
+        </w:rPr>
+        <w:t xml:space="preserve">Hongjie Zhang</w:t>
+      </w:r>
+    </w:p>
+    <w:p>
+      <w:pPr>
+        <w:rPr>
+          <w:sz w:val="24"/>
+          <w:szCs w:val="24"/>
+        </w:rPr>
+      </w:pPr>
+      <w:r>
+        <w:rPr>
+          <w:b w:val="1"/>
+          <w:sz w:val="24"/>
+          <w:szCs w:val="24"/>
+          <w:rtl w:val="0"/>
+        </w:rPr>
+        <w:t xml:space="preserve">Purpose: </w:t>
+      </w:r>
+      <w:r>
+        <w:rPr>
+          <w:sz w:val="24"/>
+          <w:szCs w:val="24"/>
+          <w:rtl w:val="0"/>
+        </w:rPr>
+        <w:t xml:space="preserve">Iteration 2 and lab 3</w:t>
+      </w:r>
+    </w:p>
+    <w:p>
+      <w:pPr>
+        <w:rPr>
+          <w:b w:val="1"/>
+          <w:sz w:val="24"/>
+          <w:szCs w:val="24"/>
+        </w:rPr>
+      </w:pPr>
+      <w:r>
+        <w:rPr>
+          <w:rtl w:val="0"/>
+        </w:rPr>
+      </w:r>
+    </w:p>
+    <w:p>
+      <w:pPr>
+        <w:rPr>
+          <w:b w:val="1"/>
+          <w:sz w:val="24"/>
+          <w:szCs w:val="24"/>
+        </w:rPr>
+      </w:pPr>
+      <w:r>
+        <w:rPr>
+          <w:b w:val="1"/>
+          <w:sz w:val="24"/>
+          <w:szCs w:val="24"/>
+          <w:rtl w:val="0"/>
+        </w:rPr>
+        <w:t xml:space="preserve">Agenda: </w:t>
+      </w:r>
+    </w:p>
+    <w:p>
+      <w:pPr>
+        <w:numPr>
+          <w:ilvl w:val="0"/>
+          <w:numId w:val="13"/>
+        </w:numPr>
+        <w:ind w:left="720" w:hanging="360"/>
+        <w:rPr>
+          <w:sz w:val="24"/>
+          <w:szCs w:val="24"/>
+        </w:rPr>
+      </w:pPr>
+      <w:r>
+        <w:rPr>
+          <w:sz w:val="24"/>
+          <w:szCs w:val="24"/>
+          <w:rtl w:val="0"/>
+        </w:rPr>
+        <w:t xml:space="preserve">Lab 3 and Quiz 2 due by tomorrow 6 am</w:t>
+      </w:r>
+    </w:p>
+    <w:p>
+      <w:pPr>
+        <w:numPr>
+          <w:ilvl w:val="0"/>
+          <w:numId w:val="13"/>
+        </w:numPr>
+        <w:ind w:left="720" w:hanging="360"/>
+        <w:rPr>
+          <w:sz w:val="24"/>
+          <w:szCs w:val="24"/>
+        </w:rPr>
+      </w:pPr>
+      <w:r>
+        <w:rPr>
+          <w:sz w:val="24"/>
+          <w:szCs w:val="24"/>
+          <w:rtl w:val="0"/>
+        </w:rPr>
+        <w:t xml:space="preserve">Updates - what have you done, what are you working on now, what are you planning to do</w:t>
+      </w:r>
+    </w:p>
+    <w:p>
+      <w:pPr>
+        <w:numPr>
+          <w:ilvl w:val="0"/>
+          <w:numId w:val="13"/>
+        </w:numPr>
+        <w:ind w:left="720" w:hanging="360"/>
+        <w:rPr>
+          <w:sz w:val="24"/>
+          <w:szCs w:val="24"/>
+        </w:rPr>
+      </w:pPr>
+      <w:r>
+        <w:rPr>
+          <w:sz w:val="24"/>
+          <w:szCs w:val="24"/>
+          <w:rtl w:val="0"/>
+        </w:rPr>
+        <w:t xml:space="preserve">Review and update key docs:</w:t>
+      </w:r>
+    </w:p>
+    <w:p>
+      <w:pPr>
+        <w:numPr>
+          <w:ilvl w:val="1"/>
+          <w:numId w:val="13"/>
+        </w:numPr>
+        <w:ind w:left="1440" w:hanging="360"/>
+        <w:rPr>
+          <w:sz w:val="24"/>
+          <w:szCs w:val="24"/>
+          <w:u w:val="none"/>
+        </w:rPr>
+      </w:pPr>
+      <w:r>
+        <w:rPr>
+          <w:sz w:val="24"/>
+          <w:szCs w:val="24"/>
+          <w:rtl w:val="0"/>
+        </w:rPr>
+        <w:t xml:space="preserve">STD</w:t>
+      </w:r>
+    </w:p>
+    <w:p>
+      <w:pPr>
+        <w:numPr>
+          <w:ilvl w:val="1"/>
+          <w:numId w:val="13"/>
+        </w:numPr>
+        <w:ind w:left="1440" w:hanging="360"/>
+        <w:rPr>
+          <w:sz w:val="24"/>
+          <w:szCs w:val="24"/>
+          <w:u w:val="none"/>
+        </w:rPr>
+      </w:pPr>
+      <w:r>
+        <w:rPr>
+          <w:sz w:val="24"/>
+          <w:szCs w:val="24"/>
+          <w:rtl w:val="0"/>
+        </w:rPr>
+        <w:t xml:space="preserve">SPPP</w:t>
+      </w:r>
+    </w:p>
+    <w:p>
+      <w:pPr>
+        <w:numPr>
+          <w:ilvl w:val="1"/>
+          <w:numId w:val="13"/>
+        </w:numPr>
+        <w:ind w:left="1440" w:hanging="360"/>
+        <w:rPr>
+          <w:sz w:val="24"/>
+          <w:szCs w:val="24"/>
+          <w:u w:val="none"/>
+        </w:rPr>
+      </w:pPr>
+      <w:r>
+        <w:rPr>
+          <w:sz w:val="24"/>
+          <w:szCs w:val="24"/>
+          <w:rtl w:val="0"/>
+        </w:rPr>
+        <w:t xml:space="preserve">SDD</w:t>
+      </w:r>
+    </w:p>
+    <w:p>
+      <w:pPr>
+        <w:numPr>
+          <w:ilvl w:val="1"/>
+          <w:numId w:val="13"/>
+        </w:numPr>
+        <w:ind w:left="1440" w:hanging="360"/>
+        <w:rPr>
+          <w:sz w:val="24"/>
+          <w:szCs w:val="24"/>
+          <w:u w:val="none"/>
+        </w:rPr>
+      </w:pPr>
+      <w:r>
+        <w:rPr>
+          <w:sz w:val="24"/>
+          <w:szCs w:val="24"/>
+          <w:rtl w:val="0"/>
+        </w:rPr>
+        <w:t xml:space="preserve">Individual Progress Reports - make sure you’re filling it out correctly. Keep up with it throughout the week if you know you won’t be able to complete it in time Monday night.</w:t>
+      </w:r>
+    </w:p>
+    <w:p>
+      <w:pPr>
+        <w:numPr>
+          <w:ilvl w:val="0"/>
+          <w:numId w:val="13"/>
+        </w:numPr>
+        <w:ind w:left="720" w:hanging="360"/>
+        <w:rPr>
+          <w:sz w:val="24"/>
+          <w:szCs w:val="24"/>
+          <w:u w:val="none"/>
+        </w:rPr>
+      </w:pPr>
+      <w:r>
+        <w:rPr>
+          <w:sz w:val="24"/>
+          <w:szCs w:val="24"/>
+          <w:rtl w:val="0"/>
+        </w:rPr>
+        <w:t xml:space="preserve">Continue implementing and testing</w:t>
+      </w:r>
+    </w:p>
+    <w:p>
+      <w:pPr>
+        <w:numPr>
+          <w:ilvl w:val="1"/>
+          <w:numId w:val="13"/>
+        </w:numPr>
+        <w:ind w:left="1440" w:hanging="360"/>
+        <w:rPr>
+          <w:sz w:val="24"/>
+          <w:szCs w:val="24"/>
+          <w:u w:val="none"/>
+        </w:rPr>
+      </w:pPr>
+      <w:r>
+        <w:rPr>
+          <w:sz w:val="24"/>
+          <w:szCs w:val="24"/>
+          <w:rtl w:val="0"/>
+        </w:rPr>
+        <w:t xml:space="preserve">Story Generation</w:t>
+      </w:r>
+    </w:p>
+    <w:p>
+      <w:pPr>
+        <w:numPr>
+          <w:ilvl w:val="0"/>
+          <w:numId w:val="13"/>
+        </w:numPr>
+        <w:ind w:left="720" w:hanging="360"/>
+        <w:rPr>
+          <w:sz w:val="24"/>
+          <w:szCs w:val="24"/>
+          <w:u w:val="none"/>
+        </w:rPr>
+      </w:pPr>
+      <w:r>
+        <w:rPr>
+          <w:sz w:val="24"/>
+          <w:szCs w:val="24"/>
+          <w:rtl w:val="0"/>
+        </w:rPr>
+        <w:t xml:space="preserve">Reminder:</w:t>
+      </w:r>
+    </w:p>
+    <w:p>
+      <w:pPr>
+        <w:numPr>
+          <w:ilvl w:val="1"/>
+          <w:numId w:val="13"/>
+        </w:numPr>
+        <w:ind w:left="1440" w:hanging="360"/>
+        <w:rPr>
+          <w:sz w:val="24"/>
+          <w:szCs w:val="24"/>
+          <w:u w:val="none"/>
+        </w:rPr>
+      </w:pPr>
+      <w:r>
+        <w:rPr>
+          <w:sz w:val="24"/>
+          <w:szCs w:val="24"/>
+          <w:rtl w:val="0"/>
+        </w:rPr>
+        <w:t xml:space="preserve">Work on tasks gradually throughout the week. Don’t leave everything for Monday. The team depends on consistent progress.</w:t>
+      </w:r>
+    </w:p>
+    <w:p>
+      <w:pPr>
+        <w:numPr>
+          <w:ilvl w:val="1"/>
+          <w:numId w:val="13"/>
+        </w:numPr>
+        <w:ind w:left="1440" w:hanging="360"/>
+        <w:rPr>
+          <w:sz w:val="24"/>
+          <w:szCs w:val="24"/>
+          <w:u w:val="none"/>
+        </w:rPr>
+      </w:pPr>
+      <w:r>
+        <w:rPr>
+          <w:sz w:val="24"/>
+          <w:szCs w:val="24"/>
+          <w:rtl w:val="0"/>
+        </w:rPr>
+        <w:t xml:space="preserve">COMMUNICATE - if you’re not going to make it to a meeting, let us know. If you’re unable to finish something, or can’t start something on time, let us know. Don’t leave your team hanging.</w:t>
+      </w:r>
+    </w:p>
+    <w:p>
+      <w:pPr>
+        <w:rPr>
+          <w:b w:val="1"/>
+          <w:sz w:val="24"/>
+          <w:szCs w:val="24"/>
+        </w:rPr>
+      </w:pPr>
+      <w:r>
+        <w:rPr>
+          <w:b w:val="1"/>
+          <w:sz w:val="24"/>
+          <w:szCs w:val="24"/>
+          <w:rtl w:val="0"/>
+        </w:rPr>
+        <w:t xml:space="preserve">Discussions: </w:t>
+      </w:r>
+    </w:p>
+    <w:p>
+      <w:pPr>
+        <w:numPr>
+          <w:ilvl w:val="0"/>
+          <w:numId w:val="9"/>
+        </w:numPr>
+        <w:ind w:left="720" w:hanging="360"/>
+        <w:rPr>
+          <w:sz w:val="24"/>
+          <w:szCs w:val="24"/>
+        </w:rPr>
+      </w:pPr>
+      <w:r>
+        <w:rPr>
+          <w:sz w:val="24"/>
+          <w:szCs w:val="24"/>
+          <w:rtl w:val="0"/>
+        </w:rPr>
+        <w:t xml:space="preserve">Status update</w:t>
+      </w:r>
+      <w:r>
+        <w:rPr>
+          <w:rtl w:val="0"/>
+        </w:rPr>
+      </w:r>
+    </w:p>
+    <w:p>
+      <w:pPr>
+        <w:numPr>
+          <w:ilvl w:val="0"/>
+          <w:numId w:val="13"/>
+        </w:numPr>
+        <w:ind w:left="720" w:hanging="360"/>
+        <w:rPr>
+          <w:sz w:val="24"/>
+          <w:szCs w:val="24"/>
+        </w:rPr>
+      </w:pPr>
+      <w:r>
+        <w:rPr>
+          <w:sz w:val="24"/>
+          <w:szCs w:val="24"/>
+          <w:rtl w:val="0"/>
+        </w:rPr>
+        <w:t xml:space="preserve">REMINDER: Working on Quiz2 and Lab3</w:t>
+      </w:r>
+    </w:p>
+    <w:p>
+      <w:pPr>
+        <w:numPr>
+          <w:ilvl w:val="0"/>
+          <w:numId w:val="13"/>
+        </w:numPr>
+        <w:ind w:left="720" w:hanging="360"/>
+        <w:rPr>
+          <w:sz w:val="24"/>
+          <w:szCs w:val="24"/>
+        </w:rPr>
+      </w:pPr>
+      <w:r>
+        <w:rPr>
+          <w:sz w:val="24"/>
+          <w:szCs w:val="24"/>
+          <w:rtl w:val="0"/>
+        </w:rPr>
+        <w:t xml:space="preserve">Iteration 2 </w:t>
+      </w:r>
+    </w:p>
+    <w:p>
+      <w:pPr>
+        <w:numPr>
+          <w:ilvl w:val="1"/>
+          <w:numId w:val="13"/>
+        </w:numPr>
+        <w:ind w:left="1440" w:hanging="360"/>
+        <w:rPr>
+          <w:sz w:val="24"/>
+          <w:szCs w:val="24"/>
+        </w:rPr>
+      </w:pPr>
+      <w:r>
+        <w:rPr>
+          <w:sz w:val="24"/>
+          <w:szCs w:val="24"/>
+          <w:rtl w:val="0"/>
+        </w:rPr>
+        <w:t xml:space="preserve">Story Generation</w:t>
+      </w:r>
+    </w:p>
+    <w:p>
+      <w:pPr>
+        <w:numPr>
+          <w:ilvl w:val="1"/>
+          <w:numId w:val="13"/>
+        </w:numPr>
+        <w:spacing w:after="0" w:afterAutospacing="0"/>
+        <w:ind w:left="1440" w:hanging="360"/>
+        <w:rPr>
+          <w:sz w:val="24"/>
+          <w:szCs w:val="24"/>
+        </w:rPr>
+      </w:pPr>
+      <w:r>
+        <w:rPr>
+          <w:sz w:val="24"/>
+          <w:szCs w:val="24"/>
+          <w:rtl w:val="0"/>
+        </w:rPr>
+        <w:t xml:space="preserve">Story reading page in the frontend</w:t>
+      </w:r>
+    </w:p>
+    <w:p>
+      <w:pPr>
+        <w:numPr>
+          <w:ilvl w:val="1"/>
+          <w:numId w:val="13"/>
+        </w:numPr>
+        <w:spacing w:after="0" w:afterAutospacing="0" w:before="0" w:beforeAutospacing="0" w:lineRule="auto"/>
+        <w:ind w:left="1440" w:hanging="360"/>
+        <w:rPr>
+          <w:sz w:val="24"/>
+          <w:szCs w:val="24"/>
+        </w:rPr>
+      </w:pPr>
+      <w:r>
+        <w:rPr>
+          <w:sz w:val="24"/>
+          <w:szCs w:val="24"/>
+          <w:rtl w:val="0"/>
+        </w:rPr>
+        <w:t xml:space="preserve">Text-to-speech functionality</w:t>
+      </w:r>
+    </w:p>
+    <w:p>
+      <w:pPr>
+        <w:numPr>
+          <w:ilvl w:val="1"/>
+          <w:numId w:val="13"/>
+        </w:numPr>
+        <w:ind w:left="1440" w:hanging="360"/>
+        <w:rPr>
+          <w:sz w:val="24"/>
+          <w:szCs w:val="24"/>
+        </w:rPr>
+      </w:pPr>
+      <w:r>
+        <w:rPr>
+          <w:sz w:val="24"/>
+          <w:szCs w:val="24"/>
+          <w:rtl w:val="0"/>
+        </w:rPr>
+        <w:t xml:space="preserve">Text highlighting functionality</w:t>
+      </w:r>
+    </w:p>
+    <w:p>
+      <w:pPr>
+        <w:spacing w:after="240" w:before="240" w:lineRule="auto"/>
+        <w:ind w:left="1440" w:firstLine="0"/>
+        <w:rPr>
+          <w:sz w:val="24"/>
+          <w:szCs w:val="24"/>
+        </w:rPr>
+      </w:pPr>
+      <w:r>
+        <w:rPr>
+          <w:rtl w:val="0"/>
+        </w:rPr>
+      </w:r>
+    </w:p>
+    <w:p>
+      <w:pPr>
+        <w:numPr>
+          <w:ilvl w:val="0"/>
+          <w:numId w:val="13"/>
+        </w:numPr>
+        <w:ind w:left="720" w:hanging="360"/>
+        <w:rPr>
+          <w:sz w:val="24"/>
+          <w:szCs w:val="24"/>
+          <w:u w:val="none"/>
+        </w:rPr>
+      </w:pPr>
+      <w:r>
+        <w:rPr>
+          <w:sz w:val="24"/>
+          <w:szCs w:val="24"/>
+          <w:rtl w:val="0"/>
+        </w:rPr>
+        <w:t xml:space="preserve">Need Thomas to work on Frontend(React testing library)/Backend(Jest/supertest) Testing</w:t>
+      </w:r>
+    </w:p>
+    <w:p>
+      <w:pPr>
+        <w:numPr>
+          <w:ilvl w:val="0"/>
+          <w:numId w:val="13"/>
+        </w:numPr>
+        <w:spacing w:after="0" w:afterAutospacing="0"/>
+        <w:ind w:left="720" w:hanging="360"/>
+        <w:rPr>
+          <w:sz w:val="24"/>
+          <w:szCs w:val="24"/>
+          <w:u w:val="none"/>
+        </w:rPr>
+      </w:pPr>
+      <w:r>
+        <w:rPr>
+          <w:sz w:val="24"/>
+          <w:szCs w:val="24"/>
+          <w:rtl w:val="0"/>
+        </w:rPr>
+        <w:t xml:space="preserve">REMINDER: Review and update STD, SPPP, SDD documents</w:t>
+      </w:r>
+    </w:p>
+    <w:p>
+      <w:pPr>
+        <w:numPr>
+          <w:ilvl w:val="0"/>
+          <w:numId w:val="13"/>
+        </w:numPr>
+        <w:spacing w:after="0" w:afterAutospacing="0" w:before="0" w:beforeAutospacing="0" w:lineRule="auto"/>
+        <w:ind w:left="720" w:hanging="360"/>
+        <w:rPr>
+          <w:sz w:val="24"/>
+          <w:szCs w:val="24"/>
+        </w:rPr>
+      </w:pPr>
+      <w:r>
+        <w:rPr>
+          <w:sz w:val="24"/>
+          <w:szCs w:val="24"/>
+          <w:rtl w:val="0"/>
+        </w:rPr>
+        <w:t xml:space="preserve">Encouraging Thomas to prioritize frontend/backend testing</w:t>
+      </w:r>
+    </w:p>
+    <w:p>
+      <w:pPr>
+        <w:numPr>
+          <w:ilvl w:val="0"/>
+          <w:numId w:val="13"/>
+        </w:numPr>
+        <w:ind w:left="720" w:hanging="360"/>
+        <w:rPr>
+          <w:sz w:val="24"/>
+          <w:szCs w:val="24"/>
+        </w:rPr>
+      </w:pPr>
+      <w:r>
+        <w:rPr>
+          <w:sz w:val="24"/>
+          <w:szCs w:val="24"/>
+          <w:rtl w:val="0"/>
+        </w:rPr>
+        <w:t xml:space="preserve">Need someone to record the presentation for iteration 2</w:t>
+      </w:r>
+    </w:p>
+    <w:p>
+      <w:pPr>
+        <w:numPr>
+          <w:ilvl w:val="0"/>
+          <w:numId w:val="13"/>
+        </w:numPr>
+        <w:ind w:left="720" w:hanging="360"/>
+        <w:rPr>
+          <w:sz w:val="24"/>
+          <w:szCs w:val="24"/>
+          <w:u w:val="none"/>
+        </w:rPr>
+      </w:pPr>
+      <w:r>
+        <w:rPr>
+          <w:sz w:val="24"/>
+          <w:szCs w:val="24"/>
+          <w:rtl w:val="0"/>
+        </w:rPr>
+        <w:t xml:space="preserve">REMINDER: Increase GitHub PR and commit frequency</w:t>
+      </w:r>
+    </w:p>
+    <w:p>
+      <w:pPr>
+        <w:numPr>
+          <w:ilvl w:val="0"/>
+          <w:numId w:val="13"/>
+        </w:numPr>
+        <w:ind w:left="720" w:hanging="360"/>
+        <w:rPr>
+          <w:sz w:val="24"/>
+          <w:szCs w:val="24"/>
+          <w:u w:val="none"/>
+        </w:rPr>
+      </w:pPr>
+      <w:r>
+        <w:rPr>
+          <w:sz w:val="24"/>
+          <w:szCs w:val="24"/>
+          <w:rtl w:val="0"/>
+        </w:rPr>
+        <w:t xml:space="preserve">REMINDER: Ensure hour accuracy on the progress report</w:t>
+      </w:r>
+    </w:p>
+    <w:p>
+      <w:pPr>
+        <w:numPr>
+          <w:ilvl w:val="0"/>
+          <w:numId w:val="13"/>
+        </w:numPr>
+        <w:ind w:left="720" w:hanging="360"/>
+        <w:rPr>
+          <w:sz w:val="24"/>
+          <w:szCs w:val="24"/>
+          <w:u w:val="none"/>
+        </w:rPr>
+      </w:pPr>
+      <w:r>
+        <w:rPr>
+          <w:sz w:val="24"/>
+          <w:szCs w:val="24"/>
+          <w:rtl w:val="0"/>
+        </w:rPr>
+        <w:t xml:space="preserve">REMINDER: Reinforced the importance of proactive communication</w:t>
+      </w:r>
+    </w:p>
+    <w:p>
+      <w:pPr>
+        <w:rPr>
+          <w:b w:val="1"/>
+          <w:sz w:val="24"/>
+          <w:szCs w:val="24"/>
+        </w:rPr>
+      </w:pPr>
+      <w:r>
+        <w:rPr>
+          <w:rtl w:val="0"/>
+        </w:rPr>
+      </w:r>
+    </w:p>
+    <w:p>
+      <w:pPr>
+        <w:rPr>
+          <w:b w:val="1"/>
+          <w:sz w:val="24"/>
+          <w:szCs w:val="24"/>
+        </w:rPr>
+      </w:pPr>
+      <w:r>
+        <w:rPr>
+          <w:b w:val="1"/>
+          <w:sz w:val="24"/>
+          <w:szCs w:val="24"/>
+          <w:rtl w:val="0"/>
+        </w:rPr>
+        <w:t xml:space="preserve">Key Decisions:</w:t>
+      </w:r>
+    </w:p>
+    <w:p>
+      <w:pPr>
+        <w:numPr>
+          <w:ilvl w:val="0"/>
+          <w:numId w:val="3"/>
+        </w:numPr>
+        <w:ind w:left="720" w:hanging="360"/>
+        <w:rPr>
+          <w:sz w:val="24"/>
+          <w:szCs w:val="24"/>
+        </w:rPr>
+      </w:pPr>
+      <w:r>
+        <w:rPr>
+          <w:sz w:val="24"/>
+          <w:szCs w:val="24"/>
+          <w:rtl w:val="0"/>
+        </w:rPr>
+        <w:t xml:space="preserve">Thomas will be responsible for writing all testing code (both frontend and backend) - Zach will assist Thomas with testing issues when needed</w:t>
+      </w:r>
+    </w:p>
+    <w:p>
+      <w:pPr>
+        <w:numPr>
+          <w:ilvl w:val="0"/>
+          <w:numId w:val="3"/>
+        </w:numPr>
+        <w:ind w:left="720" w:hanging="360"/>
+        <w:rPr>
+          <w:sz w:val="24"/>
+          <w:szCs w:val="24"/>
+          <w:u w:val="none"/>
+        </w:rPr>
+      </w:pPr>
+      <w:r>
+        <w:rPr>
+          <w:sz w:val="24"/>
+          <w:szCs w:val="24"/>
+          <w:rtl w:val="0"/>
+        </w:rPr>
+        <w:t xml:space="preserve">The frontend reading page must be completed before text-to-speech and text highlighting features can be finalized</w:t>
+      </w:r>
+    </w:p>
+    <w:p>
+      <w:pPr>
+        <w:rPr>
+          <w:b w:val="1"/>
+          <w:sz w:val="24"/>
+          <w:szCs w:val="24"/>
+        </w:rPr>
+      </w:pPr>
+      <w:r>
+        <w:rPr>
+          <w:b w:val="1"/>
+          <w:sz w:val="24"/>
+          <w:szCs w:val="24"/>
+          <w:rtl w:val="0"/>
+        </w:rPr>
+        <w:t xml:space="preserve">Action Items: </w:t>
+      </w:r>
+    </w:p>
+    <w:p>
+      <w:pPr>
+        <w:rPr>
+          <w:b w:val="1"/>
+          <w:sz w:val="24"/>
+          <w:szCs w:val="24"/>
+        </w:rPr>
+      </w:pPr>
+      <w:r>
+        <w:rPr>
+          <w:rtl w:val="0"/>
+        </w:rPr>
+      </w:r>
+    </w:p>
+    <w:p>
+      <w:pPr>
+        <w:numPr>
+          <w:ilvl w:val="0"/>
+          <w:numId w:val="13"/>
+        </w:numPr>
+        <w:ind w:left="720" w:hanging="360"/>
+        <w:rPr>
+          <w:sz w:val="24"/>
+          <w:szCs w:val="24"/>
+        </w:rPr>
+      </w:pPr>
+      <w:r>
+        <w:rPr>
+          <w:sz w:val="24"/>
+          <w:szCs w:val="24"/>
+          <w:rtl w:val="0"/>
+        </w:rPr>
+        <w:t xml:space="preserve">Complete Quiz 2</w:t>
+      </w:r>
+    </w:p>
+    <w:p>
+      <w:pPr>
+        <w:numPr>
+          <w:ilvl w:val="0"/>
+          <w:numId w:val="13"/>
+        </w:numPr>
+        <w:ind w:left="720" w:hanging="360"/>
+        <w:rPr>
+          <w:sz w:val="24"/>
+          <w:szCs w:val="24"/>
+        </w:rPr>
+      </w:pPr>
+      <w:r>
+        <w:rPr>
+          <w:sz w:val="24"/>
+          <w:szCs w:val="24"/>
+          <w:rtl w:val="0"/>
+        </w:rPr>
+        <w:t xml:space="preserve">Complete Lab 3</w:t>
+      </w:r>
+    </w:p>
+    <w:p>
+      <w:pPr>
+        <w:numPr>
+          <w:ilvl w:val="0"/>
+          <w:numId w:val="13"/>
+        </w:numPr>
+        <w:ind w:left="720" w:hanging="360"/>
+        <w:rPr>
+          <w:sz w:val="24"/>
+          <w:szCs w:val="24"/>
+        </w:rPr>
+      </w:pPr>
+      <w:r>
+        <w:rPr>
+          <w:sz w:val="24"/>
+          <w:szCs w:val="24"/>
+          <w:rtl w:val="0"/>
+        </w:rPr>
+        <w:t xml:space="preserve">Take on new tasks in Kanban board and submit additional GitHub PRs</w:t>
+      </w:r>
+    </w:p>
+    <w:p>
+      <w:pPr>
+        <w:numPr>
+          <w:ilvl w:val="0"/>
+          <w:numId w:val="13"/>
+        </w:numPr>
+        <w:ind w:left="720" w:hanging="360"/>
+        <w:rPr>
+          <w:sz w:val="24"/>
+          <w:szCs w:val="24"/>
+        </w:rPr>
+      </w:pPr>
+      <w:r>
+        <w:rPr>
+          <w:sz w:val="24"/>
+          <w:szCs w:val="24"/>
+          <w:rtl w:val="0"/>
+        </w:rPr>
+        <w:t xml:space="preserve">Review and update STD, SPPP, SDD documents</w:t>
+      </w:r>
+    </w:p>
+    <w:p>
+      <w:pPr>
+        <w:numPr>
+          <w:ilvl w:val="0"/>
+          <w:numId w:val="13"/>
+        </w:numPr>
+        <w:ind w:left="720" w:hanging="360"/>
+        <w:rPr>
+          <w:sz w:val="24"/>
+          <w:szCs w:val="24"/>
+          <w:u w:val="none"/>
+        </w:rPr>
+      </w:pPr>
+      <w:r>
+        <w:rPr>
+          <w:sz w:val="24"/>
+          <w:szCs w:val="24"/>
+          <w:rtl w:val="0"/>
+        </w:rPr>
+        <w:t xml:space="preserve">Work on the progress report (Verify hours are correctly entered in the progress reports)</w:t>
+      </w:r>
+    </w:p>
+    <w:p>
+      <w:pPr>
+        <w:numPr>
+          <w:ilvl w:val="0"/>
+          <w:numId w:val="13"/>
+        </w:numPr>
+        <w:ind w:left="720" w:hanging="360"/>
+        <w:rPr>
+          <w:sz w:val="24"/>
+          <w:szCs w:val="24"/>
+          <w:u w:val="none"/>
+        </w:rPr>
+      </w:pPr>
+      <w:r>
+        <w:rPr>
+          <w:sz w:val="24"/>
+          <w:szCs w:val="24"/>
+          <w:rtl w:val="0"/>
+        </w:rPr>
+        <w:t xml:space="preserve">Thomas: Write frontend and backend testing code</w:t>
+      </w:r>
+    </w:p>
+    <w:p>
+      <w:pPr>
+        <w:numPr>
+          <w:ilvl w:val="0"/>
+          <w:numId w:val="13"/>
+        </w:numPr>
+        <w:spacing w:after="0" w:afterAutospacing="0"/>
+        <w:ind w:left="720" w:hanging="360"/>
+        <w:rPr>
+          <w:sz w:val="24"/>
+          <w:szCs w:val="24"/>
+          <w:u w:val="none"/>
+        </w:rPr>
+      </w:pPr>
+      <w:r>
+        <w:rPr>
+          <w:sz w:val="24"/>
+          <w:szCs w:val="24"/>
+          <w:rtl w:val="0"/>
+        </w:rPr>
+        <w:t xml:space="preserve">Tetiana: Complete the story reading page in the frontend.</w:t>
+      </w:r>
+    </w:p>
+    <w:p>
+      <w:pPr>
+        <w:numPr>
+          <w:ilvl w:val="0"/>
+          <w:numId w:val="13"/>
+        </w:numPr>
+        <w:spacing w:after="0" w:afterAutospacing="0" w:before="0" w:beforeAutospacing="0" w:lineRule="auto"/>
+        <w:ind w:left="720" w:hanging="360"/>
+        <w:rPr>
+          <w:sz w:val="24"/>
+          <w:szCs w:val="24"/>
+        </w:rPr>
+      </w:pPr>
+      <w:r>
+        <w:rPr>
+          <w:sz w:val="24"/>
+          <w:szCs w:val="24"/>
+          <w:rtl w:val="0"/>
+        </w:rPr>
+        <w:t xml:space="preserve">Zach: Assist Thomas with testing if needed</w:t>
+      </w:r>
+    </w:p>
+    <w:p>
+      <w:pPr>
+        <w:numPr>
+          <w:ilvl w:val="0"/>
+          <w:numId w:val="13"/>
+        </w:numPr>
+        <w:spacing w:after="0" w:afterAutospacing="0" w:before="0" w:beforeAutospacing="0" w:lineRule="auto"/>
+        <w:ind w:left="720" w:hanging="360"/>
+        <w:rPr>
+          <w:sz w:val="24"/>
+          <w:szCs w:val="24"/>
+        </w:rPr>
+      </w:pPr>
+      <w:r>
+        <w:rPr>
+          <w:sz w:val="24"/>
+          <w:szCs w:val="24"/>
+          <w:rtl w:val="0"/>
+        </w:rPr>
+        <w:t xml:space="preserve">Zach: Complete text-to-speech functionality</w:t>
+      </w:r>
+    </w:p>
+    <w:p>
+      <w:pPr>
+        <w:numPr>
+          <w:ilvl w:val="0"/>
+          <w:numId w:val="13"/>
+        </w:numPr>
+        <w:ind w:left="720" w:hanging="360"/>
+        <w:rPr>
+          <w:sz w:val="24"/>
+          <w:szCs w:val="24"/>
+        </w:rPr>
+      </w:pPr>
+      <w:r>
+        <w:rPr>
+          <w:sz w:val="24"/>
+          <w:szCs w:val="24"/>
+          <w:rtl w:val="0"/>
+        </w:rPr>
+        <w:t xml:space="preserve">Zach: Complete text highlighting functionality</w:t>
+      </w:r>
+    </w:p>
+    <w:p>
+      <w:pPr>
+        <w:ind w:left="720" w:firstLine="0"/>
+        <w:rPr>
+          <w:sz w:val="24"/>
+          <w:szCs w:val="24"/>
+        </w:rPr>
+      </w:pPr>
+      <w:r>
+        <w:rPr>
+          <w:rtl w:val="0"/>
+        </w:rPr>
+      </w:r>
+    </w:p>
+    <w:p>
+      <w:pPr>
+        <w:rPr>
+          <w:b w:val="1"/>
+          <w:sz w:val="24"/>
+          <w:szCs w:val="24"/>
+        </w:rPr>
+      </w:pPr>
+      <w:r>
+        <w:rPr>
+          <w:rtl w:val="0"/>
+        </w:rPr>
+      </w:r>
+    </w:p>
+    <w:p>
+      <w:pPr>
+        <w:keepNext w:val="0"/>
+        <w:keepLines w:val="0"/>
+        <w:pageBreakBefore w:val="0"/>
+        <w:widowControl w:val="0"/>
+        <w:pBdr>
+          <w:top w:space="0" w:sz="0" w:val="nil"/>
+          <w:left w:space="0" w:sz="0" w:val="nil"/>
+          <w:bottom w:space="0" w:sz="0" w:val="nil"/>
+          <w:right w:space="0" w:sz="0" w:val="nil"/>
+          <w:between w:space="0" w:sz="0" w:val="nil"/>
+        </w:pBdr>
+        <w:shd w:fill="auto" w:val="clear"/>
+        <w:jc w:val="center"/>
+        <w:rPr>
+          <w:b w:val="1"/>
+          <w:sz w:val="24"/>
+          <w:szCs w:val="24"/>
+          <w:u w:val="single"/>
+        </w:rPr>
+      </w:pPr>
+      <w:r>
+        <w:rPr>
+          <w:rtl w:val="0"/>
+        </w:rPr>
+      </w:r>
+    </w:p>
+    <w:p>
+      <w:pPr>
+        <w:keepNext w:val="0"/>
+        <w:keepLines w:val="0"/>
+        <w:pageBreakBefore w:val="0"/>
+        <w:widowControl w:val="0"/>
+        <w:pBdr>
+          <w:top w:space="0" w:sz="0" w:val="nil"/>
+          <w:left w:space="0" w:sz="0" w:val="nil"/>
+          <w:bottom w:space="0" w:sz="0" w:val="nil"/>
+          <w:right w:space="0" w:sz="0" w:val="nil"/>
+          <w:between w:space="0" w:sz="0" w:val="nil"/>
+        </w:pBdr>
+        <w:shd w:fill="auto" w:val="clear"/>
+        <w:jc w:val="center"/>
+        <w:rPr>
+          <w:b w:val="1"/>
+          <w:sz w:val="24"/>
+          <w:szCs w:val="24"/>
+          <w:u w:val="single"/>
+        </w:rPr>
+      </w:pPr>
+      <w:r>
+        <w:rPr>
+          <w:rtl w:val="0"/>
+        </w:rPr>
+      </w:r>
+    </w:p>
+    <w:p>
+      <w:pPr>
+        <w:keepNext w:val="0"/>
+        <w:keepLines w:val="0"/>
+        <w:pageBreakBefore w:val="0"/>
+        <w:widowControl w:val="0"/>
+        <w:pBdr>
+          <w:top w:space="0" w:sz="0" w:val="nil"/>
+          <w:left w:space="0" w:sz="0" w:val="nil"/>
+          <w:bottom w:space="0" w:sz="0" w:val="nil"/>
+          <w:right w:space="0" w:sz="0" w:val="nil"/>
+          <w:between w:space="0" w:sz="0" w:val="nil"/>
+        </w:pBdr>
+        <w:shd w:fill="auto" w:val="clear"/>
+        <w:jc w:val="center"/>
+        <w:rPr>
+          <w:b w:val="1"/>
+          <w:sz w:val="24"/>
+          <w:szCs w:val="24"/>
+          <w:u w:val="single"/>
+        </w:rPr>
+      </w:pPr>
+      <w:r>
+        <w:rPr>
+          <w:rtl w:val="0"/>
+        </w:rPr>
+      </w:r>
+    </w:p>
+    <w:p>
+      <w:pPr>
+        <w:jc w:val="center"/>
+        <w:rPr>
+          <w:b w:val="1"/>
+          <w:sz w:val="24"/>
+          <w:szCs w:val="24"/>
+          <w:u w:val="single"/>
+        </w:rPr>
+      </w:pPr>
+      <w:r>
+        <w:rPr>
+          <w:b w:val="1"/>
+          <w:sz w:val="24"/>
+          <w:szCs w:val="24"/>
+          <w:u w:val="single"/>
           <w:rtl w:val="0"/>
         </w:rPr>
         <w:t xml:space="preserve">Meeting 4</w:t>
@@ -459,7 +2798,7 @@
           <w:szCs w:val="24"/>
           <w:rtl w:val="0"/>
         </w:rPr>
-        <w:t xml:space="preserve">Who will do presentation</w:t>
+        <w:t xml:space="preserve">Who will do the presentation</w:t>
       </w:r>
     </w:p>
     <w:p>
@@ -644,7 +2983,7 @@
       <w:pPr>
         <w:numPr>
           <w:ilvl w:val="0"/>
-          <w:numId w:val="12"/>
+          <w:numId w:val="13"/>
         </w:numPr>
         <w:ind w:left="720" w:hanging="360"/>
         <w:rPr>
@@ -666,7 +3005,7 @@
       <w:pPr>
         <w:numPr>
           <w:ilvl w:val="0"/>
-          <w:numId w:val="12"/>
+          <w:numId w:val="13"/>
         </w:numPr>
         <w:ind w:left="720" w:hanging="360"/>
         <w:rPr>
@@ -688,7 +3027,7 @@
       <w:pPr>
         <w:numPr>
           <w:ilvl w:val="0"/>
-          <w:numId w:val="12"/>
+          <w:numId w:val="13"/>
         </w:numPr>
         <w:ind w:left="720" w:hanging="360"/>
         <w:rPr>
@@ -710,7 +3049,7 @@
       <w:pPr>
         <w:numPr>
           <w:ilvl w:val="0"/>
-          <w:numId w:val="12"/>
+          <w:numId w:val="13"/>
         </w:numPr>
         <w:ind w:left="720" w:hanging="360"/>
         <w:rPr>
@@ -732,7 +3071,7 @@
       <w:pPr>
         <w:numPr>
           <w:ilvl w:val="0"/>
-          <w:numId w:val="12"/>
+          <w:numId w:val="13"/>
         </w:numPr>
         <w:ind w:left="720" w:hanging="360"/>
         <w:rPr>
@@ -754,7 +3093,7 @@
       <w:pPr>
         <w:numPr>
           <w:ilvl w:val="0"/>
-          <w:numId w:val="12"/>
+          <w:numId w:val="13"/>
         </w:numPr>
         <w:ind w:left="720" w:hanging="360"/>
         <w:rPr>
@@ -776,7 +3115,7 @@
       <w:pPr>
         <w:numPr>
           <w:ilvl w:val="0"/>
-          <w:numId w:val="12"/>
+          <w:numId w:val="13"/>
         </w:numPr>
         <w:ind w:left="720" w:hanging="360"/>
         <w:rPr>
@@ -9741,6 +12080,116 @@
     </w:lvl>
   </w:abstractNum>
   <w:abstractNum w:abstractNumId="12">
+    <w:lvl w:ilvl="0">
+      <w:start w:val="1"/>
+      <w:numFmt w:val="bullet"/>
+      <w:lvlText w:val="●"/>
+      <w:lvlJc w:val="left"/>
+      <w:pPr>
+        <w:ind w:left="720" w:hanging="360"/>
+      </w:pPr>
+      <w:rPr>
+        <w:u w:val="none"/>
+      </w:rPr>
+    </w:lvl>
+    <w:lvl w:ilvl="1">
+      <w:start w:val="1"/>
+      <w:numFmt w:val="bullet"/>
+      <w:lvlText w:val="○"/>
+      <w:lvlJc w:val="left"/>
+      <w:pPr>
+        <w:ind w:left="1440" w:hanging="360"/>
+      </w:pPr>
+      <w:rPr>
+        <w:u w:val="none"/>
+      </w:rPr>
+    </w:lvl>
+    <w:lvl w:ilvl="2">
+      <w:start w:val="1"/>
+      <w:numFmt w:val="bullet"/>
+      <w:lvlText w:val="■"/>
+      <w:lvlJc w:val="left"/>
+      <w:pPr>
+        <w:ind w:left="2160" w:hanging="360"/>
+      </w:pPr>
+      <w:rPr>
+        <w:u w:val="none"/>
+      </w:rPr>
+    </w:lvl>
+    <w:lvl w:ilvl="3">
+      <w:start w:val="1"/>
+      <w:numFmt w:val="bullet"/>
+      <w:lvlText w:val="●"/>
+      <w:lvlJc w:val="left"/>
+      <w:pPr>
+        <w:ind w:left="2880" w:hanging="360"/>
+      </w:pPr>
+      <w:rPr>
+        <w:u w:val="none"/>
+      </w:rPr>
+    </w:lvl>
+    <w:lvl w:ilvl="4">
+      <w:start w:val="1"/>
+      <w:numFmt w:val="bullet"/>
+      <w:lvlText w:val="○"/>
+      <w:lvlJc w:val="left"/>
+      <w:pPr>
+        <w:ind w:left="3600" w:hanging="360"/>
+      </w:pPr>
+      <w:rPr>
+        <w:u w:val="none"/>
+      </w:rPr>
+    </w:lvl>
+    <w:lvl w:ilvl="5">
+      <w:start w:val="1"/>
+      <w:numFmt w:val="bullet"/>
+      <w:lvlText w:val="■"/>
+      <w:lvlJc w:val="left"/>
+      <w:pPr>
+        <w:ind w:left="4320" w:hanging="360"/>
+      </w:pPr>
+      <w:rPr>
+        <w:u w:val="none"/>
+      </w:rPr>
+    </w:lvl>
+    <w:lvl w:ilvl="6">
+      <w:start w:val="1"/>
+      <w:numFmt w:val="bullet"/>
+      <w:lvlText w:val="●"/>
+      <w:lvlJc w:val="left"/>
+      <w:pPr>
+        <w:ind w:left="5040" w:hanging="360"/>
+      </w:pPr>
+      <w:rPr>
+        <w:u w:val="none"/>
+      </w:rPr>
+    </w:lvl>
+    <w:lvl w:ilvl="7">
+      <w:start w:val="1"/>
+      <w:numFmt w:val="bullet"/>
+      <w:lvlText w:val="○"/>
+      <w:lvlJc w:val="left"/>
+      <w:pPr>
+        <w:ind w:left="5760" w:hanging="360"/>
+      </w:pPr>
+      <w:rPr>
+        <w:u w:val="none"/>
+      </w:rPr>
+    </w:lvl>
+    <w:lvl w:ilvl="8">
+      <w:start w:val="1"/>
+      <w:numFmt w:val="bullet"/>
+      <w:lvlText w:val="■"/>
+      <w:lvlJc w:val="left"/>
+      <w:pPr>
+        <w:ind w:left="6480" w:hanging="360"/>
+      </w:pPr>
+      <w:rPr>
+        <w:u w:val="none"/>
+      </w:rPr>
+    </w:lvl>
+  </w:abstractNum>
+  <w:abstractNum w:abstractNumId="13">
     <w:lvl w:ilvl="0">
       <w:start w:val="1"/>
       <w:numFmt w:val="bullet"/>
@@ -9886,6 +12335,9 @@
   <w:num w:numId="12">
     <w:abstractNumId w:val="12"/>
   </w:num>
+  <w:num w:numId="13">
+    <w:abstractNumId w:val="13"/>
+  </w:num>
 </w:numbering>
 </file>
 
@@ -9911,7 +12363,7 @@
     <w:name w:val="normal"/>
   </w:style>
   <w:style w:type="table" w:styleId="TableNormal" w:default="1">
-    <w:name w:val="Table Normal"/>
+    <w:name w:val="TableNormal"/>
   </w:style>
   <w:style w:type="paragraph" w:styleId="Heading1">
     <w:name w:val="heading 1"/>
